--- a/第四次作业 2026_04/Homework_2026_04.docx
+++ b/第四次作业 2026_04/Homework_2026_04.docx
@@ -23,19 +23,11 @@
           <w:lang w:eastAsia="zh-CN"/>
         </w:rPr>
       </w:pPr>
-      <w:proofErr w:type="spellStart"/>
-      <w:r>
-        <w:rPr>
-          <w:lang w:eastAsia="zh-CN"/>
-        </w:rPr>
-        <w:t>ZiPeng</w:t>
-      </w:r>
-      <w:proofErr w:type="spellEnd"/>
-      <w:r>
-        <w:rPr>
-          <w:lang w:eastAsia="zh-CN"/>
-        </w:rPr>
-        <w:t xml:space="preserve"> Bai</w:t>
+      <w:r>
+        <w:rPr>
+          <w:lang w:eastAsia="zh-CN"/>
+        </w:rPr>
+        <w:t>ZiPeng Bai</w:t>
       </w:r>
     </w:p>
     <w:p>
@@ -64,20 +56,13 @@
         <w:rPr>
           <w:lang w:eastAsia="zh-CN"/>
         </w:rPr>
-        <w:t xml:space="preserve">Exercise </w:t>
-      </w:r>
-      <w:r>
-        <w:rPr>
-          <w:lang w:eastAsia="zh-CN"/>
-        </w:rPr>
-        <w:t>1</w:t>
+        <w:t>Exercise 1</w:t>
       </w:r>
     </w:p>
     <w:p>
       <w:pPr>
         <w:pStyle w:val="a0"/>
         <w:rPr>
-          <w:rFonts w:hint="eastAsia"/>
           <w:b/>
           <w:bCs/>
           <w:color w:val="156082" w:themeColor="accent1"/>
@@ -119,7 +104,7 @@
         <w:pStyle w:val="a0"/>
         <w:jc w:val="both"/>
         <w:rPr>
-          <w:rFonts w:ascii="Times New Roman" w:eastAsia="仿宋" w:hAnsi="Times New Roman" w:cs="Times New Roman" w:hint="eastAsia"/>
+          <w:rFonts w:ascii="Times New Roman" w:eastAsia="仿宋" w:hAnsi="Times New Roman" w:cs="Times New Roman"/>
           <w:lang w:eastAsia="zh-CN"/>
         </w:rPr>
       </w:pPr>
@@ -156,32 +141,14 @@
           <w:bCs/>
           <w:lang w:eastAsia="zh-CN"/>
         </w:rPr>
-        <w:t>机器学习建模</w:t>
+        <w:t>机器学习建模：</w:t>
       </w:r>
       <w:r>
         <w:rPr>
           <w:rFonts w:ascii="Times New Roman" w:eastAsia="仿宋" w:hAnsi="Times New Roman" w:cs="Times New Roman" w:hint="eastAsia"/>
-          <w:b/>
-          <w:bCs/>
-          <w:lang w:eastAsia="zh-CN"/>
-        </w:rPr>
-        <w:t>：</w:t>
-      </w:r>
-      <w:proofErr w:type="gramStart"/>
-      <w:r>
-        <w:rPr>
-          <w:rFonts w:ascii="Times New Roman" w:eastAsia="仿宋" w:hAnsi="Times New Roman" w:cs="Times New Roman" w:hint="eastAsia"/>
-          <w:lang w:eastAsia="zh-CN"/>
-        </w:rPr>
-        <w:t>不</w:t>
-      </w:r>
-      <w:proofErr w:type="gramEnd"/>
-      <w:r>
-        <w:rPr>
-          <w:rFonts w:ascii="Times New Roman" w:eastAsia="仿宋" w:hAnsi="Times New Roman" w:cs="Times New Roman" w:hint="eastAsia"/>
-          <w:lang w:eastAsia="zh-CN"/>
-        </w:rPr>
-        <w:t>预先假设数据生成过程的具体形式，而是通过算法从数据中学习响应变量与预测变量之间的复杂关系。其核心是发现数据中隐含的主导模式，强调预测的准确性与泛化能力。</w:t>
+          <w:lang w:eastAsia="zh-CN"/>
+        </w:rPr>
+        <w:t>不预先假设数据生成过程的具体形式，而是通过算法从数据中学习响应变量与预测变量之间的复杂关系。其核心是发现数据中隐含的主导模式，强调预测的准确性与泛化能力。</w:t>
       </w:r>
     </w:p>
     <w:p>
@@ -248,16 +215,7 @@
           <w:bCs/>
           <w:lang w:eastAsia="zh-CN"/>
         </w:rPr>
-        <w:t>建模目标</w:t>
-      </w:r>
-      <w:r>
-        <w:rPr>
-          <w:rFonts w:ascii="Times New Roman" w:eastAsia="仿宋" w:hAnsi="Times New Roman" w:cs="Times New Roman" w:hint="eastAsia"/>
-          <w:b/>
-          <w:bCs/>
-          <w:lang w:eastAsia="zh-CN"/>
-        </w:rPr>
-        <w:t>：</w:t>
+        <w:t>建模目标：</w:t>
       </w:r>
     </w:p>
     <w:p>
@@ -299,23 +257,7 @@
           <w:rFonts w:ascii="Times New Roman" w:eastAsia="仿宋" w:hAnsi="Times New Roman" w:cs="Times New Roman"/>
           <w:lang w:eastAsia="zh-CN"/>
         </w:rPr>
-        <w:t>机器学习：强调预测性能，以最小</w:t>
-      </w:r>
-      <w:proofErr w:type="gramStart"/>
-      <w:r>
-        <w:rPr>
-          <w:rFonts w:ascii="Times New Roman" w:eastAsia="仿宋" w:hAnsi="Times New Roman" w:cs="Times New Roman"/>
-          <w:lang w:eastAsia="zh-CN"/>
-        </w:rPr>
-        <w:t>化预测</w:t>
-      </w:r>
-      <w:proofErr w:type="gramEnd"/>
-      <w:r>
-        <w:rPr>
-          <w:rFonts w:ascii="Times New Roman" w:eastAsia="仿宋" w:hAnsi="Times New Roman" w:cs="Times New Roman"/>
-          <w:lang w:eastAsia="zh-CN"/>
-        </w:rPr>
-        <w:t>误差为主要目标，不要求模型具有可解释性。即使模型内部机制复杂，预测效果好即可接受。</w:t>
+        <w:t>机器学习：强调预测性能，以最小化预测误差为主要目标，不要求模型具有可解释性。即使模型内部机制复杂，预测效果好即可接受。</w:t>
       </w:r>
     </w:p>
     <w:p>
@@ -387,7 +329,7 @@
         </w:numPr>
         <w:jc w:val="both"/>
         <w:rPr>
-          <w:rFonts w:ascii="Times New Roman" w:eastAsia="仿宋" w:hAnsi="Times New Roman" w:cs="Times New Roman" w:hint="eastAsia"/>
+          <w:rFonts w:ascii="Times New Roman" w:eastAsia="仿宋" w:hAnsi="Times New Roman" w:cs="Times New Roman"/>
           <w:lang w:eastAsia="zh-CN"/>
         </w:rPr>
       </w:pPr>
@@ -418,7 +360,7 @@
         <w:pStyle w:val="a0"/>
         <w:jc w:val="both"/>
         <w:rPr>
-          <w:rFonts w:ascii="Times New Roman" w:eastAsia="仿宋" w:hAnsi="Times New Roman" w:cs="Times New Roman" w:hint="eastAsia"/>
+          <w:rFonts w:ascii="Times New Roman" w:eastAsia="仿宋" w:hAnsi="Times New Roman" w:cs="Times New Roman"/>
           <w:b/>
           <w:bCs/>
           <w:lang w:eastAsia="zh-CN"/>
@@ -482,29 +424,29 @@
         </w:numPr>
         <w:jc w:val="both"/>
         <w:rPr>
+          <w:rFonts w:ascii="Times New Roman" w:eastAsia="仿宋" w:hAnsi="Times New Roman" w:cs="Times New Roman"/>
+          <w:lang w:eastAsia="zh-CN"/>
+        </w:rPr>
+      </w:pPr>
+      <w:r>
+        <w:rPr>
           <w:rFonts w:ascii="Times New Roman" w:eastAsia="仿宋" w:hAnsi="Times New Roman" w:cs="Times New Roman" w:hint="eastAsia"/>
           <w:lang w:eastAsia="zh-CN"/>
         </w:rPr>
-      </w:pPr>
+        <w:t>机器学习：通过训练集与测试集的划分，利用测试集上的泛化误差来评估模型优劣，常用指标包括准确率、均方误差、</w:t>
+      </w:r>
       <w:r>
         <w:rPr>
           <w:rFonts w:ascii="Times New Roman" w:eastAsia="仿宋" w:hAnsi="Times New Roman" w:cs="Times New Roman" w:hint="eastAsia"/>
           <w:lang w:eastAsia="zh-CN"/>
         </w:rPr>
-        <w:t>机器学习：通过训练集与测试集的划分，利用测试集上的泛化误差来评估模型优劣，常用指标包括准确率、均方误差、</w:t>
+        <w:t>AUC</w:t>
       </w:r>
       <w:r>
         <w:rPr>
           <w:rFonts w:ascii="Times New Roman" w:eastAsia="仿宋" w:hAnsi="Times New Roman" w:cs="Times New Roman" w:hint="eastAsia"/>
           <w:lang w:eastAsia="zh-CN"/>
         </w:rPr>
-        <w:t>AUC</w:t>
-      </w:r>
-      <w:r>
-        <w:rPr>
-          <w:rFonts w:ascii="Times New Roman" w:eastAsia="仿宋" w:hAnsi="Times New Roman" w:cs="Times New Roman" w:hint="eastAsia"/>
-          <w:lang w:eastAsia="zh-CN"/>
-        </w:rPr>
         <w:t>等，不依赖对模型参数的统计检验。</w:t>
       </w:r>
     </w:p>
@@ -520,13 +462,7 @@
           <w:lang w:eastAsia="zh-CN"/>
         </w:rPr>
         <w:lastRenderedPageBreak/>
-        <w:t>E</w:t>
-      </w:r>
-      <w:r>
-        <w:rPr>
-          <w:lang w:eastAsia="zh-CN"/>
-        </w:rPr>
-        <w:t>xercise 2</w:t>
+        <w:t>Exercise 2</w:t>
       </w:r>
     </w:p>
     <w:p>
@@ -569,7 +505,6 @@
         </w:rPr>
         <w:t>为各种机器学习算法提供了统一模板，加载</w:t>
       </w:r>
-      <w:proofErr w:type="spellStart"/>
       <w:r>
         <w:rPr>
           <w:rFonts w:hint="eastAsia"/>
@@ -580,7 +515,6 @@
         </w:rPr>
         <w:t>doubs</w:t>
       </w:r>
-      <w:proofErr w:type="spellEnd"/>
       <w:r>
         <w:rPr>
           <w:rFonts w:hint="eastAsia"/>
@@ -622,7 +556,6 @@
         </w:rPr>
         <w:t>）对于</w:t>
       </w:r>
-      <w:proofErr w:type="spellStart"/>
       <w:r>
         <w:rPr>
           <w:rFonts w:hint="eastAsia"/>
@@ -633,7 +566,6 @@
         </w:rPr>
         <w:t>doubs</w:t>
       </w:r>
-      <w:proofErr w:type="spellEnd"/>
       <w:r>
         <w:rPr>
           <w:rFonts w:hint="eastAsia"/>
@@ -644,7 +576,6 @@
         </w:rPr>
         <w:t>中的鱼群数据，按照样地，计算各样地鱼类总丰度，作为新列</w:t>
       </w:r>
-      <w:proofErr w:type="spellStart"/>
       <w:r>
         <w:rPr>
           <w:rFonts w:hint="eastAsia"/>
@@ -655,7 +586,6 @@
         </w:rPr>
         <w:t>abund</w:t>
       </w:r>
-      <w:proofErr w:type="spellEnd"/>
       <w:r>
         <w:rPr>
           <w:rFonts w:hint="eastAsia"/>
@@ -677,14 +607,12 @@
         </w:rPr>
         <w:t xml:space="preserve"># </w:t>
       </w:r>
-      <w:proofErr w:type="spellStart"/>
       <w:r>
         <w:rPr>
           <w:rStyle w:val="CommentTok"/>
         </w:rPr>
         <w:t>加载所需包</w:t>
       </w:r>
-      <w:proofErr w:type="spellEnd"/>
       <w:r>
         <w:br/>
       </w:r>
@@ -781,13 +709,7 @@
         <w:rPr>
           <w:rStyle w:val="VerbatimChar"/>
         </w:rPr>
-        <w:t xml:space="preserve">## ✔ dplyr     1.1.4   </w:t>
-      </w:r>
-      <w:r>
-        <w:rPr>
-          <w:rStyle w:val="VerbatimChar"/>
-        </w:rPr>
-        <w:t xml:space="preserve">  ✔ readr     2.1.5</w:t>
+        <w:t>## ✔ dplyr     1.1.4     ✔ readr     2.1.5</w:t>
       </w:r>
       <w:r>
         <w:br/>
@@ -832,13 +754,7 @@
         <w:rPr>
           <w:rStyle w:val="VerbatimChar"/>
         </w:rPr>
-        <w:t xml:space="preserve">## ── Conflicts ────────────────────────────────────────── tidyverse_conflicts() </w:t>
-      </w:r>
-      <w:r>
-        <w:rPr>
-          <w:rStyle w:val="VerbatimChar"/>
-        </w:rPr>
-        <w:t>──</w:t>
+        <w:t>## ── Conflicts ────────────────────────────────────────── tidyverse_conflicts() ──</w:t>
       </w:r>
       <w:r>
         <w:br/>
@@ -893,13 +809,7 @@
         <w:rPr>
           <w:rStyle w:val="VerbatimChar"/>
         </w:rPr>
-        <w:t>## Warning: package 'randomForest' was bui</w:t>
-      </w:r>
-      <w:r>
-        <w:rPr>
-          <w:rStyle w:val="VerbatimChar"/>
-        </w:rPr>
-        <w:t>lt under R version 4.5.3</w:t>
+        <w:t>## Warning: package 'randomForest' was built under R version 4.5.3</w:t>
       </w:r>
     </w:p>
     <w:p>
@@ -991,13 +901,7 @@
         <w:rPr>
           <w:rStyle w:val="VerbatimChar"/>
         </w:rPr>
-        <w:t xml:space="preserve">## The following object is </w:t>
-      </w:r>
-      <w:r>
-        <w:rPr>
-          <w:rStyle w:val="VerbatimChar"/>
-        </w:rPr>
-        <w:t>masked from 'package:ggplot2':</w:t>
+        <w:t>## The following object is masked from 'package:ggplot2':</w:t>
       </w:r>
       <w:r>
         <w:br/>
@@ -1103,13 +1007,7 @@
         <w:rPr>
           <w:rStyle w:val="VerbatimChar"/>
         </w:rPr>
-        <w:t>## The following object is masked from 'package</w:t>
-      </w:r>
-      <w:r>
-        <w:rPr>
-          <w:rStyle w:val="VerbatimChar"/>
-        </w:rPr>
-        <w:t>:purrr':</w:t>
+        <w:t>## The following object is masked from 'package:purrr':</w:t>
       </w:r>
       <w:r>
         <w:br/>
@@ -1243,75 +1141,48 @@
         <w:rPr>
           <w:rStyle w:val="FunctionTok"/>
         </w:rPr>
-        <w:t>as.data.frame</w:t>
-      </w:r>
-      <w:r>
-        <w:rPr>
-          <w:rStyle w:val="NormalTok"/>
-        </w:rPr>
-        <w:t xml:space="preserve">() </w:t>
-      </w:r>
-      <w:r>
-        <w:rPr>
-          <w:rStyle w:val="SpecialCharTok"/>
-        </w:rPr>
-        <w:t>%&gt;%</w:t>
-      </w:r>
-      <w:r>
-        <w:br/>
-      </w:r>
-      <w:r>
-        <w:rPr>
-          <w:rStyle w:val="NormalTok"/>
-        </w:rPr>
-        <w:t xml:space="preserve">  </w:t>
+        <w:t>mutate</w:t>
+      </w:r>
+      <w:r>
+        <w:rPr>
+          <w:rStyle w:val="NormalTok"/>
+        </w:rPr>
+        <w:t>(</w:t>
+      </w:r>
+      <w:r>
+        <w:rPr>
+          <w:rStyle w:val="AttributeTok"/>
+        </w:rPr>
+        <w:t>abund =</w:t>
+      </w:r>
+      <w:r>
+        <w:rPr>
+          <w:rStyle w:val="NormalTok"/>
+        </w:rPr>
+        <w:t xml:space="preserve"> </w:t>
       </w:r>
       <w:r>
         <w:rPr>
           <w:rStyle w:val="FunctionTok"/>
         </w:rPr>
-        <w:t>mutate</w:t>
-      </w:r>
-      <w:r>
-        <w:rPr>
-          <w:rStyle w:val="NormalTok"/>
-        </w:rPr>
-        <w:t>(</w:t>
-      </w:r>
-      <w:r>
-        <w:rPr>
-          <w:rStyle w:val="AttributeTok"/>
-        </w:rPr>
-        <w:t>abund =</w:t>
-      </w:r>
-      <w:r>
-        <w:rPr>
-          <w:rStyle w:val="NormalTok"/>
-        </w:rPr>
-        <w:t xml:space="preserve"> </w:t>
+        <w:t>rowSums</w:t>
+      </w:r>
+      <w:r>
+        <w:rPr>
+          <w:rStyle w:val="NormalTok"/>
+        </w:rPr>
+        <w:t>(.))</w:t>
+      </w:r>
+      <w:r>
+        <w:br/>
+      </w:r>
+      <w:r>
+        <w:br/>
       </w:r>
       <w:r>
         <w:rPr>
           <w:rStyle w:val="FunctionTok"/>
         </w:rPr>
-        <w:t>rowSums</w:t>
-      </w:r>
-      <w:r>
-        <w:rPr>
-          <w:rStyle w:val="NormalTok"/>
-        </w:rPr>
-        <w:t>(.))</w:t>
-      </w:r>
-      <w:r>
-        <w:br/>
-      </w:r>
-      <w:r>
-        <w:br/>
-      </w:r>
-      <w:r>
-        <w:rPr>
-          <w:rStyle w:val="FunctionTok"/>
-        </w:rPr>
         <w:t>str</w:t>
       </w:r>
       <w:r>
@@ -1449,13 +1320,7 @@
         <w:rPr>
           <w:rStyle w:val="VerbatimChar"/>
         </w:rPr>
-        <w:t xml:space="preserve">##  </w:t>
-      </w:r>
-      <w:r>
-        <w:rPr>
-          <w:rStyle w:val="VerbatimChar"/>
-        </w:rPr>
-        <w:t>$ Spbi : num  0 0 0 0 0 0 0 0 0 0 ...</w:t>
+        <w:t>##  $ Spbi : num  0 0 0 0 0 0 0 0 0 0 ...</w:t>
       </w:r>
       <w:r>
         <w:br/>
@@ -1509,13 +1374,7 @@
         <w:rPr>
           <w:rStyle w:val="VerbatimChar"/>
         </w:rPr>
-        <w:t>##  $ Sc</w:t>
-      </w:r>
-      <w:r>
-        <w:rPr>
-          <w:rStyle w:val="VerbatimChar"/>
-        </w:rPr>
-        <w:t>er : num  0 0 0 0 2 0 0 0 0 0 ...</w:t>
+        <w:t>##  $ Scer : num  0 0 0 0 2 0 0 0 0 0 ...</w:t>
       </w:r>
       <w:r>
         <w:br/>
@@ -1569,13 +1428,7 @@
         <w:rPr>
           <w:rStyle w:val="VerbatimChar"/>
         </w:rPr>
-        <w:t>##  $ Ruru :</w:t>
-      </w:r>
-      <w:r>
-        <w:rPr>
-          <w:rStyle w:val="VerbatimChar"/>
-        </w:rPr>
-        <w:t xml:space="preserve"> num  0 0 0 0 5 1 0 0 4 0 ...</w:t>
+        <w:t>##  $ Ruru : num  0 0 0 0 5 1 0 0 4 0 ...</w:t>
       </w:r>
       <w:r>
         <w:br/>
@@ -1620,13 +1473,7 @@
         <w:rPr>
           <w:rStyle w:val="VerbatimChar"/>
         </w:rPr>
-        <w:t>##   ..- attr(*, "names")= chr [1:30] "1" "2</w:t>
-      </w:r>
-      <w:r>
-        <w:rPr>
-          <w:rStyle w:val="VerbatimChar"/>
-        </w:rPr>
-        <w:t>" "3" "4" ...</w:t>
+        <w:t>##   ..- attr(*, "names")= chr [1:30] "1" "2" "3" "4" ...</w:t>
       </w:r>
     </w:p>
     <w:p>
@@ -1680,37 +1527,53 @@
     <w:p>
       <w:pPr>
         <w:pStyle w:val="SourceCode"/>
-      </w:pPr>
-      <w:r>
-        <w:rPr>
-          <w:rStyle w:val="VerbatimChar"/>
+        <w:rPr>
+          <w:lang w:eastAsia="zh-CN"/>
+        </w:rPr>
+      </w:pPr>
+      <w:r>
+        <w:rPr>
+          <w:rStyle w:val="VerbatimChar"/>
+          <w:lang w:eastAsia="zh-CN"/>
         </w:rPr>
         <w:t xml:space="preserve">##  1  2  3  4  5  6  7  8  9 10 11 12 13 14 15 16 17 18 19 20 21 22 23 24 25 26 </w:t>
       </w:r>
       <w:r>
-        <w:br/>
-      </w:r>
-      <w:r>
-        <w:rPr>
-          <w:rStyle w:val="VerbatimChar"/>
+        <w:rPr>
+          <w:lang w:eastAsia="zh-CN"/>
+        </w:rPr>
+        <w:br/>
+      </w:r>
+      <w:r>
+        <w:rPr>
+          <w:rStyle w:val="VerbatimChar"/>
+          <w:lang w:eastAsia="zh-CN"/>
         </w:rPr>
         <w:t xml:space="preserve">##  3 12 16 21 34 21 16  0 14 14 11 18 19 28 33 40 44 42 46 56 62 72  4 15 11 43 </w:t>
       </w:r>
       <w:r>
-        <w:br/>
-      </w:r>
-      <w:r>
-        <w:rPr>
-          <w:rStyle w:val="VerbatimChar"/>
+        <w:rPr>
+          <w:lang w:eastAsia="zh-CN"/>
+        </w:rPr>
+        <w:br/>
+      </w:r>
+      <w:r>
+        <w:rPr>
+          <w:rStyle w:val="VerbatimChar"/>
+          <w:lang w:eastAsia="zh-CN"/>
         </w:rPr>
         <w:t xml:space="preserve">## 27 28 29 30 </w:t>
       </w:r>
       <w:r>
-        <w:br/>
-      </w:r>
-      <w:r>
-        <w:rPr>
-          <w:rStyle w:val="VerbatimChar"/>
+        <w:rPr>
+          <w:lang w:eastAsia="zh-CN"/>
+        </w:rPr>
+        <w:br/>
+      </w:r>
+      <w:r>
+        <w:rPr>
+          <w:rStyle w:val="VerbatimChar"/>
+          <w:lang w:eastAsia="zh-CN"/>
         </w:rPr>
         <w:t>## 63 70 87 89</w:t>
       </w:r>
@@ -1840,7 +1703,6 @@
         </w:rPr>
         <w:t xml:space="preserve"> </w:t>
       </w:r>
-      <w:proofErr w:type="spellStart"/>
       <w:r>
         <w:rPr>
           <w:rFonts w:hint="eastAsia"/>
@@ -1849,7 +1711,6 @@
         </w:rPr>
         <w:t>abund</w:t>
       </w:r>
-      <w:proofErr w:type="spellEnd"/>
       <w:r>
         <w:rPr>
           <w:rFonts w:hint="eastAsia"/>
@@ -1866,6 +1727,7 @@
           <w:b/>
           <w:bCs/>
           <w:color w:val="156082" w:themeColor="accent1"/>
+          <w:lang w:eastAsia="zh-CN"/>
         </w:rPr>
       </w:pPr>
     </w:p>
@@ -1896,7 +1758,6 @@
         </w:rPr>
         <w:t>）利用</w:t>
       </w:r>
-      <w:proofErr w:type="gramStart"/>
       <w:r>
         <w:rPr>
           <w:rFonts w:hint="eastAsia"/>
@@ -1904,9 +1765,8 @@
           <w:bCs/>
           <w:color w:val="156082" w:themeColor="accent1"/>
         </w:rPr>
-        <w:t>train(</w:t>
-      </w:r>
-      <w:proofErr w:type="gramEnd"/>
+        <w:t>train()</w:t>
+      </w:r>
       <w:r>
         <w:rPr>
           <w:rFonts w:hint="eastAsia"/>
@@ -1914,27 +1774,431 @@
           <w:bCs/>
           <w:color w:val="156082" w:themeColor="accent1"/>
         </w:rPr>
+        <w:t>，采用默认</w:t>
+      </w:r>
+      <w:r>
+        <w:rPr>
+          <w:rFonts w:hint="eastAsia"/>
+          <w:b/>
+          <w:bCs/>
+          <w:color w:val="156082" w:themeColor="accent1"/>
+        </w:rPr>
+        <w:t>boostrap</w:t>
+      </w:r>
+      <w:r>
+        <w:rPr>
+          <w:rFonts w:hint="eastAsia"/>
+          <w:b/>
+          <w:bCs/>
+          <w:color w:val="156082" w:themeColor="accent1"/>
+        </w:rPr>
+        <w:t>重采样方法，训练随机森林（</w:t>
+      </w:r>
+      <w:r>
+        <w:rPr>
+          <w:rFonts w:hint="eastAsia"/>
+          <w:b/>
+          <w:bCs/>
+          <w:color w:val="156082" w:themeColor="accent1"/>
+        </w:rPr>
+        <w:t>randomForest</w:t>
+      </w:r>
+      <w:r>
+        <w:rPr>
+          <w:rFonts w:hint="eastAsia"/>
+          <w:b/>
+          <w:bCs/>
+          <w:color w:val="156082" w:themeColor="accent1"/>
+        </w:rPr>
+        <w:t>）模型</w:t>
+      </w:r>
+      <w:r>
+        <w:rPr>
+          <w:b/>
+          <w:bCs/>
+          <w:color w:val="156082" w:themeColor="accent1"/>
+        </w:rPr>
+        <w:t xml:space="preserve"> model_rf &lt;- train(abund ~ ., data = training_data, method = “__“)</w:t>
+      </w:r>
+    </w:p>
+    <w:p>
+      <w:pPr>
+        <w:pStyle w:val="a0"/>
+        <w:rPr>
+          <w:color w:val="C00000"/>
+        </w:rPr>
+      </w:pPr>
+      <w:r>
+        <w:rPr>
+          <w:rFonts w:hint="eastAsia"/>
+          <w:color w:val="C00000"/>
+        </w:rPr>
+        <w:t>填空</w:t>
+      </w:r>
+      <w:r>
+        <w:rPr>
+          <w:color w:val="C00000"/>
+        </w:rPr>
+        <w:t xml:space="preserve"> method = “rf”</w:t>
+      </w:r>
+    </w:p>
+    <w:p>
+      <w:pPr>
+        <w:pStyle w:val="SourceCode"/>
+      </w:pPr>
+      <w:r>
+        <w:rPr>
+          <w:rStyle w:val="CommentTok"/>
+        </w:rPr>
+        <w:t xml:space="preserve"># </w:t>
+      </w:r>
+      <w:r>
+        <w:rPr>
+          <w:rStyle w:val="CommentTok"/>
+        </w:rPr>
+        <w:t>拆分数据集（训练集</w:t>
+      </w:r>
+      <w:r>
+        <w:rPr>
+          <w:rStyle w:val="CommentTok"/>
+        </w:rPr>
+        <w:t xml:space="preserve"> 70%</w:t>
+      </w:r>
+      <w:r>
+        <w:rPr>
+          <w:rStyle w:val="CommentTok"/>
+        </w:rPr>
+        <w:t>，测试集</w:t>
+      </w:r>
+      <w:r>
+        <w:rPr>
+          <w:rStyle w:val="CommentTok"/>
+        </w:rPr>
+        <w:t xml:space="preserve"> 30%</w:t>
+      </w:r>
+      <w:r>
+        <w:rPr>
+          <w:rStyle w:val="CommentTok"/>
+        </w:rPr>
+        <w:t>）</w:t>
+      </w:r>
+      <w:r>
+        <w:br/>
+      </w:r>
+      <w:r>
+        <w:rPr>
+          <w:rStyle w:val="FunctionTok"/>
+        </w:rPr>
+        <w:t>set.seed</w:t>
+      </w:r>
+      <w:r>
+        <w:rPr>
+          <w:rStyle w:val="NormalTok"/>
+        </w:rPr>
+        <w:t>(</w:t>
+      </w:r>
+      <w:r>
+        <w:rPr>
+          <w:rStyle w:val="DecValTok"/>
+        </w:rPr>
+        <w:t>777</w:t>
+      </w:r>
+      <w:r>
+        <w:rPr>
+          <w:rStyle w:val="NormalTok"/>
+        </w:rPr>
         <w:t>)</w:t>
       </w:r>
       <w:r>
-        <w:rPr>
-          <w:rFonts w:hint="eastAsia"/>
+        <w:br/>
+      </w:r>
+      <w:r>
+        <w:rPr>
+          <w:rStyle w:val="NormalTok"/>
+        </w:rPr>
+        <w:t xml:space="preserve">train_index </w:t>
+      </w:r>
+      <w:r>
+        <w:rPr>
+          <w:rStyle w:val="OtherTok"/>
+        </w:rPr>
+        <w:t>&lt;-</w:t>
+      </w:r>
+      <w:r>
+        <w:rPr>
+          <w:rStyle w:val="NormalTok"/>
+        </w:rPr>
+        <w:t xml:space="preserve"> </w:t>
+      </w:r>
+      <w:r>
+        <w:rPr>
+          <w:rStyle w:val="FunctionTok"/>
+        </w:rPr>
+        <w:t>createDataPartition</w:t>
+      </w:r>
+      <w:r>
+        <w:rPr>
+          <w:rStyle w:val="NormalTok"/>
+        </w:rPr>
+        <w:t>(df</w:t>
+      </w:r>
+      <w:r>
+        <w:rPr>
+          <w:rStyle w:val="SpecialCharTok"/>
+        </w:rPr>
+        <w:t>$</w:t>
+      </w:r>
+      <w:r>
+        <w:rPr>
+          <w:rStyle w:val="NormalTok"/>
+        </w:rPr>
+        <w:t xml:space="preserve">abund, </w:t>
+      </w:r>
+      <w:r>
+        <w:rPr>
+          <w:rStyle w:val="AttributeTok"/>
+        </w:rPr>
+        <w:t>p =</w:t>
+      </w:r>
+      <w:r>
+        <w:rPr>
+          <w:rStyle w:val="NormalTok"/>
+        </w:rPr>
+        <w:t xml:space="preserve"> </w:t>
+      </w:r>
+      <w:r>
+        <w:rPr>
+          <w:rStyle w:val="FloatTok"/>
+        </w:rPr>
+        <w:t>0.7</w:t>
+      </w:r>
+      <w:r>
+        <w:rPr>
+          <w:rStyle w:val="NormalTok"/>
+        </w:rPr>
+        <w:t xml:space="preserve">, </w:t>
+      </w:r>
+      <w:r>
+        <w:rPr>
+          <w:rStyle w:val="AttributeTok"/>
+        </w:rPr>
+        <w:t>list =</w:t>
+      </w:r>
+      <w:r>
+        <w:rPr>
+          <w:rStyle w:val="NormalTok"/>
+        </w:rPr>
+        <w:t xml:space="preserve"> </w:t>
+      </w:r>
+      <w:r>
+        <w:rPr>
+          <w:rStyle w:val="ConstantTok"/>
+        </w:rPr>
+        <w:t>FALSE</w:t>
+      </w:r>
+      <w:r>
+        <w:rPr>
+          <w:rStyle w:val="NormalTok"/>
+        </w:rPr>
+        <w:t>)</w:t>
+      </w:r>
+      <w:r>
+        <w:br/>
+      </w:r>
+      <w:r>
+        <w:rPr>
+          <w:rStyle w:val="NormalTok"/>
+        </w:rPr>
+        <w:t xml:space="preserve">training_data </w:t>
+      </w:r>
+      <w:r>
+        <w:rPr>
+          <w:rStyle w:val="OtherTok"/>
+        </w:rPr>
+        <w:t>&lt;-</w:t>
+      </w:r>
+      <w:r>
+        <w:rPr>
+          <w:rStyle w:val="NormalTok"/>
+        </w:rPr>
+        <w:t xml:space="preserve"> df[train_index, ]</w:t>
+      </w:r>
+      <w:r>
+        <w:br/>
+      </w:r>
+      <w:r>
+        <w:rPr>
+          <w:rStyle w:val="NormalTok"/>
+        </w:rPr>
+        <w:t xml:space="preserve">testing_data  </w:t>
+      </w:r>
+      <w:r>
+        <w:rPr>
+          <w:rStyle w:val="OtherTok"/>
+        </w:rPr>
+        <w:t>&lt;-</w:t>
+      </w:r>
+      <w:r>
+        <w:rPr>
+          <w:rStyle w:val="NormalTok"/>
+        </w:rPr>
+        <w:t xml:space="preserve"> df[</w:t>
+      </w:r>
+      <w:r>
+        <w:rPr>
+          <w:rStyle w:val="SpecialCharTok"/>
+        </w:rPr>
+        <w:t>-</w:t>
+      </w:r>
+      <w:r>
+        <w:rPr>
+          <w:rStyle w:val="NormalTok"/>
+        </w:rPr>
+        <w:t>train_index, ]</w:t>
+      </w:r>
+      <w:r>
+        <w:br/>
+      </w:r>
+      <w:r>
+        <w:br/>
+      </w:r>
+      <w:r>
+        <w:rPr>
+          <w:rStyle w:val="CommentTok"/>
+        </w:rPr>
+        <w:t xml:space="preserve"># </w:t>
+      </w:r>
+      <w:r>
+        <w:rPr>
+          <w:rStyle w:val="CommentTok"/>
+        </w:rPr>
+        <w:t>基础随机森林模型，默认</w:t>
+      </w:r>
+      <w:r>
+        <w:rPr>
+          <w:rStyle w:val="CommentTok"/>
+        </w:rPr>
+        <w:t xml:space="preserve"> bootstrap </w:t>
+      </w:r>
+      <w:r>
+        <w:rPr>
+          <w:rStyle w:val="CommentTok"/>
+        </w:rPr>
+        <w:t>重采样，填空填</w:t>
+      </w:r>
+      <w:r>
+        <w:rPr>
+          <w:rStyle w:val="CommentTok"/>
+        </w:rPr>
+        <w:t xml:space="preserve"> rf </w:t>
+      </w:r>
+      <w:r>
+        <w:rPr>
+          <w:rStyle w:val="CommentTok"/>
+        </w:rPr>
+        <w:t>即随机森林方法</w:t>
+      </w:r>
+      <w:r>
+        <w:br/>
+      </w:r>
+      <w:r>
+        <w:rPr>
+          <w:rStyle w:val="NormalTok"/>
+        </w:rPr>
+        <w:t xml:space="preserve">model_rf </w:t>
+      </w:r>
+      <w:r>
+        <w:rPr>
+          <w:rStyle w:val="OtherTok"/>
+        </w:rPr>
+        <w:t>&lt;-</w:t>
+      </w:r>
+      <w:r>
+        <w:rPr>
+          <w:rStyle w:val="NormalTok"/>
+        </w:rPr>
+        <w:t xml:space="preserve"> </w:t>
+      </w:r>
+      <w:r>
+        <w:rPr>
+          <w:rStyle w:val="FunctionTok"/>
+        </w:rPr>
+        <w:t>train</w:t>
+      </w:r>
+      <w:r>
+        <w:rPr>
+          <w:rStyle w:val="NormalTok"/>
+        </w:rPr>
+        <w:t xml:space="preserve">(abund </w:t>
+      </w:r>
+      <w:r>
+        <w:rPr>
+          <w:rStyle w:val="SpecialCharTok"/>
+        </w:rPr>
+        <w:t>~</w:t>
+      </w:r>
+      <w:r>
+        <w:rPr>
+          <w:rStyle w:val="NormalTok"/>
+        </w:rPr>
+        <w:t xml:space="preserve"> ., </w:t>
+      </w:r>
+      <w:r>
+        <w:rPr>
+          <w:rStyle w:val="AttributeTok"/>
+        </w:rPr>
+        <w:t>data =</w:t>
+      </w:r>
+      <w:r>
+        <w:rPr>
+          <w:rStyle w:val="NormalTok"/>
+        </w:rPr>
+        <w:t xml:space="preserve"> training_data, </w:t>
+      </w:r>
+      <w:r>
+        <w:rPr>
+          <w:rStyle w:val="AttributeTok"/>
+        </w:rPr>
+        <w:t>method =</w:t>
+      </w:r>
+      <w:r>
+        <w:rPr>
+          <w:rStyle w:val="NormalTok"/>
+        </w:rPr>
+        <w:t xml:space="preserve"> </w:t>
+      </w:r>
+      <w:r>
+        <w:rPr>
+          <w:rStyle w:val="StringTok"/>
+        </w:rPr>
+        <w:t>"rf"</w:t>
+      </w:r>
+      <w:r>
+        <w:rPr>
+          <w:rStyle w:val="NormalTok"/>
+        </w:rPr>
+        <w:t xml:space="preserve">)        </w:t>
+      </w:r>
+    </w:p>
+    <w:p>
+      <w:pPr>
+        <w:pStyle w:val="FirstParagraph"/>
+        <w:rPr>
           <w:b/>
           <w:bCs/>
           <w:color w:val="156082" w:themeColor="accent1"/>
         </w:rPr>
-        <w:t>，</w:t>
-      </w:r>
-      <w:proofErr w:type="spellStart"/>
-      <w:r>
-        <w:rPr>
-          <w:rFonts w:hint="eastAsia"/>
+      </w:pPr>
+    </w:p>
+    <w:p>
+      <w:pPr>
+        <w:pStyle w:val="FirstParagraph"/>
+        <w:rPr>
           <w:b/>
           <w:bCs/>
           <w:color w:val="156082" w:themeColor="accent1"/>
         </w:rPr>
-        <w:t>采用默认</w:t>
-      </w:r>
+      </w:pPr>
       <w:r>
         <w:rPr>
           <w:rFonts w:hint="eastAsia"/>
@@ -1942,7 +2206,7 @@
           <w:bCs/>
           <w:color w:val="156082" w:themeColor="accent1"/>
         </w:rPr>
-        <w:t>boostrap</w:t>
+        <w:t>3</w:t>
       </w:r>
       <w:r>
         <w:rPr>
@@ -1951,7 +2215,7 @@
           <w:bCs/>
           <w:color w:val="156082" w:themeColor="accent1"/>
         </w:rPr>
-        <w:t>重采样方法，训练随机森林（</w:t>
+        <w:t>）通过</w:t>
       </w:r>
       <w:r>
         <w:rPr>
@@ -1960,7 +2224,7 @@
           <w:bCs/>
           <w:color w:val="156082" w:themeColor="accent1"/>
         </w:rPr>
-        <w:t>randomForest</w:t>
+        <w:t>trainControl()</w:t>
       </w:r>
       <w:r>
         <w:rPr>
@@ -1969,60 +2233,68 @@
           <w:bCs/>
           <w:color w:val="156082" w:themeColor="accent1"/>
         </w:rPr>
-        <w:t>）模型</w:t>
-      </w:r>
-      <w:proofErr w:type="spellEnd"/>
-      <w:r>
-        <w:rPr>
+        <w:t>，向</w:t>
+      </w:r>
+      <w:r>
+        <w:rPr>
+          <w:rFonts w:hint="eastAsia"/>
           <w:b/>
           <w:bCs/>
           <w:color w:val="156082" w:themeColor="accent1"/>
         </w:rPr>
+        <w:t>train()</w:t>
+      </w:r>
+      <w:r>
+        <w:rPr>
+          <w:rFonts w:hint="eastAsia"/>
+          <w:b/>
+          <w:bCs/>
+          <w:color w:val="156082" w:themeColor="accent1"/>
+        </w:rPr>
+        <w:t>添加</w:t>
+      </w:r>
+      <w:r>
+        <w:rPr>
+          <w:rFonts w:hint="eastAsia"/>
+          <w:b/>
+          <w:bCs/>
+          <w:color w:val="156082" w:themeColor="accent1"/>
+        </w:rPr>
+        <w:t>10-fold</w:t>
+      </w:r>
+      <w:r>
+        <w:rPr>
+          <w:b/>
+          <w:bCs/>
+          <w:color w:val="156082" w:themeColor="accent1"/>
+        </w:rPr>
         <w:t xml:space="preserve"> </w:t>
       </w:r>
-      <w:proofErr w:type="spellStart"/>
-      <w:r>
-        <w:rPr>
+      <w:r>
+        <w:rPr>
+          <w:rFonts w:hint="eastAsia"/>
           <w:b/>
           <w:bCs/>
           <w:color w:val="156082" w:themeColor="accent1"/>
         </w:rPr>
-        <w:t>model_rf</w:t>
-      </w:r>
-      <w:proofErr w:type="spellEnd"/>
-      <w:r>
-        <w:rPr>
+        <w:t>cross-validation</w:t>
+      </w:r>
+      <w:r>
+        <w:rPr>
+          <w:rFonts w:hint="eastAsia"/>
           <w:b/>
           <w:bCs/>
           <w:color w:val="156082" w:themeColor="accent1"/>
         </w:rPr>
-        <w:t xml:space="preserve"> &lt;- train(</w:t>
-      </w:r>
-      <w:proofErr w:type="spellStart"/>
+        <w:t>重采样，以优化参数</w:t>
+      </w:r>
       <w:r>
         <w:rPr>
           <w:b/>
           <w:bCs/>
           <w:color w:val="156082" w:themeColor="accent1"/>
         </w:rPr>
-        <w:t>abund</w:t>
-      </w:r>
-      <w:proofErr w:type="spellEnd"/>
-      <w:r>
-        <w:rPr>
-          <w:b/>
-          <w:bCs/>
-          <w:color w:val="156082" w:themeColor="accent1"/>
-        </w:rPr>
-        <w:t xml:space="preserve"> ~ ., data </w:t>
-      </w:r>
-      <w:r>
-        <w:rPr>
-          <w:b/>
-          <w:bCs/>
-          <w:color w:val="156082" w:themeColor="accent1"/>
-        </w:rPr>
-        <w:t>= training_data, method = “__“)</w:t>
+        <w:t xml:space="preserve"> fitControl &lt;- trainControl(method = “_________”, number = 10, repeats = 5)</w:t>
       </w:r>
     </w:p>
     <w:p>
@@ -2037,1064 +2309,371 @@
           <w:rFonts w:hint="eastAsia"/>
           <w:color w:val="C00000"/>
         </w:rPr>
-        <w:t>填空</w:t>
-      </w:r>
-      <w:r>
-        <w:rPr>
+        <w:t>填空：</w:t>
+      </w:r>
+      <w:r>
+        <w:rPr>
+          <w:rFonts w:hint="eastAsia"/>
           <w:color w:val="C00000"/>
         </w:rPr>
-        <w:t xml:space="preserve"> method = “rf”</w:t>
+        <w:t>method</w:t>
+      </w:r>
+      <w:r>
+        <w:rPr>
+          <w:color w:val="C00000"/>
+        </w:rPr>
+        <w:t xml:space="preserve"> = “repeatedcv”</w:t>
       </w:r>
     </w:p>
     <w:p>
       <w:pPr>
         <w:pStyle w:val="SourceCode"/>
-      </w:pPr>
-      <w:r>
-        <w:rPr>
-          <w:rStyle w:val="CommentTok"/>
+        <w:rPr>
+          <w:lang w:eastAsia="zh-CN"/>
+        </w:rPr>
+      </w:pPr>
+      <w:r>
+        <w:rPr>
+          <w:rStyle w:val="CommentTok"/>
+          <w:lang w:eastAsia="zh-CN"/>
         </w:rPr>
         <w:t xml:space="preserve"># </w:t>
       </w:r>
       <w:r>
         <w:rPr>
           <w:rStyle w:val="CommentTok"/>
-        </w:rPr>
-        <w:t>拆分数据集（训练集</w:t>
-      </w:r>
-      <w:r>
-        <w:rPr>
-          <w:rStyle w:val="CommentTok"/>
-        </w:rPr>
-        <w:t xml:space="preserve"> 70%</w:t>
-      </w:r>
-      <w:r>
-        <w:rPr>
-          <w:rStyle w:val="CommentTok"/>
-        </w:rPr>
-        <w:t>，测试集</w:t>
-      </w:r>
-      <w:r>
-        <w:rPr>
-          <w:rStyle w:val="CommentTok"/>
-        </w:rPr>
-        <w:t xml:space="preserve"> 30%</w:t>
-      </w:r>
-      <w:r>
-        <w:rPr>
-          <w:rStyle w:val="CommentTok"/>
-        </w:rPr>
-        <w:t>）</w:t>
-      </w:r>
-      <w:r>
-        <w:br/>
-      </w:r>
-      <w:proofErr w:type="gramStart"/>
+          <w:lang w:eastAsia="zh-CN"/>
+        </w:rPr>
+        <w:t>添加</w:t>
+      </w:r>
+      <w:r>
+        <w:rPr>
+          <w:rStyle w:val="CommentTok"/>
+          <w:lang w:eastAsia="zh-CN"/>
+        </w:rPr>
+        <w:t xml:space="preserve"> 10 </w:t>
+      </w:r>
+      <w:r>
+        <w:rPr>
+          <w:rStyle w:val="CommentTok"/>
+          <w:lang w:eastAsia="zh-CN"/>
+        </w:rPr>
+        <w:t>折交叉验证，且重复</w:t>
+      </w:r>
+      <w:r>
+        <w:rPr>
+          <w:rStyle w:val="CommentTok"/>
+          <w:lang w:eastAsia="zh-CN"/>
+        </w:rPr>
+        <w:t xml:space="preserve"> 5 </w:t>
+      </w:r>
+      <w:r>
+        <w:rPr>
+          <w:rStyle w:val="CommentTok"/>
+          <w:lang w:eastAsia="zh-CN"/>
+        </w:rPr>
+        <w:t>次。方法填</w:t>
+      </w:r>
+      <w:r>
+        <w:rPr>
+          <w:rStyle w:val="CommentTok"/>
+          <w:lang w:eastAsia="zh-CN"/>
+        </w:rPr>
+        <w:t xml:space="preserve"> repeatedcv</w:t>
+      </w:r>
+      <w:r>
+        <w:rPr>
+          <w:lang w:eastAsia="zh-CN"/>
+        </w:rPr>
+        <w:br/>
+      </w:r>
+      <w:r>
+        <w:rPr>
+          <w:rStyle w:val="NormalTok"/>
+          <w:lang w:eastAsia="zh-CN"/>
+        </w:rPr>
+        <w:t xml:space="preserve">fitControl </w:t>
+      </w:r>
+      <w:r>
+        <w:rPr>
+          <w:rStyle w:val="OtherTok"/>
+          <w:lang w:eastAsia="zh-CN"/>
+        </w:rPr>
+        <w:t>&lt;-</w:t>
+      </w:r>
+      <w:r>
+        <w:rPr>
+          <w:rStyle w:val="NormalTok"/>
+          <w:lang w:eastAsia="zh-CN"/>
+        </w:rPr>
+        <w:t xml:space="preserve"> </w:t>
+      </w:r>
       <w:r>
         <w:rPr>
           <w:rStyle w:val="FunctionTok"/>
-        </w:rPr>
-        <w:t>set.seed</w:t>
-      </w:r>
-      <w:proofErr w:type="gramEnd"/>
-      <w:r>
-        <w:rPr>
-          <w:rStyle w:val="NormalTok"/>
+          <w:lang w:eastAsia="zh-CN"/>
+        </w:rPr>
+        <w:t>trainControl</w:t>
+      </w:r>
+      <w:r>
+        <w:rPr>
+          <w:rStyle w:val="NormalTok"/>
+          <w:lang w:eastAsia="zh-CN"/>
         </w:rPr>
         <w:t>(</w:t>
       </w:r>
       <w:r>
         <w:rPr>
+          <w:rStyle w:val="AttributeTok"/>
+          <w:lang w:eastAsia="zh-CN"/>
+        </w:rPr>
+        <w:t>method =</w:t>
+      </w:r>
+      <w:r>
+        <w:rPr>
+          <w:rStyle w:val="NormalTok"/>
+          <w:lang w:eastAsia="zh-CN"/>
+        </w:rPr>
+        <w:t xml:space="preserve"> </w:t>
+      </w:r>
+      <w:r>
+        <w:rPr>
+          <w:rStyle w:val="StringTok"/>
+          <w:lang w:eastAsia="zh-CN"/>
+        </w:rPr>
+        <w:t>"repeatedcv"</w:t>
+      </w:r>
+      <w:r>
+        <w:rPr>
+          <w:rStyle w:val="NormalTok"/>
+          <w:lang w:eastAsia="zh-CN"/>
+        </w:rPr>
+        <w:t xml:space="preserve">, </w:t>
+      </w:r>
+      <w:r>
+        <w:rPr>
+          <w:rStyle w:val="AttributeTok"/>
+          <w:lang w:eastAsia="zh-CN"/>
+        </w:rPr>
+        <w:t>number =</w:t>
+      </w:r>
+      <w:r>
+        <w:rPr>
+          <w:rStyle w:val="NormalTok"/>
+          <w:lang w:eastAsia="zh-CN"/>
+        </w:rPr>
+        <w:t xml:space="preserve"> </w:t>
+      </w:r>
+      <w:r>
+        <w:rPr>
           <w:rStyle w:val="DecValTok"/>
-        </w:rPr>
-        <w:t>777</w:t>
-      </w:r>
-      <w:r>
-        <w:rPr>
-          <w:rStyle w:val="NormalTok"/>
+          <w:lang w:eastAsia="zh-CN"/>
+        </w:rPr>
+        <w:t>10</w:t>
+      </w:r>
+      <w:r>
+        <w:rPr>
+          <w:rStyle w:val="NormalTok"/>
+          <w:lang w:eastAsia="zh-CN"/>
+        </w:rPr>
+        <w:t xml:space="preserve">, </w:t>
+      </w:r>
+      <w:r>
+        <w:rPr>
+          <w:rStyle w:val="AttributeTok"/>
+          <w:lang w:eastAsia="zh-CN"/>
+        </w:rPr>
+        <w:t>repeats =</w:t>
+      </w:r>
+      <w:r>
+        <w:rPr>
+          <w:rStyle w:val="NormalTok"/>
+          <w:lang w:eastAsia="zh-CN"/>
+        </w:rPr>
+        <w:t xml:space="preserve"> </w:t>
+      </w:r>
+      <w:r>
+        <w:rPr>
+          <w:rStyle w:val="DecValTok"/>
+          <w:lang w:eastAsia="zh-CN"/>
+        </w:rPr>
+        <w:t>5</w:t>
+      </w:r>
+      <w:r>
+        <w:rPr>
+          <w:rStyle w:val="NormalTok"/>
+          <w:lang w:eastAsia="zh-CN"/>
         </w:rPr>
         <w:t>)</w:t>
       </w:r>
       <w:r>
-        <w:br/>
-      </w:r>
-      <w:r>
-        <w:rPr>
-          <w:rStyle w:val="NormalTok"/>
-        </w:rPr>
-        <w:t xml:space="preserve">train_index </w:t>
+        <w:rPr>
+          <w:lang w:eastAsia="zh-CN"/>
+        </w:rPr>
+        <w:br/>
+      </w:r>
+      <w:r>
+        <w:rPr>
+          <w:rStyle w:val="NormalTok"/>
+          <w:lang w:eastAsia="zh-CN"/>
+        </w:rPr>
+        <w:t xml:space="preserve">model_rf_cv </w:t>
       </w:r>
       <w:r>
         <w:rPr>
           <w:rStyle w:val="OtherTok"/>
+          <w:lang w:eastAsia="zh-CN"/>
         </w:rPr>
         <w:t>&lt;-</w:t>
       </w:r>
       <w:r>
         <w:rPr>
           <w:rStyle w:val="NormalTok"/>
+          <w:lang w:eastAsia="zh-CN"/>
         </w:rPr>
         <w:t xml:space="preserve"> </w:t>
       </w:r>
       <w:r>
         <w:rPr>
           <w:rStyle w:val="FunctionTok"/>
-        </w:rPr>
-        <w:t>createDataPartition</w:t>
-      </w:r>
-      <w:r>
-        <w:rPr>
-          <w:rStyle w:val="NormalTok"/>
-        </w:rPr>
-        <w:t>(df</w:t>
+          <w:lang w:eastAsia="zh-CN"/>
+        </w:rPr>
+        <w:t>train</w:t>
+      </w:r>
+      <w:r>
+        <w:rPr>
+          <w:rStyle w:val="NormalTok"/>
+          <w:lang w:eastAsia="zh-CN"/>
+        </w:rPr>
+        <w:t xml:space="preserve">(abund </w:t>
       </w:r>
       <w:r>
         <w:rPr>
           <w:rStyle w:val="SpecialCharTok"/>
-        </w:rPr>
-        <w:t>$</w:t>
-      </w:r>
-      <w:r>
-        <w:rPr>
-          <w:rStyle w:val="NormalTok"/>
-        </w:rPr>
-        <w:t xml:space="preserve">abund, </w:t>
+          <w:lang w:eastAsia="zh-CN"/>
+        </w:rPr>
+        <w:t>~</w:t>
+      </w:r>
+      <w:r>
+        <w:rPr>
+          <w:rStyle w:val="NormalTok"/>
+          <w:lang w:eastAsia="zh-CN"/>
+        </w:rPr>
+        <w:t xml:space="preserve"> ., </w:t>
       </w:r>
       <w:r>
         <w:rPr>
           <w:rStyle w:val="AttributeTok"/>
-        </w:rPr>
-        <w:t>p =</w:t>
-      </w:r>
-      <w:r>
-        <w:rPr>
-          <w:rStyle w:val="NormalTok"/>
+          <w:lang w:eastAsia="zh-CN"/>
+        </w:rPr>
+        <w:t>data =</w:t>
+      </w:r>
+      <w:r>
+        <w:rPr>
+          <w:rStyle w:val="NormalTok"/>
+          <w:lang w:eastAsia="zh-CN"/>
+        </w:rPr>
+        <w:t xml:space="preserve"> training_data, </w:t>
+      </w:r>
+      <w:r>
+        <w:rPr>
+          <w:rStyle w:val="AttributeTok"/>
+          <w:lang w:eastAsia="zh-CN"/>
+        </w:rPr>
+        <w:t>method =</w:t>
+      </w:r>
+      <w:r>
+        <w:rPr>
+          <w:rStyle w:val="NormalTok"/>
+          <w:lang w:eastAsia="zh-CN"/>
         </w:rPr>
         <w:t xml:space="preserve"> </w:t>
       </w:r>
       <w:r>
         <w:rPr>
-          <w:rStyle w:val="FloatTok"/>
-        </w:rPr>
-        <w:t>0.7</w:t>
-      </w:r>
-      <w:r>
-        <w:rPr>
-          <w:rStyle w:val="NormalTok"/>
+          <w:rStyle w:val="StringTok"/>
+          <w:lang w:eastAsia="zh-CN"/>
+        </w:rPr>
+        <w:t>"rf"</w:t>
+      </w:r>
+      <w:r>
+        <w:rPr>
+          <w:rStyle w:val="NormalTok"/>
+          <w:lang w:eastAsia="zh-CN"/>
         </w:rPr>
         <w:t xml:space="preserve">, </w:t>
       </w:r>
       <w:r>
         <w:rPr>
           <w:rStyle w:val="AttributeTok"/>
-        </w:rPr>
-        <w:t>list =</w:t>
-      </w:r>
-      <w:r>
-        <w:rPr>
-          <w:rStyle w:val="NormalTok"/>
-        </w:rPr>
-        <w:t xml:space="preserve"> </w:t>
-      </w:r>
-      <w:r>
-        <w:rPr>
-          <w:rStyle w:val="ConstantTok"/>
-        </w:rPr>
-        <w:t>FALSE</w:t>
-      </w:r>
-      <w:r>
-        <w:rPr>
-          <w:rStyle w:val="NormalTok"/>
-        </w:rPr>
-        <w:t>)</w:t>
-      </w:r>
-      <w:r>
-        <w:br/>
-      </w:r>
-      <w:r>
-        <w:rPr>
-          <w:rStyle w:val="NormalTok"/>
-        </w:rPr>
-        <w:t xml:space="preserve">training_data </w:t>
-      </w:r>
-      <w:r>
-        <w:rPr>
-          <w:rStyle w:val="OtherTok"/>
-        </w:rPr>
-        <w:t>&lt;-</w:t>
-      </w:r>
-      <w:r>
-        <w:rPr>
-          <w:rStyle w:val="NormalTok"/>
-        </w:rPr>
-        <w:t xml:space="preserve"> df[train_index, ]</w:t>
-      </w:r>
-      <w:r>
-        <w:br/>
-      </w:r>
-      <w:r>
-        <w:rPr>
-          <w:rStyle w:val="NormalTok"/>
-        </w:rPr>
-        <w:t xml:space="preserve">testing_data  </w:t>
-      </w:r>
-      <w:r>
-        <w:rPr>
-          <w:rStyle w:val="OtherTok"/>
-        </w:rPr>
-        <w:t>&lt;-</w:t>
-      </w:r>
-      <w:r>
-        <w:rPr>
-          <w:rStyle w:val="NormalTok"/>
-        </w:rPr>
-        <w:t xml:space="preserve"> df[</w:t>
-      </w:r>
-      <w:r>
-        <w:rPr>
-          <w:rStyle w:val="SpecialCharTok"/>
-        </w:rPr>
-        <w:t>-</w:t>
-      </w:r>
-      <w:r>
-        <w:rPr>
-          <w:rStyle w:val="NormalTok"/>
-        </w:rPr>
-        <w:t>train_index, ]</w:t>
-      </w:r>
-      <w:r>
-        <w:br/>
-      </w:r>
-      <w:r>
-        <w:br/>
-      </w:r>
-      <w:r>
-        <w:rPr>
-          <w:rStyle w:val="CommentTok"/>
+          <w:lang w:eastAsia="zh-CN"/>
+        </w:rPr>
+        <w:t>trControl =</w:t>
+      </w:r>
+      <w:r>
+        <w:rPr>
+          <w:rStyle w:val="NormalTok"/>
+          <w:lang w:eastAsia="zh-CN"/>
+        </w:rPr>
+        <w:t xml:space="preserve"> fitControl) </w:t>
+      </w:r>
+      <w:r>
+        <w:rPr>
+          <w:rStyle w:val="CommentTok"/>
+          <w:lang w:eastAsia="zh-CN"/>
         </w:rPr>
         <w:t xml:space="preserve"># </w:t>
       </w:r>
       <w:r>
         <w:rPr>
           <w:rStyle w:val="CommentTok"/>
-        </w:rPr>
-        <w:t>基础随机森林模型，默认</w:t>
-      </w:r>
-      <w:r>
-        <w:rPr>
-          <w:rStyle w:val="CommentTok"/>
-        </w:rPr>
-        <w:t xml:space="preserve"> bootstrap </w:t>
-      </w:r>
-      <w:r>
-        <w:rPr>
-          <w:rStyle w:val="CommentTok"/>
-        </w:rPr>
-        <w:t>重采样，</w:t>
-      </w:r>
-      <w:r>
-        <w:rPr>
-          <w:rStyle w:val="CommentTok"/>
-        </w:rPr>
-        <w:t>填空填</w:t>
-      </w:r>
-      <w:r>
-        <w:rPr>
-          <w:rStyle w:val="CommentTok"/>
-        </w:rPr>
-        <w:t xml:space="preserve"> rf </w:t>
-      </w:r>
-      <w:r>
-        <w:rPr>
-          <w:rStyle w:val="CommentTok"/>
-        </w:rPr>
-        <w:t>即随机森林方法</w:t>
-      </w:r>
-      <w:r>
-        <w:br/>
-      </w:r>
-      <w:r>
-        <w:rPr>
-          <w:rStyle w:val="NormalTok"/>
-        </w:rPr>
-        <w:t xml:space="preserve">model_rf </w:t>
-      </w:r>
-      <w:r>
-        <w:rPr>
-          <w:rStyle w:val="OtherTok"/>
-        </w:rPr>
-        <w:t>&lt;-</w:t>
-      </w:r>
-      <w:r>
-        <w:rPr>
-          <w:rStyle w:val="NormalTok"/>
-        </w:rPr>
-        <w:t xml:space="preserve"> </w:t>
-      </w:r>
-      <w:r>
-        <w:rPr>
-          <w:rStyle w:val="FunctionTok"/>
-        </w:rPr>
-        <w:t>train</w:t>
-      </w:r>
-      <w:r>
-        <w:rPr>
-          <w:rStyle w:val="NormalTok"/>
-        </w:rPr>
-        <w:t xml:space="preserve">(abund </w:t>
-      </w:r>
-      <w:r>
-        <w:rPr>
-          <w:rStyle w:val="SpecialCharTok"/>
-        </w:rPr>
-        <w:t>~</w:t>
-      </w:r>
-      <w:r>
-        <w:rPr>
-          <w:rStyle w:val="NormalTok"/>
-        </w:rPr>
-        <w:t xml:space="preserve"> ., </w:t>
-      </w:r>
-      <w:r>
-        <w:rPr>
-          <w:rStyle w:val="AttributeTok"/>
-        </w:rPr>
-        <w:t>data =</w:t>
-      </w:r>
-      <w:r>
-        <w:rPr>
-          <w:rStyle w:val="NormalTok"/>
-        </w:rPr>
-        <w:t xml:space="preserve"> training_data, </w:t>
-      </w:r>
-      <w:r>
-        <w:rPr>
-          <w:rStyle w:val="AttributeTok"/>
-        </w:rPr>
-        <w:t>method =</w:t>
-      </w:r>
-      <w:r>
-        <w:rPr>
-          <w:rStyle w:val="NormalTok"/>
-        </w:rPr>
-        <w:t xml:space="preserve"> </w:t>
-      </w:r>
-      <w:r>
-        <w:rPr>
-          <w:rStyle w:val="StringTok"/>
-        </w:rPr>
-        <w:t>"rf"</w:t>
-      </w:r>
-      <w:r>
-        <w:rPr>
-          <w:rStyle w:val="NormalTok"/>
-        </w:rPr>
-        <w:t xml:space="preserve">)        </w:t>
+          <w:lang w:eastAsia="zh-CN"/>
+        </w:rPr>
+        <w:t>需要传入新的</w:t>
+      </w:r>
+      <w:r>
+        <w:rPr>
+          <w:rStyle w:val="CommentTok"/>
+          <w:lang w:eastAsia="zh-CN"/>
+        </w:rPr>
+        <w:t xml:space="preserve"> fitControl </w:t>
+      </w:r>
+    </w:p>
+    <w:p>
+      <w:pPr>
+        <w:pStyle w:val="SourceCode"/>
+      </w:pPr>
+      <w:r>
+        <w:rPr>
+          <w:rStyle w:val="VerbatimChar"/>
+        </w:rPr>
+        <w:t>## Warning in nominalTrainWorkflow(x = x, y = y, wts = weights, info = trainInfo,</w:t>
+      </w:r>
+      <w:r>
+        <w:br/>
+      </w:r>
+      <w:r>
+        <w:rPr>
+          <w:rStyle w:val="VerbatimChar"/>
+        </w:rPr>
+        <w:t>## : There were missing values in resampled performance measures.</w:t>
       </w:r>
     </w:p>
     <w:p>
       <w:pPr>
         <w:pStyle w:val="FirstParagraph"/>
         <w:rPr>
-          <w:b/>
-          <w:bCs/>
-          <w:color w:val="156082" w:themeColor="accent1"/>
-        </w:rPr>
-      </w:pPr>
-    </w:p>
-    <w:p>
-      <w:pPr>
-        <w:pStyle w:val="FirstParagraph"/>
-        <w:rPr>
-          <w:b/>
-          <w:bCs/>
-          <w:color w:val="156082" w:themeColor="accent1"/>
-        </w:rPr>
-      </w:pPr>
-      <w:r>
-        <w:rPr>
-          <w:rFonts w:hint="eastAsia"/>
-          <w:b/>
-          <w:bCs/>
-          <w:color w:val="156082" w:themeColor="accent1"/>
-        </w:rPr>
-        <w:t>3</w:t>
-      </w:r>
-      <w:r>
-        <w:rPr>
-          <w:rFonts w:hint="eastAsia"/>
-          <w:b/>
-          <w:bCs/>
-          <w:color w:val="156082" w:themeColor="accent1"/>
-        </w:rPr>
-        <w:t>）通过</w:t>
-      </w:r>
-      <w:r>
-        <w:rPr>
-          <w:rFonts w:hint="eastAsia"/>
-          <w:b/>
-          <w:bCs/>
-          <w:color w:val="156082" w:themeColor="accent1"/>
-        </w:rPr>
-        <w:t>trainControl</w:t>
-      </w:r>
-      <w:proofErr w:type="gramStart"/>
-      <w:r>
-        <w:rPr>
-          <w:rFonts w:hint="eastAsia"/>
-          <w:b/>
-          <w:bCs/>
-          <w:color w:val="156082" w:themeColor="accent1"/>
-        </w:rPr>
-        <w:t>()</w:t>
-      </w:r>
-      <w:r>
-        <w:rPr>
-          <w:rFonts w:hint="eastAsia"/>
-          <w:b/>
-          <w:bCs/>
-          <w:color w:val="156082" w:themeColor="accent1"/>
-        </w:rPr>
-        <w:t>，</w:t>
-      </w:r>
-      <w:proofErr w:type="spellStart"/>
-      <w:proofErr w:type="gramEnd"/>
-      <w:r>
-        <w:rPr>
-          <w:rFonts w:hint="eastAsia"/>
-          <w:b/>
-          <w:bCs/>
-          <w:color w:val="156082" w:themeColor="accent1"/>
-        </w:rPr>
-        <w:t>向</w:t>
-      </w:r>
-      <w:r>
-        <w:rPr>
-          <w:rFonts w:hint="eastAsia"/>
-          <w:b/>
-          <w:bCs/>
-          <w:color w:val="156082" w:themeColor="accent1"/>
-        </w:rPr>
-        <w:t>train</w:t>
-      </w:r>
-      <w:proofErr w:type="spellEnd"/>
-      <w:r>
-        <w:rPr>
-          <w:rFonts w:hint="eastAsia"/>
-          <w:b/>
-          <w:bCs/>
-          <w:color w:val="156082" w:themeColor="accent1"/>
-        </w:rPr>
-        <w:t>()</w:t>
-      </w:r>
-      <w:r>
-        <w:rPr>
-          <w:rFonts w:hint="eastAsia"/>
-          <w:b/>
-          <w:bCs/>
-          <w:color w:val="156082" w:themeColor="accent1"/>
-        </w:rPr>
-        <w:t>添加</w:t>
-      </w:r>
-      <w:r>
-        <w:rPr>
-          <w:rFonts w:hint="eastAsia"/>
-          <w:b/>
-          <w:bCs/>
-          <w:color w:val="156082" w:themeColor="accent1"/>
-        </w:rPr>
-        <w:t>10-fold</w:t>
-      </w:r>
-      <w:r>
-        <w:rPr>
-          <w:b/>
-          <w:bCs/>
-          <w:color w:val="156082" w:themeColor="accent1"/>
-        </w:rPr>
-        <w:t xml:space="preserve"> </w:t>
-      </w:r>
-      <w:proofErr w:type="spellStart"/>
-      <w:r>
-        <w:rPr>
-          <w:rFonts w:hint="eastAsia"/>
-          <w:b/>
-          <w:bCs/>
-          <w:color w:val="156082" w:themeColor="accent1"/>
-        </w:rPr>
-        <w:t>cross-validation</w:t>
-      </w:r>
-      <w:r>
-        <w:rPr>
-          <w:rFonts w:hint="eastAsia"/>
-          <w:b/>
-          <w:bCs/>
-          <w:color w:val="156082" w:themeColor="accent1"/>
-        </w:rPr>
-        <w:t>重采样，以优化参数</w:t>
-      </w:r>
-      <w:proofErr w:type="spellEnd"/>
-      <w:r>
-        <w:rPr>
-          <w:b/>
-          <w:bCs/>
-          <w:color w:val="156082" w:themeColor="accent1"/>
-        </w:rPr>
-        <w:t xml:space="preserve"> </w:t>
-      </w:r>
-      <w:proofErr w:type="spellStart"/>
-      <w:r>
-        <w:rPr>
-          <w:b/>
-          <w:bCs/>
-          <w:color w:val="156082" w:themeColor="accent1"/>
-        </w:rPr>
-        <w:t>fitControl</w:t>
-      </w:r>
-      <w:proofErr w:type="spellEnd"/>
-      <w:r>
-        <w:rPr>
-          <w:b/>
-          <w:bCs/>
-          <w:color w:val="156082" w:themeColor="accent1"/>
-        </w:rPr>
-        <w:t xml:space="preserve"> &lt;- trainControl(method = “_________”, number = 10, repeats = 5)</w:t>
-      </w:r>
-    </w:p>
-    <w:p>
-      <w:pPr>
-        <w:pStyle w:val="a0"/>
-        <w:rPr>
           <w:color w:val="C00000"/>
+          <w:lang w:eastAsia="zh-CN"/>
         </w:rPr>
       </w:pPr>
       <w:r>
         <w:rPr>
           <w:rFonts w:hint="eastAsia"/>
           <w:color w:val="C00000"/>
-        </w:rPr>
-        <w:t>填空：</w:t>
-      </w:r>
-      <w:r>
-        <w:rPr>
-          <w:rFonts w:hint="eastAsia"/>
-          <w:color w:val="C00000"/>
-        </w:rPr>
-        <w:t>method</w:t>
-      </w:r>
-      <w:r>
-        <w:rPr>
-          <w:color w:val="C00000"/>
-        </w:rPr>
-        <w:t xml:space="preserve"> = “repeatedcv”</w:t>
-      </w:r>
-    </w:p>
-    <w:p>
-      <w:pPr>
-        <w:pStyle w:val="SourceCode"/>
-        <w:rPr>
-          <w:lang w:eastAsia="zh-CN"/>
-        </w:rPr>
-      </w:pPr>
-      <w:r>
-        <w:rPr>
-          <w:rStyle w:val="CommentTok"/>
-          <w:lang w:eastAsia="zh-CN"/>
-        </w:rPr>
-        <w:t xml:space="preserve"># </w:t>
-      </w:r>
-      <w:r>
-        <w:rPr>
-          <w:rStyle w:val="CommentTok"/>
-          <w:lang w:eastAsia="zh-CN"/>
-        </w:rPr>
-        <w:t>添加</w:t>
-      </w:r>
-      <w:r>
-        <w:rPr>
-          <w:rStyle w:val="CommentTok"/>
-          <w:lang w:eastAsia="zh-CN"/>
-        </w:rPr>
-        <w:t xml:space="preserve"> 10 </w:t>
-      </w:r>
-      <w:r>
-        <w:rPr>
-          <w:rStyle w:val="CommentTok"/>
-          <w:lang w:eastAsia="zh-CN"/>
-        </w:rPr>
-        <w:t>折交叉验证，且重复</w:t>
-      </w:r>
-      <w:r>
-        <w:rPr>
-          <w:rStyle w:val="CommentTok"/>
-          <w:lang w:eastAsia="zh-CN"/>
-        </w:rPr>
-        <w:t xml:space="preserve"> 5 </w:t>
-      </w:r>
-      <w:r>
-        <w:rPr>
-          <w:rStyle w:val="CommentTok"/>
-          <w:lang w:eastAsia="zh-CN"/>
-        </w:rPr>
-        <w:t>次。方法填</w:t>
-      </w:r>
-      <w:r>
-        <w:rPr>
-          <w:rStyle w:val="CommentTok"/>
-          <w:lang w:eastAsia="zh-CN"/>
-        </w:rPr>
-        <w:t xml:space="preserve"> </w:t>
-      </w:r>
-      <w:proofErr w:type="spellStart"/>
-      <w:r>
-        <w:rPr>
-          <w:rStyle w:val="CommentTok"/>
-          <w:lang w:eastAsia="zh-CN"/>
-        </w:rPr>
-        <w:t>repeatedcv</w:t>
-      </w:r>
-      <w:proofErr w:type="spellEnd"/>
-      <w:r>
-        <w:rPr>
-          <w:lang w:eastAsia="zh-CN"/>
-        </w:rPr>
-        <w:br/>
-      </w:r>
-      <w:proofErr w:type="spellStart"/>
-      <w:r>
-        <w:rPr>
-          <w:rStyle w:val="NormalTok"/>
-          <w:lang w:eastAsia="zh-CN"/>
-        </w:rPr>
-        <w:t>fitControl</w:t>
-      </w:r>
-      <w:proofErr w:type="spellEnd"/>
-      <w:r>
-        <w:rPr>
-          <w:rStyle w:val="NormalTok"/>
-          <w:lang w:eastAsia="zh-CN"/>
-        </w:rPr>
-        <w:t xml:space="preserve"> </w:t>
-      </w:r>
-      <w:r>
-        <w:rPr>
-          <w:rStyle w:val="OtherTok"/>
-          <w:lang w:eastAsia="zh-CN"/>
-        </w:rPr>
-        <w:t>&lt;-</w:t>
-      </w:r>
-      <w:r>
-        <w:rPr>
-          <w:rStyle w:val="NormalTok"/>
-          <w:lang w:eastAsia="zh-CN"/>
-        </w:rPr>
-        <w:t xml:space="preserve"> </w:t>
-      </w:r>
-      <w:proofErr w:type="spellStart"/>
-      <w:r>
-        <w:rPr>
-          <w:rStyle w:val="FunctionTok"/>
-          <w:lang w:eastAsia="zh-CN"/>
-        </w:rPr>
-        <w:t>trainControl</w:t>
-      </w:r>
-      <w:proofErr w:type="spellEnd"/>
-      <w:r>
-        <w:rPr>
-          <w:rStyle w:val="NormalTok"/>
-          <w:lang w:eastAsia="zh-CN"/>
-        </w:rPr>
-        <w:t>(</w:t>
-      </w:r>
-      <w:r>
-        <w:rPr>
-          <w:rStyle w:val="AttributeTok"/>
-          <w:lang w:eastAsia="zh-CN"/>
-        </w:rPr>
-        <w:t>method =</w:t>
-      </w:r>
-      <w:r>
-        <w:rPr>
-          <w:rStyle w:val="NormalTok"/>
-          <w:lang w:eastAsia="zh-CN"/>
-        </w:rPr>
-        <w:t xml:space="preserve"> </w:t>
-      </w:r>
-      <w:r>
-        <w:rPr>
-          <w:rStyle w:val="StringTok"/>
-          <w:lang w:eastAsia="zh-CN"/>
-        </w:rPr>
-        <w:t>"</w:t>
-      </w:r>
-      <w:proofErr w:type="spellStart"/>
-      <w:r>
-        <w:rPr>
-          <w:rStyle w:val="StringTok"/>
-          <w:lang w:eastAsia="zh-CN"/>
-        </w:rPr>
-        <w:t>repeatedcv</w:t>
-      </w:r>
-      <w:proofErr w:type="spellEnd"/>
-      <w:r>
-        <w:rPr>
-          <w:rStyle w:val="StringTok"/>
-          <w:lang w:eastAsia="zh-CN"/>
-        </w:rPr>
-        <w:t>"</w:t>
-      </w:r>
-      <w:r>
-        <w:rPr>
-          <w:rStyle w:val="NormalTok"/>
-          <w:lang w:eastAsia="zh-CN"/>
-        </w:rPr>
-        <w:t xml:space="preserve">, </w:t>
-      </w:r>
-      <w:r>
-        <w:rPr>
-          <w:rStyle w:val="AttributeTok"/>
-          <w:lang w:eastAsia="zh-CN"/>
-        </w:rPr>
-        <w:t>number =</w:t>
-      </w:r>
-      <w:r>
-        <w:rPr>
-          <w:rStyle w:val="NormalTok"/>
-          <w:lang w:eastAsia="zh-CN"/>
-        </w:rPr>
-        <w:t xml:space="preserve"> </w:t>
-      </w:r>
-      <w:r>
-        <w:rPr>
-          <w:rStyle w:val="DecValTok"/>
-          <w:lang w:eastAsia="zh-CN"/>
-        </w:rPr>
-        <w:t>10</w:t>
-      </w:r>
-      <w:r>
-        <w:rPr>
-          <w:rStyle w:val="NormalTok"/>
-          <w:lang w:eastAsia="zh-CN"/>
-        </w:rPr>
-        <w:t xml:space="preserve">, </w:t>
-      </w:r>
-      <w:r>
-        <w:rPr>
-          <w:rStyle w:val="AttributeTok"/>
-          <w:lang w:eastAsia="zh-CN"/>
-        </w:rPr>
-        <w:t>repeats =</w:t>
-      </w:r>
-      <w:r>
-        <w:rPr>
-          <w:rStyle w:val="NormalTok"/>
-          <w:lang w:eastAsia="zh-CN"/>
-        </w:rPr>
-        <w:t xml:space="preserve"> </w:t>
-      </w:r>
-      <w:r>
-        <w:rPr>
-          <w:rStyle w:val="DecValTok"/>
-          <w:lang w:eastAsia="zh-CN"/>
-        </w:rPr>
-        <w:t>5</w:t>
-      </w:r>
-      <w:r>
-        <w:rPr>
-          <w:rStyle w:val="NormalTok"/>
-          <w:lang w:eastAsia="zh-CN"/>
-        </w:rPr>
-        <w:t>)</w:t>
-      </w:r>
-      <w:r>
-        <w:rPr>
-          <w:lang w:eastAsia="zh-CN"/>
-        </w:rPr>
-        <w:br/>
-      </w:r>
-      <w:proofErr w:type="spellStart"/>
-      <w:r>
-        <w:rPr>
-          <w:rStyle w:val="NormalTok"/>
-          <w:lang w:eastAsia="zh-CN"/>
-        </w:rPr>
-        <w:t>model_rf_cv</w:t>
-      </w:r>
-      <w:proofErr w:type="spellEnd"/>
-      <w:r>
-        <w:rPr>
-          <w:rStyle w:val="NormalTok"/>
-          <w:lang w:eastAsia="zh-CN"/>
-        </w:rPr>
-        <w:t xml:space="preserve"> </w:t>
-      </w:r>
-      <w:r>
-        <w:rPr>
-          <w:rStyle w:val="OtherTok"/>
-          <w:lang w:eastAsia="zh-CN"/>
-        </w:rPr>
-        <w:t>&lt;-</w:t>
-      </w:r>
-      <w:r>
-        <w:rPr>
-          <w:rStyle w:val="NormalTok"/>
-          <w:lang w:eastAsia="zh-CN"/>
-        </w:rPr>
-        <w:t xml:space="preserve"> </w:t>
-      </w:r>
-      <w:r>
-        <w:rPr>
-          <w:rStyle w:val="FunctionTok"/>
-          <w:lang w:eastAsia="zh-CN"/>
-        </w:rPr>
-        <w:t>train</w:t>
-      </w:r>
-      <w:r>
-        <w:rPr>
-          <w:rStyle w:val="NormalTok"/>
-          <w:lang w:eastAsia="zh-CN"/>
-        </w:rPr>
-        <w:t>(</w:t>
-      </w:r>
-      <w:proofErr w:type="spellStart"/>
-      <w:r>
-        <w:rPr>
-          <w:rStyle w:val="NormalTok"/>
-          <w:lang w:eastAsia="zh-CN"/>
-        </w:rPr>
-        <w:t>abund</w:t>
-      </w:r>
-      <w:proofErr w:type="spellEnd"/>
-      <w:r>
-        <w:rPr>
-          <w:rStyle w:val="NormalTok"/>
-          <w:lang w:eastAsia="zh-CN"/>
-        </w:rPr>
-        <w:t xml:space="preserve"> </w:t>
-      </w:r>
-      <w:r>
-        <w:rPr>
-          <w:rStyle w:val="SpecialCharTok"/>
-          <w:lang w:eastAsia="zh-CN"/>
-        </w:rPr>
-        <w:t>~</w:t>
-      </w:r>
-      <w:r>
-        <w:rPr>
-          <w:rStyle w:val="NormalTok"/>
-          <w:lang w:eastAsia="zh-CN"/>
-        </w:rPr>
-        <w:t xml:space="preserve"> ., </w:t>
-      </w:r>
-      <w:r>
-        <w:rPr>
-          <w:rStyle w:val="AttributeTok"/>
-          <w:lang w:eastAsia="zh-CN"/>
-        </w:rPr>
-        <w:t>data =</w:t>
-      </w:r>
-      <w:r>
-        <w:rPr>
-          <w:rStyle w:val="NormalTok"/>
-          <w:lang w:eastAsia="zh-CN"/>
-        </w:rPr>
-        <w:t xml:space="preserve"> </w:t>
-      </w:r>
-      <w:proofErr w:type="spellStart"/>
-      <w:r>
-        <w:rPr>
-          <w:rStyle w:val="NormalTok"/>
-          <w:lang w:eastAsia="zh-CN"/>
-        </w:rPr>
-        <w:t>training_data</w:t>
-      </w:r>
-      <w:proofErr w:type="spellEnd"/>
-      <w:r>
-        <w:rPr>
-          <w:rStyle w:val="NormalTok"/>
-          <w:lang w:eastAsia="zh-CN"/>
-        </w:rPr>
-        <w:t xml:space="preserve">, </w:t>
-      </w:r>
-      <w:r>
-        <w:rPr>
-          <w:rStyle w:val="AttributeTok"/>
-          <w:lang w:eastAsia="zh-CN"/>
-        </w:rPr>
-        <w:t>method =</w:t>
-      </w:r>
-      <w:r>
-        <w:rPr>
-          <w:rStyle w:val="NormalTok"/>
-          <w:lang w:eastAsia="zh-CN"/>
-        </w:rPr>
-        <w:t xml:space="preserve"> </w:t>
-      </w:r>
-      <w:r>
-        <w:rPr>
-          <w:rStyle w:val="StringTok"/>
-          <w:lang w:eastAsia="zh-CN"/>
-        </w:rPr>
-        <w:t>"rf"</w:t>
-      </w:r>
-      <w:r>
-        <w:rPr>
-          <w:rStyle w:val="NormalTok"/>
-          <w:lang w:eastAsia="zh-CN"/>
-        </w:rPr>
-        <w:t xml:space="preserve">, </w:t>
-      </w:r>
-      <w:proofErr w:type="spellStart"/>
-      <w:r>
-        <w:rPr>
-          <w:rStyle w:val="AttributeTok"/>
-          <w:lang w:eastAsia="zh-CN"/>
-        </w:rPr>
-        <w:t>trControl</w:t>
-      </w:r>
-      <w:proofErr w:type="spellEnd"/>
-      <w:r>
-        <w:rPr>
-          <w:rStyle w:val="AttributeTok"/>
-          <w:lang w:eastAsia="zh-CN"/>
-        </w:rPr>
-        <w:t xml:space="preserve"> =</w:t>
-      </w:r>
-      <w:r>
-        <w:rPr>
-          <w:rStyle w:val="NormalTok"/>
-          <w:lang w:eastAsia="zh-CN"/>
-        </w:rPr>
-        <w:t xml:space="preserve"> </w:t>
-      </w:r>
-      <w:proofErr w:type="spellStart"/>
-      <w:r>
-        <w:rPr>
-          <w:rStyle w:val="NormalTok"/>
-          <w:lang w:eastAsia="zh-CN"/>
-        </w:rPr>
-        <w:t>fitControl</w:t>
-      </w:r>
-      <w:proofErr w:type="spellEnd"/>
-      <w:r>
-        <w:rPr>
-          <w:rStyle w:val="NormalTok"/>
-          <w:lang w:eastAsia="zh-CN"/>
-        </w:rPr>
-        <w:t xml:space="preserve">) </w:t>
-      </w:r>
-      <w:r>
-        <w:rPr>
-          <w:rStyle w:val="CommentTok"/>
-          <w:lang w:eastAsia="zh-CN"/>
-        </w:rPr>
-        <w:t xml:space="preserve"># </w:t>
-      </w:r>
-      <w:r>
-        <w:rPr>
-          <w:rStyle w:val="CommentTok"/>
-          <w:lang w:eastAsia="zh-CN"/>
-        </w:rPr>
-        <w:t>需要传入新的</w:t>
-      </w:r>
-      <w:r>
-        <w:rPr>
-          <w:rStyle w:val="CommentTok"/>
-          <w:lang w:eastAsia="zh-CN"/>
-        </w:rPr>
-        <w:t xml:space="preserve"> </w:t>
-      </w:r>
-      <w:proofErr w:type="spellStart"/>
-      <w:r>
-        <w:rPr>
-          <w:rStyle w:val="CommentTok"/>
-          <w:lang w:eastAsia="zh-CN"/>
-        </w:rPr>
-        <w:t>fitControl</w:t>
-      </w:r>
-      <w:proofErr w:type="spellEnd"/>
-      <w:r>
-        <w:rPr>
-          <w:rStyle w:val="CommentTok"/>
-          <w:lang w:eastAsia="zh-CN"/>
-        </w:rPr>
-        <w:t xml:space="preserve"> </w:t>
-      </w:r>
-    </w:p>
-    <w:p>
-      <w:pPr>
-        <w:pStyle w:val="SourceCode"/>
-      </w:pPr>
-      <w:r>
-        <w:rPr>
-          <w:rStyle w:val="VerbatimChar"/>
-        </w:rPr>
-        <w:t xml:space="preserve">## Warning in </w:t>
-      </w:r>
-      <w:proofErr w:type="spellStart"/>
-      <w:proofErr w:type="gramStart"/>
-      <w:r>
-        <w:rPr>
-          <w:rStyle w:val="VerbatimChar"/>
-        </w:rPr>
-        <w:t>nominalTrainWorkflow</w:t>
-      </w:r>
-      <w:proofErr w:type="spellEnd"/>
-      <w:r>
-        <w:rPr>
-          <w:rStyle w:val="VerbatimChar"/>
-        </w:rPr>
-        <w:t>(</w:t>
-      </w:r>
-      <w:proofErr w:type="gramEnd"/>
-      <w:r>
-        <w:rPr>
-          <w:rStyle w:val="VerbatimChar"/>
-        </w:rPr>
-        <w:t>x = x, y = y, wts = weights, info = trainInfo,</w:t>
-      </w:r>
-      <w:r>
-        <w:br/>
-      </w:r>
-      <w:r>
-        <w:rPr>
-          <w:rStyle w:val="VerbatimChar"/>
-        </w:rPr>
-        <w:t>## : There were missing values in resampled performance measures.</w:t>
-      </w:r>
-    </w:p>
-    <w:p>
-      <w:pPr>
-        <w:pStyle w:val="FirstParagraph"/>
-        <w:rPr>
-          <w:color w:val="C00000"/>
-          <w:lang w:eastAsia="zh-CN"/>
-        </w:rPr>
-      </w:pPr>
-      <w:r>
-        <w:rPr>
-          <w:rFonts w:hint="eastAsia"/>
-          <w:color w:val="C00000"/>
-          <w:lang w:eastAsia="zh-CN"/>
-        </w:rPr>
-        <w:t>说明：这里会警告重采样的性能指标中存在缺失值，是因为交叉验证时某一</w:t>
-      </w:r>
-      <w:proofErr w:type="gramStart"/>
-      <w:r>
-        <w:rPr>
-          <w:rFonts w:hint="eastAsia"/>
-          <w:color w:val="C00000"/>
-          <w:lang w:eastAsia="zh-CN"/>
-        </w:rPr>
-        <w:t>折数据</w:t>
-      </w:r>
-      <w:proofErr w:type="gramEnd"/>
-      <w:r>
-        <w:rPr>
-          <w:rFonts w:hint="eastAsia"/>
-          <w:color w:val="C00000"/>
-          <w:lang w:eastAsia="zh-CN"/>
-        </w:rPr>
-        <w:t>都是</w:t>
+          <w:lang w:eastAsia="zh-CN"/>
+        </w:rPr>
+        <w:t>说明：这里会警告重采样的性能指标中存在缺失值，是因为交叉验证时某一折数据都是</w:t>
       </w:r>
       <w:r>
         <w:rPr>
@@ -3133,23 +2712,20 @@
           <w:rStyle w:val="CommentTok"/>
           <w:lang w:eastAsia="zh-CN"/>
         </w:rPr>
-        <w:t>方案</w:t>
-      </w:r>
-      <w:proofErr w:type="gramStart"/>
-      <w:r>
-        <w:rPr>
-          <w:rStyle w:val="CommentTok"/>
-          <w:lang w:eastAsia="zh-CN"/>
-        </w:rPr>
-        <w:t>一</w:t>
-      </w:r>
-      <w:proofErr w:type="gramEnd"/>
-      <w:r>
-        <w:rPr>
-          <w:rStyle w:val="CommentTok"/>
-          <w:lang w:eastAsia="zh-CN"/>
-        </w:rPr>
-        <w:t>：减少折数</w:t>
+        <w:t>方案一：减少折数</w:t>
+      </w:r>
+      <w:r>
+        <w:rPr>
+          <w:lang w:eastAsia="zh-CN"/>
+        </w:rPr>
+        <w:br/>
+      </w:r>
+      <w:r>
+        <w:rPr>
+          <w:rStyle w:val="CommentTok"/>
+          <w:lang w:eastAsia="zh-CN"/>
+        </w:rPr>
+        <w:t xml:space="preserve"># fitControl &lt;- trainControl(method = "repeatedcv", number = 3, repeats = 5) </w:t>
       </w:r>
       <w:r>
         <w:rPr>
@@ -3164,276 +2740,474 @@
         </w:rPr>
         <w:t xml:space="preserve"># </w:t>
       </w:r>
-      <w:proofErr w:type="spellStart"/>
-      <w:r>
-        <w:rPr>
-          <w:rStyle w:val="CommentTok"/>
-          <w:lang w:eastAsia="zh-CN"/>
-        </w:rPr>
-        <w:t>fitControl</w:t>
-      </w:r>
-      <w:proofErr w:type="spellEnd"/>
-      <w:r>
-        <w:rPr>
-          <w:rStyle w:val="CommentTok"/>
-          <w:lang w:eastAsia="zh-CN"/>
-        </w:rPr>
-        <w:t xml:space="preserve"> &lt;- </w:t>
-      </w:r>
-      <w:proofErr w:type="spellStart"/>
-      <w:r>
-        <w:rPr>
-          <w:rStyle w:val="CommentTok"/>
-          <w:lang w:eastAsia="zh-CN"/>
+      <w:r>
+        <w:rPr>
+          <w:rStyle w:val="CommentTok"/>
+          <w:lang w:eastAsia="zh-CN"/>
+        </w:rPr>
+        <w:t>方案二：采用留一交叉验证，</w:t>
+      </w:r>
+      <w:r>
+        <w:rPr>
+          <w:rStyle w:val="CommentTok"/>
+          <w:lang w:eastAsia="zh-CN"/>
+        </w:rPr>
+        <w:t>method = "LOOCV"</w:t>
+      </w:r>
+      <w:r>
+        <w:rPr>
+          <w:lang w:eastAsia="zh-CN"/>
+        </w:rPr>
+        <w:br/>
+      </w:r>
+      <w:r>
+        <w:rPr>
+          <w:rStyle w:val="CommentTok"/>
+          <w:lang w:eastAsia="zh-CN"/>
+        </w:rPr>
+        <w:t># fitControl &lt;- trainControl(method = "LOOCV")</w:t>
+      </w:r>
+      <w:r>
+        <w:rPr>
+          <w:lang w:eastAsia="zh-CN"/>
+        </w:rPr>
+        <w:br/>
+      </w:r>
+      <w:r>
+        <w:rPr>
+          <w:rStyle w:val="CommentTok"/>
+          <w:lang w:eastAsia="zh-CN"/>
+        </w:rPr>
+        <w:t xml:space="preserve"># model_rf_cv &lt;- train(abund ~ ., data = training_data, method = "rf", trControl = fitControl) # </w:t>
+      </w:r>
+      <w:r>
+        <w:rPr>
+          <w:rStyle w:val="CommentTok"/>
+          <w:lang w:eastAsia="zh-CN"/>
+        </w:rPr>
+        <w:t>需要传入新的</w:t>
+      </w:r>
+      <w:r>
+        <w:rPr>
+          <w:rStyle w:val="CommentTok"/>
+          <w:lang w:eastAsia="zh-CN"/>
+        </w:rPr>
+        <w:t xml:space="preserve"> fitControl </w:t>
+      </w:r>
+    </w:p>
+    <w:p>
+      <w:pPr>
+        <w:pStyle w:val="FirstParagraph"/>
+      </w:pPr>
+    </w:p>
+    <w:p>
+      <w:pPr>
+        <w:pStyle w:val="FirstParagraph"/>
+        <w:rPr>
+          <w:b/>
+          <w:bCs/>
+          <w:color w:val="156082" w:themeColor="accent1"/>
+        </w:rPr>
+      </w:pPr>
+      <w:r>
+        <w:rPr>
+          <w:rFonts w:hint="eastAsia"/>
+          <w:b/>
+          <w:bCs/>
+          <w:color w:val="156082" w:themeColor="accent1"/>
+        </w:rPr>
+        <w:t>4</w:t>
+      </w:r>
+      <w:r>
+        <w:rPr>
+          <w:rFonts w:hint="eastAsia"/>
+          <w:b/>
+          <w:bCs/>
+          <w:color w:val="156082" w:themeColor="accent1"/>
+        </w:rPr>
+        <w:t>）在</w:t>
+      </w:r>
+      <w:r>
+        <w:rPr>
+          <w:rFonts w:hint="eastAsia"/>
+          <w:b/>
+          <w:bCs/>
+          <w:color w:val="156082" w:themeColor="accent1"/>
+        </w:rPr>
+        <w:t>train()</w:t>
+      </w:r>
+      <w:r>
+        <w:rPr>
+          <w:rFonts w:hint="eastAsia"/>
+          <w:b/>
+          <w:bCs/>
+          <w:color w:val="156082" w:themeColor="accent1"/>
+        </w:rPr>
+        <w:t>中，增加中心化和标准化等数据预处理，提高模型精度</w:t>
+      </w:r>
+      <w:r>
+        <w:rPr>
+          <w:b/>
+          <w:bCs/>
+          <w:color w:val="156082" w:themeColor="accent1"/>
+        </w:rPr>
+        <w:t xml:space="preserve"> model_rf &lt;- train(abund ~ ., data = training_data, method = “_________”, preProcess = c(‘scale’, ‘center’), trControl =fitControl)</w:t>
+      </w:r>
+    </w:p>
+    <w:p>
+      <w:pPr>
+        <w:pStyle w:val="a0"/>
+        <w:rPr>
+          <w:color w:val="C00000"/>
+        </w:rPr>
+      </w:pPr>
+      <w:r>
+        <w:rPr>
+          <w:rFonts w:hint="eastAsia"/>
+          <w:color w:val="C00000"/>
+        </w:rPr>
+        <w:t>填空</w:t>
+      </w:r>
+      <w:r>
+        <w:rPr>
+          <w:color w:val="C00000"/>
+        </w:rPr>
+        <w:t xml:space="preserve"> method = “rf”</w:t>
+      </w:r>
+    </w:p>
+    <w:p>
+      <w:pPr>
+        <w:pStyle w:val="SourceCode"/>
+      </w:pPr>
+      <w:r>
+        <w:rPr>
+          <w:rStyle w:val="CommentTok"/>
+        </w:rPr>
+        <w:t xml:space="preserve"># </w:t>
+      </w:r>
+      <w:r>
+        <w:rPr>
+          <w:rStyle w:val="CommentTok"/>
+        </w:rPr>
+        <w:t>增加中心化和标准化等数据预处理</w:t>
+      </w:r>
+      <w:r>
+        <w:br/>
+      </w:r>
+      <w:r>
+        <w:rPr>
+          <w:rStyle w:val="NormalTok"/>
+        </w:rPr>
+        <w:t xml:space="preserve">fitControl </w:t>
+      </w:r>
+      <w:r>
+        <w:rPr>
+          <w:rStyle w:val="OtherTok"/>
+        </w:rPr>
+        <w:t>&lt;-</w:t>
+      </w:r>
+      <w:r>
+        <w:rPr>
+          <w:rStyle w:val="NormalTok"/>
+        </w:rPr>
+        <w:t xml:space="preserve"> </w:t>
+      </w:r>
+      <w:r>
+        <w:rPr>
+          <w:rStyle w:val="FunctionTok"/>
         </w:rPr>
         <w:t>trainControl</w:t>
       </w:r>
-      <w:proofErr w:type="spellEnd"/>
-      <w:r>
-        <w:rPr>
-          <w:rStyle w:val="CommentTok"/>
-          <w:lang w:eastAsia="zh-CN"/>
-        </w:rPr>
-        <w:t>(method = "</w:t>
-      </w:r>
-      <w:proofErr w:type="spellStart"/>
-      <w:r>
-        <w:rPr>
-          <w:rStyle w:val="CommentTok"/>
-          <w:lang w:eastAsia="zh-CN"/>
-        </w:rPr>
-        <w:t>repeate</w:t>
-      </w:r>
-      <w:r>
-        <w:rPr>
-          <w:rStyle w:val="CommentTok"/>
-          <w:lang w:eastAsia="zh-CN"/>
-        </w:rPr>
-        <w:t>dcv</w:t>
-      </w:r>
-      <w:proofErr w:type="spellEnd"/>
-      <w:r>
-        <w:rPr>
-          <w:rStyle w:val="CommentTok"/>
-          <w:lang w:eastAsia="zh-CN"/>
-        </w:rPr>
-        <w:t xml:space="preserve">", number = 3, repeats = 5) </w:t>
-      </w:r>
-      <w:r>
-        <w:rPr>
-          <w:lang w:eastAsia="zh-CN"/>
-        </w:rPr>
-        <w:br/>
-      </w:r>
-      <w:r>
-        <w:rPr>
-          <w:rStyle w:val="CommentTok"/>
-          <w:lang w:eastAsia="zh-CN"/>
-        </w:rPr>
-        <w:t xml:space="preserve"># </w:t>
-      </w:r>
-      <w:r>
-        <w:rPr>
-          <w:rStyle w:val="CommentTok"/>
-          <w:lang w:eastAsia="zh-CN"/>
-        </w:rPr>
-        <w:t>方案二：采用留</w:t>
-      </w:r>
-      <w:proofErr w:type="gramStart"/>
-      <w:r>
-        <w:rPr>
-          <w:rStyle w:val="CommentTok"/>
-          <w:lang w:eastAsia="zh-CN"/>
-        </w:rPr>
-        <w:t>一</w:t>
-      </w:r>
-      <w:proofErr w:type="gramEnd"/>
-      <w:r>
-        <w:rPr>
-          <w:rStyle w:val="CommentTok"/>
-          <w:lang w:eastAsia="zh-CN"/>
-        </w:rPr>
-        <w:t>交叉验证，</w:t>
-      </w:r>
-      <w:r>
-        <w:rPr>
-          <w:rStyle w:val="CommentTok"/>
-          <w:lang w:eastAsia="zh-CN"/>
-        </w:rPr>
-        <w:t>method = "LOOCV"</w:t>
-      </w:r>
-      <w:r>
-        <w:rPr>
-          <w:lang w:eastAsia="zh-CN"/>
-        </w:rPr>
-        <w:br/>
-      </w:r>
-      <w:r>
-        <w:rPr>
-          <w:rStyle w:val="CommentTok"/>
-          <w:lang w:eastAsia="zh-CN"/>
-        </w:rPr>
-        <w:t xml:space="preserve"># </w:t>
-      </w:r>
-      <w:proofErr w:type="spellStart"/>
-      <w:r>
-        <w:rPr>
-          <w:rStyle w:val="CommentTok"/>
-          <w:lang w:eastAsia="zh-CN"/>
-        </w:rPr>
-        <w:t>fitControl</w:t>
-      </w:r>
-      <w:proofErr w:type="spellEnd"/>
-      <w:r>
-        <w:rPr>
-          <w:rStyle w:val="CommentTok"/>
-          <w:lang w:eastAsia="zh-CN"/>
-        </w:rPr>
-        <w:t xml:space="preserve"> &lt;- </w:t>
-      </w:r>
-      <w:proofErr w:type="spellStart"/>
-      <w:r>
-        <w:rPr>
-          <w:rStyle w:val="CommentTok"/>
-          <w:lang w:eastAsia="zh-CN"/>
-        </w:rPr>
-        <w:t>trainControl</w:t>
-      </w:r>
-      <w:proofErr w:type="spellEnd"/>
-      <w:r>
-        <w:rPr>
-          <w:rStyle w:val="CommentTok"/>
-          <w:lang w:eastAsia="zh-CN"/>
-        </w:rPr>
-        <w:t>(method = "LOOCV")</w:t>
-      </w:r>
-      <w:r>
-        <w:rPr>
-          <w:lang w:eastAsia="zh-CN"/>
-        </w:rPr>
-        <w:br/>
-      </w:r>
-      <w:r>
-        <w:rPr>
-          <w:rStyle w:val="CommentTok"/>
-          <w:lang w:eastAsia="zh-CN"/>
-        </w:rPr>
-        <w:t xml:space="preserve"># </w:t>
-      </w:r>
-      <w:proofErr w:type="spellStart"/>
-      <w:r>
-        <w:rPr>
-          <w:rStyle w:val="CommentTok"/>
-          <w:lang w:eastAsia="zh-CN"/>
-        </w:rPr>
-        <w:t>model_rf_cv</w:t>
-      </w:r>
-      <w:proofErr w:type="spellEnd"/>
-      <w:r>
-        <w:rPr>
-          <w:rStyle w:val="CommentTok"/>
-          <w:lang w:eastAsia="zh-CN"/>
-        </w:rPr>
-        <w:t xml:space="preserve"> &lt;- train(</w:t>
-      </w:r>
-      <w:proofErr w:type="spellStart"/>
-      <w:r>
-        <w:rPr>
-          <w:rStyle w:val="CommentTok"/>
-          <w:lang w:eastAsia="zh-CN"/>
-        </w:rPr>
-        <w:t>abund</w:t>
-      </w:r>
-      <w:proofErr w:type="spellEnd"/>
-      <w:r>
-        <w:rPr>
-          <w:rStyle w:val="CommentTok"/>
-          <w:lang w:eastAsia="zh-CN"/>
-        </w:rPr>
-        <w:t xml:space="preserve"> ~ ., data = </w:t>
-      </w:r>
-      <w:proofErr w:type="spellStart"/>
-      <w:r>
-        <w:rPr>
-          <w:rStyle w:val="CommentTok"/>
-          <w:lang w:eastAsia="zh-CN"/>
-        </w:rPr>
-        <w:t>training_data</w:t>
-      </w:r>
-      <w:proofErr w:type="spellEnd"/>
-      <w:r>
-        <w:rPr>
-          <w:rStyle w:val="CommentTok"/>
-          <w:lang w:eastAsia="zh-CN"/>
-        </w:rPr>
-        <w:t xml:space="preserve">, method = "rf", </w:t>
-      </w:r>
-      <w:proofErr w:type="spellStart"/>
-      <w:r>
-        <w:rPr>
-          <w:rStyle w:val="CommentTok"/>
-          <w:lang w:eastAsia="zh-CN"/>
-        </w:rPr>
-        <w:t>trControl</w:t>
-      </w:r>
-      <w:proofErr w:type="spellEnd"/>
-      <w:r>
-        <w:rPr>
-          <w:rStyle w:val="CommentTok"/>
-          <w:lang w:eastAsia="zh-CN"/>
-        </w:rPr>
-        <w:t xml:space="preserve"> = </w:t>
-      </w:r>
-      <w:proofErr w:type="spellStart"/>
-      <w:r>
-        <w:rPr>
-          <w:rStyle w:val="CommentTok"/>
-          <w:lang w:eastAsia="zh-CN"/>
-        </w:rPr>
-        <w:t>fitControl</w:t>
-      </w:r>
-      <w:proofErr w:type="spellEnd"/>
-      <w:r>
-        <w:rPr>
-          <w:rStyle w:val="CommentTok"/>
-          <w:lang w:eastAsia="zh-CN"/>
-        </w:rPr>
-        <w:t xml:space="preserve">) # </w:t>
-      </w:r>
-      <w:r>
-        <w:rPr>
-          <w:rStyle w:val="CommentTok"/>
-          <w:lang w:eastAsia="zh-CN"/>
-        </w:rPr>
-        <w:t>需要传入新的</w:t>
-      </w:r>
-      <w:r>
-        <w:rPr>
-          <w:rStyle w:val="CommentTok"/>
-          <w:lang w:eastAsia="zh-CN"/>
+      <w:r>
+        <w:rPr>
+          <w:rStyle w:val="NormalTok"/>
+        </w:rPr>
+        <w:t>(</w:t>
+      </w:r>
+      <w:r>
+        <w:rPr>
+          <w:rStyle w:val="AttributeTok"/>
+        </w:rPr>
+        <w:t>method =</w:t>
+      </w:r>
+      <w:r>
+        <w:rPr>
+          <w:rStyle w:val="NormalTok"/>
         </w:rPr>
         <w:t xml:space="preserve"> </w:t>
       </w:r>
-      <w:proofErr w:type="spellStart"/>
-      <w:r>
-        <w:rPr>
-          <w:rStyle w:val="CommentTok"/>
-          <w:lang w:eastAsia="zh-CN"/>
-        </w:rPr>
-        <w:t>fitControl</w:t>
-      </w:r>
-      <w:proofErr w:type="spellEnd"/>
-      <w:r>
-        <w:rPr>
-          <w:rStyle w:val="CommentTok"/>
-          <w:lang w:eastAsia="zh-CN"/>
+      <w:r>
+        <w:rPr>
+          <w:rStyle w:val="StringTok"/>
+        </w:rPr>
+        <w:t>"repeatedcv"</w:t>
+      </w:r>
+      <w:r>
+        <w:rPr>
+          <w:rStyle w:val="NormalTok"/>
+        </w:rPr>
+        <w:t xml:space="preserve">, </w:t>
+      </w:r>
+      <w:r>
+        <w:rPr>
+          <w:rStyle w:val="AttributeTok"/>
+        </w:rPr>
+        <w:t>number =</w:t>
+      </w:r>
+      <w:r>
+        <w:rPr>
+          <w:rStyle w:val="NormalTok"/>
         </w:rPr>
         <w:t xml:space="preserve"> </w:t>
       </w:r>
+      <w:r>
+        <w:rPr>
+          <w:rStyle w:val="DecValTok"/>
+        </w:rPr>
+        <w:t>10</w:t>
+      </w:r>
+      <w:r>
+        <w:rPr>
+          <w:rStyle w:val="NormalTok"/>
+        </w:rPr>
+        <w:t xml:space="preserve">, </w:t>
+      </w:r>
+      <w:r>
+        <w:rPr>
+          <w:rStyle w:val="AttributeTok"/>
+        </w:rPr>
+        <w:t>repeats =</w:t>
+      </w:r>
+      <w:r>
+        <w:rPr>
+          <w:rStyle w:val="NormalTok"/>
+        </w:rPr>
+        <w:t xml:space="preserve"> </w:t>
+      </w:r>
+      <w:r>
+        <w:rPr>
+          <w:rStyle w:val="DecValTok"/>
+        </w:rPr>
+        <w:t>5</w:t>
+      </w:r>
+      <w:r>
+        <w:rPr>
+          <w:rStyle w:val="NormalTok"/>
+        </w:rPr>
+        <w:t>)</w:t>
+      </w:r>
+      <w:r>
+        <w:br/>
+      </w:r>
+      <w:r>
+        <w:rPr>
+          <w:rStyle w:val="NormalTok"/>
+        </w:rPr>
+        <w:t xml:space="preserve">model_rf_pre </w:t>
+      </w:r>
+      <w:r>
+        <w:rPr>
+          <w:rStyle w:val="OtherTok"/>
+        </w:rPr>
+        <w:t>&lt;-</w:t>
+      </w:r>
+      <w:r>
+        <w:rPr>
+          <w:rStyle w:val="NormalTok"/>
+        </w:rPr>
+        <w:t xml:space="preserve"> </w:t>
+      </w:r>
+      <w:r>
+        <w:rPr>
+          <w:rStyle w:val="FunctionTok"/>
+        </w:rPr>
+        <w:t>train</w:t>
+      </w:r>
+      <w:r>
+        <w:rPr>
+          <w:rStyle w:val="NormalTok"/>
+        </w:rPr>
+        <w:t xml:space="preserve">(abund </w:t>
+      </w:r>
+      <w:r>
+        <w:rPr>
+          <w:rStyle w:val="SpecialCharTok"/>
+        </w:rPr>
+        <w:t>~</w:t>
+      </w:r>
+      <w:r>
+        <w:rPr>
+          <w:rStyle w:val="NormalTok"/>
+        </w:rPr>
+        <w:t xml:space="preserve"> ., </w:t>
+      </w:r>
+      <w:r>
+        <w:rPr>
+          <w:rStyle w:val="AttributeTok"/>
+        </w:rPr>
+        <w:t>data =</w:t>
+      </w:r>
+      <w:r>
+        <w:rPr>
+          <w:rStyle w:val="NormalTok"/>
+        </w:rPr>
+        <w:t xml:space="preserve"> training_data, </w:t>
+      </w:r>
+      <w:r>
+        <w:rPr>
+          <w:rStyle w:val="AttributeTok"/>
+        </w:rPr>
+        <w:t>method =</w:t>
+      </w:r>
+      <w:r>
+        <w:rPr>
+          <w:rStyle w:val="NormalTok"/>
+        </w:rPr>
+        <w:t xml:space="preserve"> </w:t>
+      </w:r>
+      <w:r>
+        <w:rPr>
+          <w:rStyle w:val="StringTok"/>
+        </w:rPr>
+        <w:t>"rf"</w:t>
+      </w:r>
+      <w:r>
+        <w:rPr>
+          <w:rStyle w:val="NormalTok"/>
+        </w:rPr>
+        <w:t xml:space="preserve">,   </w:t>
+      </w:r>
+      <w:r>
+        <w:br/>
+      </w:r>
+      <w:r>
+        <w:rPr>
+          <w:rStyle w:val="NormalTok"/>
+        </w:rPr>
+        <w:t xml:space="preserve">                      </w:t>
+      </w:r>
+      <w:r>
+        <w:rPr>
+          <w:rStyle w:val="AttributeTok"/>
+        </w:rPr>
+        <w:t>preProcess =</w:t>
+      </w:r>
+      <w:r>
+        <w:rPr>
+          <w:rStyle w:val="NormalTok"/>
+        </w:rPr>
+        <w:t xml:space="preserve"> </w:t>
+      </w:r>
+      <w:r>
+        <w:rPr>
+          <w:rStyle w:val="FunctionTok"/>
+        </w:rPr>
+        <w:t>c</w:t>
+      </w:r>
+      <w:r>
+        <w:rPr>
+          <w:rStyle w:val="NormalTok"/>
+        </w:rPr>
+        <w:t>(</w:t>
+      </w:r>
+      <w:r>
+        <w:rPr>
+          <w:rStyle w:val="StringTok"/>
+        </w:rPr>
+        <w:t>"scale"</w:t>
+      </w:r>
+      <w:r>
+        <w:rPr>
+          <w:rStyle w:val="NormalTok"/>
+        </w:rPr>
+        <w:t xml:space="preserve">, </w:t>
+      </w:r>
+      <w:r>
+        <w:rPr>
+          <w:rStyle w:val="StringTok"/>
+        </w:rPr>
+        <w:t>"center"</w:t>
+      </w:r>
+      <w:r>
+        <w:rPr>
+          <w:rStyle w:val="NormalTok"/>
+        </w:rPr>
+        <w:t xml:space="preserve">),  </w:t>
+      </w:r>
+      <w:r>
+        <w:rPr>
+          <w:rStyle w:val="CommentTok"/>
+        </w:rPr>
+        <w:t># "scale"</w:t>
+      </w:r>
+      <w:r>
+        <w:rPr>
+          <w:rStyle w:val="CommentTok"/>
+        </w:rPr>
+        <w:t>是标准化，</w:t>
+      </w:r>
+      <w:r>
+        <w:rPr>
+          <w:rStyle w:val="CommentTok"/>
+        </w:rPr>
+        <w:t>"center"</w:t>
+      </w:r>
+      <w:r>
+        <w:rPr>
+          <w:rStyle w:val="CommentTok"/>
+        </w:rPr>
+        <w:t>是中心化</w:t>
+      </w:r>
+      <w:r>
+        <w:br/>
+      </w:r>
+      <w:r>
+        <w:rPr>
+          <w:rStyle w:val="NormalTok"/>
+        </w:rPr>
+        <w:t xml:space="preserve">                      </w:t>
+      </w:r>
+      <w:r>
+        <w:rPr>
+          <w:rStyle w:val="AttributeTok"/>
+        </w:rPr>
+        <w:t>trControl =</w:t>
+      </w:r>
+      <w:r>
+        <w:rPr>
+          <w:rStyle w:val="NormalTok"/>
+        </w:rPr>
+        <w:t xml:space="preserve"> fitControl)</w:t>
+      </w:r>
+    </w:p>
+    <w:p>
+      <w:pPr>
+        <w:pStyle w:val="SourceCode"/>
+      </w:pPr>
+      <w:r>
+        <w:rPr>
+          <w:rStyle w:val="VerbatimChar"/>
+        </w:rPr>
+        <w:t>## Warning in nominalTrainWorkflow(x = x, y = y, wts = weights, info = trainInfo,</w:t>
+      </w:r>
+      <w:r>
+        <w:br/>
+      </w:r>
+      <w:r>
+        <w:rPr>
+          <w:rStyle w:val="VerbatimChar"/>
+        </w:rPr>
+        <w:t>## : There were missing values in resampled performance measures.</w:t>
+      </w:r>
     </w:p>
     <w:p>
       <w:pPr>
         <w:pStyle w:val="FirstParagraph"/>
+        <w:rPr>
+          <w:b/>
+          <w:bCs/>
+          <w:color w:val="156082" w:themeColor="accent1"/>
+        </w:rPr>
       </w:pPr>
     </w:p>
     <w:p>
@@ -3452,7 +3226,7 @@
           <w:bCs/>
           <w:color w:val="156082" w:themeColor="accent1"/>
         </w:rPr>
-        <w:t>4</w:t>
+        <w:t>5</w:t>
       </w:r>
       <w:r>
         <w:rPr>
@@ -3461,9 +3235,8 @@
           <w:bCs/>
           <w:color w:val="156082" w:themeColor="accent1"/>
         </w:rPr>
-        <w:t>）在</w:t>
-      </w:r>
-      <w:proofErr w:type="gramStart"/>
+        <w:t>）</w:t>
+      </w:r>
       <w:r>
         <w:rPr>
           <w:rFonts w:hint="eastAsia"/>
@@ -3471,9 +3244,8 @@
           <w:bCs/>
           <w:color w:val="156082" w:themeColor="accent1"/>
         </w:rPr>
-        <w:t>train(</w:t>
-      </w:r>
-      <w:proofErr w:type="gramEnd"/>
+        <w:t>rf</w:t>
+      </w:r>
       <w:r>
         <w:rPr>
           <w:rFonts w:hint="eastAsia"/>
@@ -3481,9 +3253,8 @@
           <w:bCs/>
           <w:color w:val="156082" w:themeColor="accent1"/>
         </w:rPr>
-        <w:t>)</w:t>
-      </w:r>
-      <w:proofErr w:type="spellStart"/>
+        <w:t>有</w:t>
+      </w:r>
       <w:r>
         <w:rPr>
           <w:rFonts w:hint="eastAsia"/>
@@ -3491,7 +3262,7 @@
           <w:bCs/>
           <w:color w:val="156082" w:themeColor="accent1"/>
         </w:rPr>
-        <w:t>中，增加中心化和标准化等数据预处理，提</w:t>
+        <w:t>mtry</w:t>
       </w:r>
       <w:r>
         <w:rPr>
@@ -3500,52 +3271,103 @@
           <w:bCs/>
           <w:color w:val="156082" w:themeColor="accent1"/>
         </w:rPr>
-        <w:t>高模型精度</w:t>
-      </w:r>
-      <w:proofErr w:type="spellEnd"/>
-      <w:r>
-        <w:rPr>
+        <w:t>和</w:t>
+      </w:r>
+      <w:r>
+        <w:rPr>
+          <w:rFonts w:hint="eastAsia"/>
           <w:b/>
           <w:bCs/>
           <w:color w:val="156082" w:themeColor="accent1"/>
         </w:rPr>
+        <w:t>tree</w:t>
+      </w:r>
+      <w:r>
+        <w:rPr>
+          <w:rFonts w:hint="eastAsia"/>
+          <w:b/>
+          <w:bCs/>
+          <w:color w:val="156082" w:themeColor="accent1"/>
+        </w:rPr>
+        <w:t>两个参数，可以通过</w:t>
+      </w:r>
+      <w:r>
+        <w:rPr>
+          <w:rFonts w:hint="eastAsia"/>
+          <w:b/>
+          <w:bCs/>
+          <w:color w:val="156082" w:themeColor="accent1"/>
+        </w:rPr>
+        <w:t>expand.grid()</w:t>
+      </w:r>
+      <w:r>
+        <w:rPr>
+          <w:rFonts w:hint="eastAsia"/>
+          <w:b/>
+          <w:bCs/>
+          <w:color w:val="156082" w:themeColor="accent1"/>
+        </w:rPr>
+        <w:t>设置调优，并在</w:t>
+      </w:r>
+      <w:r>
+        <w:rPr>
+          <w:rFonts w:hint="eastAsia"/>
+          <w:b/>
+          <w:bCs/>
+          <w:color w:val="156082" w:themeColor="accent1"/>
+        </w:rPr>
+        <w:t>train()</w:t>
+      </w:r>
+      <w:r>
+        <w:rPr>
+          <w:rFonts w:hint="eastAsia"/>
+          <w:b/>
+          <w:bCs/>
+          <w:color w:val="156082" w:themeColor="accent1"/>
+        </w:rPr>
+        <w:t>添加</w:t>
+      </w:r>
+      <w:r>
+        <w:rPr>
+          <w:b/>
+          <w:bCs/>
+          <w:color w:val="156082" w:themeColor="accent1"/>
+        </w:rPr>
+        <w:t xml:space="preserve"> grid &lt;- expand.grid(.mtry=c(1:10)) model_rf &lt;- train(biodiv ~ ., data = training_data, method = ” “, preProcess = c(‘scale’, ‘center’), trControl =fitControl, _________ = ________)</w:t>
+      </w:r>
+    </w:p>
+    <w:p>
+      <w:pPr>
+        <w:pStyle w:val="a0"/>
+        <w:rPr>
+          <w:color w:val="C00000"/>
+        </w:rPr>
+      </w:pPr>
+      <w:r>
+        <w:rPr>
+          <w:rFonts w:hint="eastAsia"/>
+          <w:color w:val="C00000"/>
+        </w:rPr>
+        <w:t>填空</w:t>
+      </w:r>
+      <w:r>
+        <w:rPr>
+          <w:rFonts w:hint="eastAsia"/>
+          <w:color w:val="C00000"/>
+        </w:rPr>
+        <w:t>1</w:t>
+      </w:r>
+      <w:r>
+        <w:rPr>
+          <w:color w:val="C00000"/>
+        </w:rPr>
         <w:t xml:space="preserve"> </w:t>
       </w:r>
-      <w:proofErr w:type="spellStart"/>
-      <w:r>
-        <w:rPr>
-          <w:b/>
-          <w:bCs/>
-          <w:color w:val="156082" w:themeColor="accent1"/>
-        </w:rPr>
-        <w:t>model_rf</w:t>
-      </w:r>
-      <w:proofErr w:type="spellEnd"/>
-      <w:r>
-        <w:rPr>
-          <w:b/>
-          <w:bCs/>
-          <w:color w:val="156082" w:themeColor="accent1"/>
-        </w:rPr>
-        <w:t xml:space="preserve"> &lt;- train(</w:t>
-      </w:r>
-      <w:proofErr w:type="spellStart"/>
-      <w:r>
-        <w:rPr>
-          <w:b/>
-          <w:bCs/>
-          <w:color w:val="156082" w:themeColor="accent1"/>
-        </w:rPr>
-        <w:t>abund</w:t>
-      </w:r>
-      <w:proofErr w:type="spellEnd"/>
-      <w:r>
-        <w:rPr>
-          <w:b/>
-          <w:bCs/>
-          <w:color w:val="156082" w:themeColor="accent1"/>
-        </w:rPr>
-        <w:t xml:space="preserve"> ~ ., data = training_data, method = “_________”, preProcess = c(‘scale’, ‘center’), trControl =fitControl)</w:t>
+      <w:r>
+        <w:rPr>
+          <w:color w:val="C00000"/>
+        </w:rPr>
+        <w:t xml:space="preserve"> method = “rf” </w:t>
       </w:r>
     </w:p>
     <w:p>
@@ -3564,9 +3386,28 @@
       </w:r>
       <w:r>
         <w:rPr>
+          <w:rFonts w:hint="eastAsia"/>
           <w:color w:val="C00000"/>
         </w:rPr>
-        <w:t xml:space="preserve"> method = “rf”</w:t>
+        <w:t>2</w:t>
+      </w:r>
+      <w:r>
+        <w:rPr>
+          <w:color w:val="C00000"/>
+        </w:rPr>
+        <w:t xml:space="preserve"> </w:t>
+      </w:r>
+      <w:r>
+        <w:rPr>
+          <w:color w:val="C00000"/>
+        </w:rPr>
+        <w:t xml:space="preserve"> </w:t>
+      </w:r>
+      <w:r>
+        <w:rPr>
+          <w:color w:val="C00000"/>
+        </w:rPr>
+        <w:t>tuneGrid = grid</w:t>
       </w:r>
     </w:p>
     <w:p>
@@ -3576,23 +3417,74 @@
       <w:r>
         <w:rPr>
           <w:rStyle w:val="CommentTok"/>
-        </w:rPr>
-        <w:t xml:space="preserve"># </w:t>
-      </w:r>
-      <w:r>
-        <w:rPr>
-          <w:rStyle w:val="CommentTok"/>
-        </w:rPr>
-        <w:t>增加中心化和标准化等数据预处理</w:t>
-      </w:r>
-      <w:r>
-        <w:br/>
-      </w:r>
-      <w:r>
-        <w:rPr>
-          <w:rStyle w:val="NormalTok"/>
-        </w:rPr>
-        <w:t xml:space="preserve">fitControl </w:t>
+          <w:lang w:eastAsia="zh-CN"/>
+        </w:rPr>
+        <w:t># mtry</w:t>
+      </w:r>
+      <w:r>
+        <w:rPr>
+          <w:rStyle w:val="CommentTok"/>
+          <w:lang w:eastAsia="zh-CN"/>
+        </w:rPr>
+        <w:t>：每次节点分裂时，随机抽取多少个候选特征来参与选择。</w:t>
+      </w:r>
+      <w:r>
+        <w:rPr>
+          <w:lang w:eastAsia="zh-CN"/>
+        </w:rPr>
+        <w:br/>
+      </w:r>
+      <w:r>
+        <w:rPr>
+          <w:rStyle w:val="CommentTok"/>
+          <w:lang w:eastAsia="zh-CN"/>
+        </w:rPr>
+        <w:t xml:space="preserve"># mtry </w:t>
+      </w:r>
+      <w:r>
+        <w:rPr>
+          <w:rStyle w:val="CommentTok"/>
+          <w:lang w:eastAsia="zh-CN"/>
+        </w:rPr>
+        <w:t>小，随机性更强，树与树差异更大；</w:t>
+      </w:r>
+      <w:r>
+        <w:rPr>
+          <w:lang w:eastAsia="zh-CN"/>
+        </w:rPr>
+        <w:br/>
+      </w:r>
+      <w:r>
+        <w:rPr>
+          <w:rStyle w:val="CommentTok"/>
+          <w:lang w:eastAsia="zh-CN"/>
+        </w:rPr>
+        <w:t xml:space="preserve"># mtry </w:t>
+      </w:r>
+      <w:r>
+        <w:rPr>
+          <w:rStyle w:val="CommentTok"/>
+          <w:lang w:eastAsia="zh-CN"/>
+        </w:rPr>
+        <w:t>大，每棵树更容易选到强特征，单树可能更强，但树之间相似度也更高。</w:t>
+      </w:r>
+      <w:r>
+        <w:rPr>
+          <w:lang w:eastAsia="zh-CN"/>
+        </w:rPr>
+        <w:br/>
+      </w:r>
+      <w:r>
+        <w:rPr>
+          <w:lang w:eastAsia="zh-CN"/>
+        </w:rPr>
+        <w:br/>
+      </w:r>
+      <w:r>
+        <w:rPr>
+          <w:rStyle w:val="NormalTok"/>
+        </w:rPr>
+        <w:t xml:space="preserve">grid </w:t>
       </w:r>
       <w:r>
         <w:rPr>
@@ -3606,12 +3498,11 @@
         </w:rPr>
         <w:t xml:space="preserve"> </w:t>
       </w:r>
-      <w:proofErr w:type="gramStart"/>
       <w:r>
         <w:rPr>
           <w:rStyle w:val="FunctionTok"/>
         </w:rPr>
-        <w:t>trainControl</w:t>
+        <w:t>expand.grid</w:t>
       </w:r>
       <w:r>
         <w:rPr>
@@ -3619,772 +3510,11 @@
         </w:rPr>
         <w:t>(</w:t>
       </w:r>
-      <w:proofErr w:type="gramEnd"/>
       <w:r>
         <w:rPr>
           <w:rStyle w:val="AttributeTok"/>
         </w:rPr>
-        <w:t>method =</w:t>
-      </w:r>
-      <w:r>
-        <w:rPr>
-          <w:rStyle w:val="NormalTok"/>
-        </w:rPr>
-        <w:t xml:space="preserve"> </w:t>
-      </w:r>
-      <w:r>
-        <w:rPr>
-          <w:rStyle w:val="StringTok"/>
-        </w:rPr>
-        <w:t>"repeatedcv"</w:t>
-      </w:r>
-      <w:r>
-        <w:rPr>
-          <w:rStyle w:val="NormalTok"/>
-        </w:rPr>
-        <w:t xml:space="preserve">, </w:t>
-      </w:r>
-      <w:r>
-        <w:rPr>
-          <w:rStyle w:val="AttributeTok"/>
-        </w:rPr>
-        <w:t>number =</w:t>
-      </w:r>
-      <w:r>
-        <w:rPr>
-          <w:rStyle w:val="NormalTok"/>
-        </w:rPr>
-        <w:t xml:space="preserve"> </w:t>
-      </w:r>
-      <w:r>
-        <w:rPr>
-          <w:rStyle w:val="DecValTok"/>
-        </w:rPr>
-        <w:t>10</w:t>
-      </w:r>
-      <w:r>
-        <w:rPr>
-          <w:rStyle w:val="NormalTok"/>
-        </w:rPr>
-        <w:t xml:space="preserve">, </w:t>
-      </w:r>
-      <w:r>
-        <w:rPr>
-          <w:rStyle w:val="AttributeTok"/>
-        </w:rPr>
-        <w:t>repeats =</w:t>
-      </w:r>
-      <w:r>
-        <w:rPr>
-          <w:rStyle w:val="NormalTok"/>
-        </w:rPr>
-        <w:t xml:space="preserve"> </w:t>
-      </w:r>
-      <w:r>
-        <w:rPr>
-          <w:rStyle w:val="DecValTok"/>
-        </w:rPr>
-        <w:t>5</w:t>
-      </w:r>
-      <w:r>
-        <w:rPr>
-          <w:rStyle w:val="NormalTok"/>
-        </w:rPr>
-        <w:t>)</w:t>
-      </w:r>
-      <w:r>
-        <w:br/>
-      </w:r>
-      <w:r>
-        <w:rPr>
-          <w:rStyle w:val="NormalTok"/>
-        </w:rPr>
-        <w:t>model_rf</w:t>
-      </w:r>
-      <w:r>
-        <w:rPr>
-          <w:rStyle w:val="NormalTok"/>
-        </w:rPr>
-        <w:t xml:space="preserve">_pre </w:t>
-      </w:r>
-      <w:r>
-        <w:rPr>
-          <w:rStyle w:val="OtherTok"/>
-        </w:rPr>
-        <w:t>&lt;-</w:t>
-      </w:r>
-      <w:r>
-        <w:rPr>
-          <w:rStyle w:val="NormalTok"/>
-        </w:rPr>
-        <w:t xml:space="preserve"> </w:t>
-      </w:r>
-      <w:r>
-        <w:rPr>
-          <w:rStyle w:val="FunctionTok"/>
-        </w:rPr>
-        <w:t>train</w:t>
-      </w:r>
-      <w:r>
-        <w:rPr>
-          <w:rStyle w:val="NormalTok"/>
-        </w:rPr>
-        <w:t xml:space="preserve">(abund </w:t>
-      </w:r>
-      <w:r>
-        <w:rPr>
-          <w:rStyle w:val="SpecialCharTok"/>
-        </w:rPr>
-        <w:t>~</w:t>
-      </w:r>
-      <w:r>
-        <w:rPr>
-          <w:rStyle w:val="NormalTok"/>
-        </w:rPr>
-        <w:t xml:space="preserve"> ., </w:t>
-      </w:r>
-      <w:r>
-        <w:rPr>
-          <w:rStyle w:val="AttributeTok"/>
-        </w:rPr>
-        <w:t>data =</w:t>
-      </w:r>
-      <w:r>
-        <w:rPr>
-          <w:rStyle w:val="NormalTok"/>
-        </w:rPr>
-        <w:t xml:space="preserve"> training_data, </w:t>
-      </w:r>
-      <w:r>
-        <w:rPr>
-          <w:rStyle w:val="AttributeTok"/>
-        </w:rPr>
-        <w:t>method =</w:t>
-      </w:r>
-      <w:r>
-        <w:rPr>
-          <w:rStyle w:val="NormalTok"/>
-        </w:rPr>
-        <w:t xml:space="preserve"> </w:t>
-      </w:r>
-      <w:r>
-        <w:rPr>
-          <w:rStyle w:val="StringTok"/>
-        </w:rPr>
-        <w:t>"rf"</w:t>
-      </w:r>
-      <w:r>
-        <w:rPr>
-          <w:rStyle w:val="NormalTok"/>
-        </w:rPr>
-        <w:t xml:space="preserve">,   </w:t>
-      </w:r>
-      <w:r>
-        <w:br/>
-      </w:r>
-      <w:r>
-        <w:rPr>
-          <w:rStyle w:val="NormalTok"/>
-        </w:rPr>
-        <w:t xml:space="preserve">                      </w:t>
-      </w:r>
-      <w:r>
-        <w:rPr>
-          <w:rStyle w:val="AttributeTok"/>
-        </w:rPr>
-        <w:t>preProcess =</w:t>
-      </w:r>
-      <w:r>
-        <w:rPr>
-          <w:rStyle w:val="NormalTok"/>
-        </w:rPr>
-        <w:t xml:space="preserve"> </w:t>
-      </w:r>
-      <w:r>
-        <w:rPr>
-          <w:rStyle w:val="FunctionTok"/>
-        </w:rPr>
-        <w:t>c</w:t>
-      </w:r>
-      <w:r>
-        <w:rPr>
-          <w:rStyle w:val="NormalTok"/>
-        </w:rPr>
-        <w:t>(</w:t>
-      </w:r>
-      <w:r>
-        <w:rPr>
-          <w:rStyle w:val="StringTok"/>
-        </w:rPr>
-        <w:t>"scale"</w:t>
-      </w:r>
-      <w:r>
-        <w:rPr>
-          <w:rStyle w:val="NormalTok"/>
-        </w:rPr>
-        <w:t xml:space="preserve">, </w:t>
-      </w:r>
-      <w:r>
-        <w:rPr>
-          <w:rStyle w:val="StringTok"/>
-        </w:rPr>
-        <w:t>"center"</w:t>
-      </w:r>
-      <w:r>
-        <w:rPr>
-          <w:rStyle w:val="NormalTok"/>
-        </w:rPr>
-        <w:t xml:space="preserve">),  </w:t>
-      </w:r>
-      <w:r>
-        <w:rPr>
-          <w:rStyle w:val="CommentTok"/>
-        </w:rPr>
-        <w:t># "scale"</w:t>
-      </w:r>
-      <w:r>
-        <w:rPr>
-          <w:rStyle w:val="CommentTok"/>
-        </w:rPr>
-        <w:t>是标准化，</w:t>
-      </w:r>
-      <w:r>
-        <w:rPr>
-          <w:rStyle w:val="CommentTok"/>
-        </w:rPr>
-        <w:t>"center"</w:t>
-      </w:r>
-      <w:r>
-        <w:rPr>
-          <w:rStyle w:val="CommentTok"/>
-        </w:rPr>
-        <w:t>是中心化</w:t>
-      </w:r>
-      <w:r>
-        <w:br/>
-      </w:r>
-      <w:r>
-        <w:rPr>
-          <w:rStyle w:val="NormalTok"/>
-        </w:rPr>
-        <w:t xml:space="preserve">                      </w:t>
-      </w:r>
-      <w:r>
-        <w:rPr>
-          <w:rStyle w:val="AttributeTok"/>
-        </w:rPr>
-        <w:t>trControl =</w:t>
-      </w:r>
-      <w:r>
-        <w:rPr>
-          <w:rStyle w:val="NormalTok"/>
-        </w:rPr>
-        <w:t xml:space="preserve"> fitControl)</w:t>
-      </w:r>
-    </w:p>
-    <w:p>
-      <w:pPr>
-        <w:pStyle w:val="SourceCode"/>
-      </w:pPr>
-      <w:r>
-        <w:rPr>
-          <w:rStyle w:val="VerbatimChar"/>
-        </w:rPr>
-        <w:t>## Warning in nominalTrainWorkflow(x = x, y = y, wts = weights, info = trainInfo,</w:t>
-      </w:r>
-      <w:r>
-        <w:br/>
-      </w:r>
-      <w:r>
-        <w:rPr>
-          <w:rStyle w:val="VerbatimChar"/>
-        </w:rPr>
-        <w:t>## : There were missing values in resampled performance measures.</w:t>
-      </w:r>
-    </w:p>
-    <w:p>
-      <w:pPr>
-        <w:pStyle w:val="FirstParagraph"/>
-        <w:rPr>
-          <w:b/>
-          <w:bCs/>
-          <w:color w:val="156082" w:themeColor="accent1"/>
-        </w:rPr>
-      </w:pPr>
-    </w:p>
-    <w:p>
-      <w:pPr>
-        <w:pStyle w:val="FirstParagraph"/>
-        <w:rPr>
-          <w:b/>
-          <w:bCs/>
-          <w:color w:val="156082" w:themeColor="accent1"/>
-        </w:rPr>
-      </w:pPr>
-      <w:r>
-        <w:rPr>
-          <w:rFonts w:hint="eastAsia"/>
-          <w:b/>
-          <w:bCs/>
-          <w:color w:val="156082" w:themeColor="accent1"/>
-        </w:rPr>
-        <w:t>5</w:t>
-      </w:r>
-      <w:r>
-        <w:rPr>
-          <w:rFonts w:hint="eastAsia"/>
-          <w:b/>
-          <w:bCs/>
-          <w:color w:val="156082" w:themeColor="accent1"/>
-        </w:rPr>
-        <w:t>）</w:t>
-      </w:r>
-      <w:r>
-        <w:rPr>
-          <w:rFonts w:hint="eastAsia"/>
-          <w:b/>
-          <w:bCs/>
-          <w:color w:val="156082" w:themeColor="accent1"/>
-        </w:rPr>
-        <w:t>rf</w:t>
-      </w:r>
-      <w:r>
-        <w:rPr>
-          <w:rFonts w:hint="eastAsia"/>
-          <w:b/>
-          <w:bCs/>
-          <w:color w:val="156082" w:themeColor="accent1"/>
-        </w:rPr>
-        <w:t>有</w:t>
-      </w:r>
-      <w:r>
-        <w:rPr>
-          <w:rFonts w:hint="eastAsia"/>
-          <w:b/>
-          <w:bCs/>
-          <w:color w:val="156082" w:themeColor="accent1"/>
-        </w:rPr>
-        <w:t>mtry</w:t>
-      </w:r>
-      <w:r>
-        <w:rPr>
-          <w:rFonts w:hint="eastAsia"/>
-          <w:b/>
-          <w:bCs/>
-          <w:color w:val="156082" w:themeColor="accent1"/>
-        </w:rPr>
-        <w:t>和</w:t>
-      </w:r>
-      <w:r>
-        <w:rPr>
-          <w:rFonts w:hint="eastAsia"/>
-          <w:b/>
-          <w:bCs/>
-          <w:color w:val="156082" w:themeColor="accent1"/>
-        </w:rPr>
-        <w:t>tree</w:t>
-      </w:r>
-      <w:r>
-        <w:rPr>
-          <w:rFonts w:hint="eastAsia"/>
-          <w:b/>
-          <w:bCs/>
-          <w:color w:val="156082" w:themeColor="accent1"/>
-        </w:rPr>
-        <w:t>两个参数，可以通过</w:t>
-      </w:r>
-      <w:proofErr w:type="gramStart"/>
-      <w:r>
-        <w:rPr>
-          <w:rFonts w:hint="eastAsia"/>
-          <w:b/>
-          <w:bCs/>
-          <w:color w:val="156082" w:themeColor="accent1"/>
-        </w:rPr>
-        <w:t>expand.grid</w:t>
-      </w:r>
-      <w:proofErr w:type="gramEnd"/>
-      <w:r>
-        <w:rPr>
-          <w:rFonts w:hint="eastAsia"/>
-          <w:b/>
-          <w:bCs/>
-          <w:color w:val="156082" w:themeColor="accent1"/>
-        </w:rPr>
-        <w:t>()</w:t>
-      </w:r>
-      <w:proofErr w:type="spellStart"/>
-      <w:r>
-        <w:rPr>
-          <w:rFonts w:hint="eastAsia"/>
-          <w:b/>
-          <w:bCs/>
-          <w:color w:val="156082" w:themeColor="accent1"/>
-        </w:rPr>
-        <w:t>设置调优，并在</w:t>
-      </w:r>
-      <w:r>
-        <w:rPr>
-          <w:rFonts w:hint="eastAsia"/>
-          <w:b/>
-          <w:bCs/>
-          <w:color w:val="156082" w:themeColor="accent1"/>
-        </w:rPr>
-        <w:t>train</w:t>
-      </w:r>
-      <w:proofErr w:type="spellEnd"/>
-      <w:r>
-        <w:rPr>
-          <w:rFonts w:hint="eastAsia"/>
-          <w:b/>
-          <w:bCs/>
-          <w:color w:val="156082" w:themeColor="accent1"/>
-        </w:rPr>
-        <w:t>()</w:t>
-      </w:r>
-      <w:proofErr w:type="spellStart"/>
-      <w:r>
-        <w:rPr>
-          <w:rFonts w:hint="eastAsia"/>
-          <w:b/>
-          <w:bCs/>
-          <w:color w:val="156082" w:themeColor="accent1"/>
-        </w:rPr>
-        <w:t>添加</w:t>
-      </w:r>
-      <w:proofErr w:type="spellEnd"/>
-      <w:r>
-        <w:rPr>
-          <w:b/>
-          <w:bCs/>
-          <w:color w:val="156082" w:themeColor="accent1"/>
-        </w:rPr>
-        <w:t xml:space="preserve"> grid &lt;- </w:t>
-      </w:r>
-      <w:proofErr w:type="spellStart"/>
-      <w:r>
-        <w:rPr>
-          <w:b/>
-          <w:bCs/>
-          <w:color w:val="156082" w:themeColor="accent1"/>
-        </w:rPr>
-        <w:t>expand.grid</w:t>
-      </w:r>
-      <w:proofErr w:type="spellEnd"/>
-      <w:r>
-        <w:rPr>
-          <w:b/>
-          <w:bCs/>
-          <w:color w:val="156082" w:themeColor="accent1"/>
-        </w:rPr>
-        <w:t>(.</w:t>
-      </w:r>
-      <w:proofErr w:type="spellStart"/>
-      <w:r>
-        <w:rPr>
-          <w:b/>
-          <w:bCs/>
-          <w:color w:val="156082" w:themeColor="accent1"/>
-        </w:rPr>
-        <w:t>mtry</w:t>
-      </w:r>
-      <w:proofErr w:type="spellEnd"/>
-      <w:r>
-        <w:rPr>
-          <w:b/>
-          <w:bCs/>
-          <w:color w:val="156082" w:themeColor="accent1"/>
-        </w:rPr>
-        <w:t>=c(1:10)) model_rf &lt;- train(bi</w:t>
-      </w:r>
-      <w:r>
-        <w:rPr>
-          <w:b/>
-          <w:bCs/>
-          <w:color w:val="156082" w:themeColor="accent1"/>
-        </w:rPr>
-        <w:t>odiv ~ ., data = training_data, method = ” “, preProcess = c(‘scale’, ‘center’), trControl =fitControl, _________ = ________)</w:t>
-      </w:r>
-    </w:p>
-    <w:p>
-      <w:pPr>
-        <w:pStyle w:val="a0"/>
-        <w:rPr>
-          <w:color w:val="C00000"/>
-        </w:rPr>
-      </w:pPr>
-      <w:r>
-        <w:rPr>
-          <w:rFonts w:hint="eastAsia"/>
-          <w:color w:val="C00000"/>
-        </w:rPr>
-        <w:t>填空</w:t>
-      </w:r>
-      <w:proofErr w:type="gramStart"/>
-      <w:r>
-        <w:rPr>
-          <w:rFonts w:hint="eastAsia"/>
-          <w:color w:val="C00000"/>
-        </w:rPr>
-        <w:t>1</w:t>
-      </w:r>
-      <w:r>
-        <w:rPr>
-          <w:color w:val="C00000"/>
-        </w:rPr>
-        <w:t xml:space="preserve"> </w:t>
-      </w:r>
-      <w:r>
-        <w:rPr>
-          <w:color w:val="C00000"/>
-        </w:rPr>
-        <w:t xml:space="preserve"> method</w:t>
-      </w:r>
-      <w:proofErr w:type="gramEnd"/>
-      <w:r>
-        <w:rPr>
-          <w:color w:val="C00000"/>
-        </w:rPr>
-        <w:t xml:space="preserve"> = “rf” </w:t>
-      </w:r>
-    </w:p>
-    <w:p>
-      <w:pPr>
-        <w:pStyle w:val="a0"/>
-        <w:rPr>
-          <w:color w:val="C00000"/>
-        </w:rPr>
-      </w:pPr>
-      <w:r>
-        <w:rPr>
-          <w:rFonts w:hint="eastAsia"/>
-          <w:color w:val="C00000"/>
-        </w:rPr>
-        <w:t>填空</w:t>
-      </w:r>
-      <w:proofErr w:type="gramStart"/>
-      <w:r>
-        <w:rPr>
-          <w:rFonts w:hint="eastAsia"/>
-          <w:color w:val="C00000"/>
-        </w:rPr>
-        <w:t>2</w:t>
-      </w:r>
-      <w:r>
-        <w:rPr>
-          <w:color w:val="C00000"/>
-        </w:rPr>
-        <w:t xml:space="preserve"> </w:t>
-      </w:r>
-      <w:r>
-        <w:rPr>
-          <w:color w:val="C00000"/>
-        </w:rPr>
-        <w:t xml:space="preserve"> </w:t>
-      </w:r>
-      <w:proofErr w:type="spellStart"/>
-      <w:r>
-        <w:rPr>
-          <w:color w:val="C00000"/>
-        </w:rPr>
-        <w:t>tuneGrid</w:t>
-      </w:r>
-      <w:proofErr w:type="spellEnd"/>
-      <w:proofErr w:type="gramEnd"/>
-      <w:r>
-        <w:rPr>
-          <w:color w:val="C00000"/>
-        </w:rPr>
-        <w:t xml:space="preserve"> = grid</w:t>
-      </w:r>
-    </w:p>
-    <w:p>
-      <w:pPr>
-        <w:pStyle w:val="SourceCode"/>
-      </w:pPr>
-      <w:r>
-        <w:rPr>
-          <w:rStyle w:val="CommentTok"/>
-          <w:lang w:eastAsia="zh-CN"/>
-        </w:rPr>
-        <w:t xml:space="preserve"># </w:t>
-      </w:r>
-      <w:proofErr w:type="spellStart"/>
-      <w:r>
-        <w:rPr>
-          <w:rStyle w:val="CommentTok"/>
-          <w:lang w:eastAsia="zh-CN"/>
-        </w:rPr>
-        <w:t>mtry</w:t>
-      </w:r>
-      <w:proofErr w:type="spellEnd"/>
-      <w:r>
-        <w:rPr>
-          <w:rStyle w:val="CommentTok"/>
-          <w:lang w:eastAsia="zh-CN"/>
-        </w:rPr>
-        <w:t>：每次节点分裂时，随机抽取多少个候选特征来参与选择。</w:t>
-      </w:r>
-      <w:r>
-        <w:rPr>
-          <w:lang w:eastAsia="zh-CN"/>
-        </w:rPr>
-        <w:br/>
-      </w:r>
-      <w:r>
-        <w:rPr>
-          <w:rStyle w:val="CommentTok"/>
-          <w:lang w:eastAsia="zh-CN"/>
-        </w:rPr>
-        <w:t xml:space="preserve"># </w:t>
-      </w:r>
-      <w:proofErr w:type="spellStart"/>
-      <w:r>
-        <w:rPr>
-          <w:rStyle w:val="CommentTok"/>
-          <w:lang w:eastAsia="zh-CN"/>
-        </w:rPr>
-        <w:t>mtry</w:t>
-      </w:r>
-      <w:proofErr w:type="spellEnd"/>
-      <w:r>
-        <w:rPr>
-          <w:rStyle w:val="CommentTok"/>
-          <w:lang w:eastAsia="zh-CN"/>
-        </w:rPr>
-        <w:t xml:space="preserve"> </w:t>
-      </w:r>
-      <w:r>
-        <w:rPr>
-          <w:rStyle w:val="CommentTok"/>
-          <w:lang w:eastAsia="zh-CN"/>
-        </w:rPr>
-        <w:t>小，随机性更强，树与树差异更大；</w:t>
-      </w:r>
-      <w:r>
-        <w:rPr>
-          <w:lang w:eastAsia="zh-CN"/>
-        </w:rPr>
-        <w:br/>
-      </w:r>
-      <w:r>
-        <w:rPr>
-          <w:rStyle w:val="CommentTok"/>
-          <w:lang w:eastAsia="zh-CN"/>
-        </w:rPr>
-        <w:t xml:space="preserve"># </w:t>
-      </w:r>
-      <w:proofErr w:type="spellStart"/>
-      <w:r>
-        <w:rPr>
-          <w:rStyle w:val="CommentTok"/>
-          <w:lang w:eastAsia="zh-CN"/>
-        </w:rPr>
-        <w:t>mtry</w:t>
-      </w:r>
-      <w:proofErr w:type="spellEnd"/>
-      <w:r>
-        <w:rPr>
-          <w:rStyle w:val="CommentTok"/>
-          <w:lang w:eastAsia="zh-CN"/>
-        </w:rPr>
-        <w:t xml:space="preserve"> </w:t>
-      </w:r>
-      <w:r>
-        <w:rPr>
-          <w:rStyle w:val="CommentTok"/>
-          <w:lang w:eastAsia="zh-CN"/>
-        </w:rPr>
-        <w:t>大，每棵树更容易选到强特征，</w:t>
-      </w:r>
-      <w:proofErr w:type="gramStart"/>
-      <w:r>
-        <w:rPr>
-          <w:rStyle w:val="CommentTok"/>
-          <w:lang w:eastAsia="zh-CN"/>
-        </w:rPr>
-        <w:t>单树可能</w:t>
-      </w:r>
-      <w:proofErr w:type="gramEnd"/>
-      <w:r>
-        <w:rPr>
-          <w:rStyle w:val="CommentTok"/>
-          <w:lang w:eastAsia="zh-CN"/>
-        </w:rPr>
-        <w:t>更强，但树之间相似度</w:t>
-      </w:r>
-      <w:r>
-        <w:rPr>
-          <w:rStyle w:val="CommentTok"/>
-          <w:lang w:eastAsia="zh-CN"/>
-        </w:rPr>
-        <w:t>也更高。</w:t>
-      </w:r>
-      <w:r>
-        <w:rPr>
-          <w:lang w:eastAsia="zh-CN"/>
-        </w:rPr>
-        <w:br/>
-      </w:r>
-      <w:r>
-        <w:rPr>
-          <w:lang w:eastAsia="zh-CN"/>
-        </w:rPr>
-        <w:br/>
-      </w:r>
-      <w:r>
-        <w:rPr>
-          <w:rStyle w:val="NormalTok"/>
-        </w:rPr>
-        <w:t xml:space="preserve">grid </w:t>
-      </w:r>
-      <w:r>
-        <w:rPr>
-          <w:rStyle w:val="OtherTok"/>
-        </w:rPr>
-        <w:t>&lt;-</w:t>
-      </w:r>
-      <w:r>
-        <w:rPr>
-          <w:rStyle w:val="NormalTok"/>
-        </w:rPr>
-        <w:t xml:space="preserve"> </w:t>
-      </w:r>
-      <w:proofErr w:type="spellStart"/>
-      <w:proofErr w:type="gramStart"/>
-      <w:r>
-        <w:rPr>
-          <w:rStyle w:val="FunctionTok"/>
-        </w:rPr>
-        <w:t>expand.grid</w:t>
-      </w:r>
-      <w:proofErr w:type="spellEnd"/>
-      <w:proofErr w:type="gramEnd"/>
-      <w:r>
-        <w:rPr>
-          <w:rStyle w:val="NormalTok"/>
-        </w:rPr>
-        <w:t>(</w:t>
-      </w:r>
-      <w:r>
-        <w:rPr>
-          <w:rStyle w:val="AttributeTok"/>
-        </w:rPr>
-        <w:t>.</w:t>
-      </w:r>
-      <w:proofErr w:type="spellStart"/>
-      <w:r>
-        <w:rPr>
-          <w:rStyle w:val="AttributeTok"/>
-        </w:rPr>
-        <w:t>mtry</w:t>
-      </w:r>
-      <w:proofErr w:type="spellEnd"/>
-      <w:r>
-        <w:rPr>
-          <w:rStyle w:val="AttributeTok"/>
-        </w:rPr>
-        <w:t xml:space="preserve"> =</w:t>
+        <w:t>.mtry =</w:t>
       </w:r>
       <w:r>
         <w:rPr>
@@ -4625,13 +3755,7 @@
         <w:rPr>
           <w:rStyle w:val="NormalTok"/>
         </w:rPr>
-        <w:t xml:space="preserve">       </w:t>
-      </w:r>
-      <w:r>
-        <w:rPr>
-          <w:rStyle w:val="NormalTok"/>
-        </w:rPr>
-        <w:t xml:space="preserve">                </w:t>
+        <w:t xml:space="preserve">                       </w:t>
       </w:r>
       <w:r>
         <w:rPr>
@@ -4825,13 +3949,7 @@
         <w:rPr>
           <w:rStyle w:val="VerbatimChar"/>
         </w:rPr>
-        <w:t xml:space="preserve">##   </w:t>
-      </w:r>
-      <w:r>
-        <w:rPr>
-          <w:rStyle w:val="VerbatimChar"/>
-        </w:rPr>
-        <w:t xml:space="preserve"> 2    7.523336  0.9566796  6.333553</w:t>
+        <w:t>##    2    7.523336  0.9566796  6.333553</w:t>
       </w:r>
       <w:r>
         <w:br/>
@@ -4885,13 +4003,7 @@
         <w:rPr>
           <w:rStyle w:val="VerbatimChar"/>
         </w:rPr>
-        <w:t>##    8    6.95</w:t>
-      </w:r>
-      <w:r>
-        <w:rPr>
-          <w:rStyle w:val="VerbatimChar"/>
-        </w:rPr>
-        <w:t>8309  0.9664262  5.925432</w:t>
+        <w:t>##    8    6.958309  0.9664262  5.925432</w:t>
       </w:r>
       <w:r>
         <w:br/>
@@ -4977,124 +4089,111 @@
           <w:rFonts w:hint="eastAsia"/>
           <w:color w:val="C00000"/>
         </w:rPr>
-        <w:t>为因变</w:t>
-      </w:r>
-      <w:r>
-        <w:rPr>
-          <w:rFonts w:hint="eastAsia"/>
+        <w:t>为因变量可能是写错了，因变量应该是</w:t>
+      </w:r>
+      <w:r>
+        <w:rPr>
           <w:color w:val="C00000"/>
         </w:rPr>
-        <w:t>量可能是写错了，因变量应该是</w:t>
-      </w:r>
-      <w:r>
+        <w:t xml:space="preserve"> abund </w:t>
+      </w:r>
+    </w:p>
+    <w:p>
+      <w:pPr>
+        <w:pStyle w:val="FirstParagraph"/>
         <w:rPr>
           <w:color w:val="C00000"/>
-        </w:rPr>
-        <w:t xml:space="preserve"> abund </w:t>
-      </w:r>
-    </w:p>
-    <w:p>
-      <w:pPr>
-        <w:pStyle w:val="FirstParagraph"/>
+          <w:lang w:eastAsia="zh-CN"/>
+        </w:rPr>
+      </w:pPr>
+      <w:r>
         <w:rPr>
           <w:color w:val="C00000"/>
-          <w:lang w:eastAsia="zh-CN"/>
-        </w:rPr>
-      </w:pPr>
-      <w:r>
-        <w:rPr>
+        </w:rPr>
+        <w:t xml:space="preserve">2. rf </w:t>
+      </w:r>
+      <w:r>
+        <w:rPr>
+          <w:rFonts w:hint="eastAsia"/>
           <w:color w:val="C00000"/>
         </w:rPr>
-        <w:t xml:space="preserve">2. rf </w:t>
-      </w:r>
-      <w:r>
-        <w:rPr>
-          <w:rFonts w:hint="eastAsia"/>
+        <w:t>在</w:t>
+      </w:r>
+      <w:r>
+        <w:rPr>
           <w:color w:val="C00000"/>
         </w:rPr>
-        <w:t>在</w:t>
-      </w:r>
-      <w:r>
-        <w:rPr>
+        <w:t xml:space="preserve"> caret </w:t>
+      </w:r>
+      <w:r>
+        <w:rPr>
+          <w:rFonts w:hint="eastAsia"/>
           <w:color w:val="C00000"/>
         </w:rPr>
-        <w:t xml:space="preserve"> caret </w:t>
-      </w:r>
-      <w:proofErr w:type="spellStart"/>
-      <w:r>
-        <w:rPr>
-          <w:rFonts w:hint="eastAsia"/>
+        <w:t>里的可调参数表里只有</w:t>
+      </w:r>
+      <w:r>
+        <w:rPr>
           <w:color w:val="C00000"/>
         </w:rPr>
-        <w:t>里的可调参数表里只有</w:t>
-      </w:r>
-      <w:proofErr w:type="spellEnd"/>
-      <w:r>
-        <w:rPr>
+        <w:t xml:space="preserve"> </w:t>
+      </w:r>
+      <w:r>
+        <w:rPr>
+          <w:rFonts w:hint="eastAsia"/>
           <w:color w:val="C00000"/>
         </w:rPr>
+        <w:t>mtry</w:t>
+      </w:r>
+      <w:r>
+        <w:rPr>
+          <w:rFonts w:hint="eastAsia"/>
+          <w:color w:val="C00000"/>
+        </w:rPr>
+        <w:t>。</w:t>
+      </w:r>
+      <w:r>
+        <w:rPr>
+          <w:rFonts w:hint="eastAsia"/>
+          <w:color w:val="C00000"/>
+          <w:lang w:eastAsia="zh-CN"/>
+        </w:rPr>
+        <w:t>这里的</w:t>
+      </w:r>
+      <w:r>
+        <w:rPr>
+          <w:color w:val="C00000"/>
+          <w:lang w:eastAsia="zh-CN"/>
+        </w:rPr>
+        <w:t xml:space="preserve"> tree </w:t>
+      </w:r>
+      <w:r>
+        <w:rPr>
+          <w:rFonts w:hint="eastAsia"/>
+          <w:color w:val="C00000"/>
+          <w:lang w:eastAsia="zh-CN"/>
+        </w:rPr>
+        <w:t>应该指的是树的数量</w:t>
+      </w:r>
+      <w:r>
+        <w:rPr>
+          <w:color w:val="C00000"/>
+          <w:lang w:eastAsia="zh-CN"/>
+        </w:rPr>
         <w:t xml:space="preserve"> </w:t>
       </w:r>
-      <w:proofErr w:type="spellStart"/>
       <w:r>
         <w:rPr>
           <w:rFonts w:hint="eastAsia"/>
           <w:color w:val="C00000"/>
-        </w:rPr>
-        <w:t>mtry</w:t>
-      </w:r>
-      <w:proofErr w:type="spellEnd"/>
+          <w:lang w:eastAsia="zh-CN"/>
+        </w:rPr>
+        <w:t>ntree</w:t>
+      </w:r>
       <w:r>
         <w:rPr>
           <w:rFonts w:hint="eastAsia"/>
           <w:color w:val="C00000"/>
-        </w:rPr>
-        <w:t>。</w:t>
-      </w:r>
-      <w:r>
-        <w:rPr>
-          <w:rFonts w:hint="eastAsia"/>
-          <w:color w:val="C00000"/>
-          <w:lang w:eastAsia="zh-CN"/>
-        </w:rPr>
-        <w:t>这里的</w:t>
-      </w:r>
-      <w:r>
-        <w:rPr>
-          <w:color w:val="C00000"/>
-          <w:lang w:eastAsia="zh-CN"/>
-        </w:rPr>
-        <w:t xml:space="preserve"> tree </w:t>
-      </w:r>
-      <w:r>
-        <w:rPr>
-          <w:rFonts w:hint="eastAsia"/>
-          <w:color w:val="C00000"/>
-          <w:lang w:eastAsia="zh-CN"/>
-        </w:rPr>
-        <w:t>应该指的是树的数量</w:t>
-      </w:r>
-      <w:r>
-        <w:rPr>
-          <w:color w:val="C00000"/>
-          <w:lang w:eastAsia="zh-CN"/>
-        </w:rPr>
-        <w:t xml:space="preserve"> </w:t>
-      </w:r>
-      <w:proofErr w:type="spellStart"/>
-      <w:r>
-        <w:rPr>
-          <w:rFonts w:hint="eastAsia"/>
-          <w:color w:val="C00000"/>
-          <w:lang w:eastAsia="zh-CN"/>
-        </w:rPr>
-        <w:t>ntree</w:t>
-      </w:r>
-      <w:proofErr w:type="spellEnd"/>
-      <w:r>
-        <w:rPr>
-          <w:rFonts w:hint="eastAsia"/>
-          <w:color w:val="C00000"/>
           <w:lang w:eastAsia="zh-CN"/>
         </w:rPr>
         <w:t>，表示森林里要生成多少棵树。</w:t>
@@ -5136,7 +4235,6 @@
       <w:pPr>
         <w:pStyle w:val="a0"/>
         <w:rPr>
-          <w:rFonts w:hint="eastAsia"/>
           <w:lang w:eastAsia="zh-CN"/>
         </w:rPr>
       </w:pPr>
@@ -5153,13 +4251,7 @@
           <w:lang w:eastAsia="zh-CN"/>
         </w:rPr>
         <w:lastRenderedPageBreak/>
-        <w:t xml:space="preserve">Exercise </w:t>
-      </w:r>
-      <w:r>
-        <w:rPr>
-          <w:lang w:eastAsia="zh-CN"/>
-        </w:rPr>
-        <w:t>3</w:t>
+        <w:t>Exercise 3</w:t>
       </w:r>
     </w:p>
     <w:bookmarkEnd w:id="0"/>
@@ -5281,39 +4373,23 @@
         </w:numPr>
         <w:jc w:val="both"/>
         <w:rPr>
+          <w:rFonts w:ascii="Times New Roman" w:eastAsia="仿宋" w:hAnsi="Times New Roman" w:cs="Times New Roman"/>
+          <w:lang w:eastAsia="zh-CN"/>
+        </w:rPr>
+      </w:pPr>
+      <w:r>
+        <w:rPr>
           <w:rFonts w:ascii="Times New Roman" w:eastAsia="仿宋" w:hAnsi="Times New Roman" w:cs="Times New Roman" w:hint="eastAsia"/>
           <w:lang w:eastAsia="zh-CN"/>
         </w:rPr>
-      </w:pPr>
+        <w:t>训练评估：使用当前全部特征训练模型，利用模型自带的</w:t>
+      </w:r>
       <w:r>
         <w:rPr>
           <w:rFonts w:ascii="Times New Roman" w:eastAsia="仿宋" w:hAnsi="Times New Roman" w:cs="Times New Roman" w:hint="eastAsia"/>
           <w:lang w:eastAsia="zh-CN"/>
         </w:rPr>
-        <w:t>训练评估：使用当前全部特征训练模型，利用模型自带的</w:t>
-      </w:r>
-      <w:r>
-        <w:rPr>
-          <w:rFonts w:ascii="Times New Roman" w:eastAsia="仿宋" w:hAnsi="Times New Roman" w:cs="Times New Roman" w:hint="eastAsia"/>
-          <w:lang w:eastAsia="zh-CN"/>
-        </w:rPr>
-        <w:t xml:space="preserve"> </w:t>
-      </w:r>
-      <w:proofErr w:type="spellStart"/>
-      <w:r>
-        <w:rPr>
-          <w:rFonts w:ascii="Times New Roman" w:eastAsia="仿宋" w:hAnsi="Times New Roman" w:cs="Times New Roman" w:hint="eastAsia"/>
-          <w:lang w:eastAsia="zh-CN"/>
-        </w:rPr>
-        <w:t>feature_importances</w:t>
-      </w:r>
-      <w:proofErr w:type="spellEnd"/>
-      <w:r>
-        <w:rPr>
-          <w:rFonts w:ascii="Times New Roman" w:eastAsia="仿宋" w:hAnsi="Times New Roman" w:cs="Times New Roman" w:hint="eastAsia"/>
-          <w:lang w:eastAsia="zh-CN"/>
-        </w:rPr>
-        <w:t xml:space="preserve">_ </w:t>
+        <w:t xml:space="preserve"> feature_importances_ </w:t>
       </w:r>
       <w:r>
         <w:rPr>
@@ -5422,7 +4498,6 @@
         </w:rPr>
         <w:t>已经</w:t>
       </w:r>
-      <w:proofErr w:type="gramStart"/>
       <w:r>
         <w:rPr>
           <w:rFonts w:ascii="Times New Roman" w:eastAsia="仿宋" w:hAnsi="Times New Roman" w:cs="Times New Roman" w:hint="eastAsia"/>
@@ -5430,17 +4505,7 @@
           <w:bCs/>
           <w:lang w:eastAsia="zh-CN"/>
         </w:rPr>
-        <w:t>把特征</w:t>
-      </w:r>
-      <w:proofErr w:type="gramEnd"/>
-      <w:r>
-        <w:rPr>
-          <w:rFonts w:ascii="Times New Roman" w:eastAsia="仿宋" w:hAnsi="Times New Roman" w:cs="Times New Roman" w:hint="eastAsia"/>
-          <w:b/>
-          <w:bCs/>
-          <w:lang w:eastAsia="zh-CN"/>
-        </w:rPr>
-        <w:t>筛选内置到算法里。</w:t>
+        <w:t>把特征筛选内置到算法里。</w:t>
       </w:r>
     </w:p>
     <w:p>
@@ -5460,68 +4525,36 @@
           <w:rFonts w:ascii="Times New Roman" w:eastAsia="仿宋" w:hAnsi="Times New Roman" w:cs="Times New Roman" w:hint="eastAsia"/>
           <w:lang w:eastAsia="zh-CN"/>
         </w:rPr>
-        <w:t>传统模型如逻辑回归，</w:t>
+        <w:t>传统模型如逻辑回归，依赖显式的特征选择步骤剔除冗余，否则受多重共线性影响较大</w:t>
       </w:r>
       <w:r>
         <w:rPr>
           <w:rFonts w:ascii="Times New Roman" w:eastAsia="仿宋" w:hAnsi="Times New Roman" w:cs="Times New Roman" w:hint="eastAsia"/>
           <w:lang w:eastAsia="zh-CN"/>
         </w:rPr>
-        <w:t>依赖显式的特征选择步骤剔除冗余，</w:t>
-      </w:r>
-      <w:proofErr w:type="gramStart"/>
+        <w:t>，且</w:t>
+      </w:r>
       <w:r>
         <w:rPr>
           <w:rFonts w:ascii="Times New Roman" w:eastAsia="仿宋" w:hAnsi="Times New Roman" w:cs="Times New Roman" w:hint="eastAsia"/>
           <w:lang w:eastAsia="zh-CN"/>
         </w:rPr>
-        <w:t>否则受</w:t>
-      </w:r>
-      <w:proofErr w:type="gramEnd"/>
+        <w:t>依赖外部评估判断特征去留</w:t>
+      </w:r>
       <w:r>
         <w:rPr>
           <w:rFonts w:ascii="Times New Roman" w:eastAsia="仿宋" w:hAnsi="Times New Roman" w:cs="Times New Roman" w:hint="eastAsia"/>
           <w:lang w:eastAsia="zh-CN"/>
         </w:rPr>
-        <w:t>多重共线性影响较大</w:t>
+        <w:t>。在模型包容度上，</w:t>
       </w:r>
       <w:r>
         <w:rPr>
           <w:rFonts w:ascii="Times New Roman" w:eastAsia="仿宋" w:hAnsi="Times New Roman" w:cs="Times New Roman" w:hint="eastAsia"/>
           <w:lang w:eastAsia="zh-CN"/>
         </w:rPr>
-        <w:t>，且</w:t>
-      </w:r>
-      <w:r>
-        <w:rPr>
-          <w:rFonts w:ascii="Times New Roman" w:eastAsia="仿宋" w:hAnsi="Times New Roman" w:cs="Times New Roman" w:hint="eastAsia"/>
-          <w:lang w:eastAsia="zh-CN"/>
-        </w:rPr>
-        <w:t>依赖外部评估判断特征去留</w:t>
-      </w:r>
-      <w:r>
-        <w:rPr>
-          <w:rFonts w:ascii="Times New Roman" w:eastAsia="仿宋" w:hAnsi="Times New Roman" w:cs="Times New Roman" w:hint="eastAsia"/>
-          <w:lang w:eastAsia="zh-CN"/>
-        </w:rPr>
-        <w:t>。在模型包容度上，</w:t>
-      </w:r>
-      <w:r>
-        <w:rPr>
-          <w:rFonts w:ascii="Times New Roman" w:eastAsia="仿宋" w:hAnsi="Times New Roman" w:cs="Times New Roman" w:hint="eastAsia"/>
-          <w:lang w:eastAsia="zh-CN"/>
-        </w:rPr>
-        <w:t>对特征数量敏感，</w:t>
-      </w:r>
-      <w:proofErr w:type="gramStart"/>
-      <w:r>
-        <w:rPr>
-          <w:rFonts w:ascii="Times New Roman" w:eastAsia="仿宋" w:hAnsi="Times New Roman" w:cs="Times New Roman" w:hint="eastAsia"/>
-          <w:lang w:eastAsia="zh-CN"/>
-        </w:rPr>
-        <w:t>需要降维辅助</w:t>
-      </w:r>
-      <w:proofErr w:type="gramEnd"/>
+        <w:t>对特征数量敏感，需要降维辅助</w:t>
+      </w:r>
       <w:r>
         <w:rPr>
           <w:rFonts w:ascii="Times New Roman" w:eastAsia="仿宋" w:hAnsi="Times New Roman" w:cs="Times New Roman" w:hint="eastAsia"/>
@@ -5554,7 +4587,6 @@
         </w:rPr>
         <w:t>天生带有特征选择机制。每次分裂节点时只随机抽取部分特征（</w:t>
       </w:r>
-      <w:proofErr w:type="spellStart"/>
       <w:r>
         <w:rPr>
           <w:rFonts w:ascii="Times New Roman" w:eastAsia="仿宋" w:hAnsi="Times New Roman" w:cs="Times New Roman" w:hint="eastAsia"/>
@@ -5562,7 +4594,6 @@
         </w:rPr>
         <w:t>mtry</w:t>
       </w:r>
-      <w:proofErr w:type="spellEnd"/>
       <w:r>
         <w:rPr>
           <w:rFonts w:ascii="Times New Roman" w:eastAsia="仿宋" w:hAnsi="Times New Roman" w:cs="Times New Roman" w:hint="eastAsia"/>
@@ -5584,21 +4615,12 @@
         </w:rPr>
         <w:t>直接输出</w:t>
       </w:r>
-      <w:proofErr w:type="spellStart"/>
       <w:r>
         <w:rPr>
           <w:rFonts w:ascii="Times New Roman" w:eastAsia="仿宋" w:hAnsi="Times New Roman" w:cs="Times New Roman" w:hint="eastAsia"/>
           <w:lang w:eastAsia="zh-CN"/>
         </w:rPr>
-        <w:t>feature_importances</w:t>
-      </w:r>
-      <w:proofErr w:type="spellEnd"/>
-      <w:r>
-        <w:rPr>
-          <w:rFonts w:ascii="Times New Roman" w:eastAsia="仿宋" w:hAnsi="Times New Roman" w:cs="Times New Roman" w:hint="eastAsia"/>
-          <w:lang w:eastAsia="zh-CN"/>
-        </w:rPr>
-        <w:t xml:space="preserve">_ </w:t>
+        <w:t xml:space="preserve">feature_importances_ </w:t>
       </w:r>
       <w:r>
         <w:rPr>
@@ -5644,12 +4666,21 @@
         <w:pStyle w:val="a0"/>
         <w:jc w:val="both"/>
         <w:rPr>
+          <w:rFonts w:ascii="Times New Roman" w:eastAsia="仿宋" w:hAnsi="Times New Roman" w:cs="Times New Roman"/>
+          <w:b/>
+          <w:bCs/>
+          <w:lang w:eastAsia="zh-CN"/>
+        </w:rPr>
+      </w:pPr>
+      <w:r>
+        <w:rPr>
           <w:rFonts w:ascii="Times New Roman" w:eastAsia="仿宋" w:hAnsi="Times New Roman" w:cs="Times New Roman" w:hint="eastAsia"/>
           <w:b/>
           <w:bCs/>
           <w:lang w:eastAsia="zh-CN"/>
         </w:rPr>
-      </w:pPr>
+        <w:t>此外，虽然建模时无需特意选择，但想从随机森林里筛选出最关键的几个特征，可以</w:t>
+      </w:r>
       <w:r>
         <w:rPr>
           <w:rFonts w:ascii="Times New Roman" w:eastAsia="仿宋" w:hAnsi="Times New Roman" w:cs="Times New Roman" w:hint="eastAsia"/>
@@ -5657,7 +4688,7 @@
           <w:bCs/>
           <w:lang w:eastAsia="zh-CN"/>
         </w:rPr>
-        <w:t>此外，</w:t>
+        <w:t>利用内置重要性：训练完成后直接查看</w:t>
       </w:r>
       <w:r>
         <w:rPr>
@@ -5666,83 +4697,7 @@
           <w:bCs/>
           <w:lang w:eastAsia="zh-CN"/>
         </w:rPr>
-        <w:t>虽然建模时无需特意选择，但想从随机森林里筛选出</w:t>
-      </w:r>
-      <w:proofErr w:type="gramStart"/>
-      <w:r>
-        <w:rPr>
-          <w:rFonts w:ascii="Times New Roman" w:eastAsia="仿宋" w:hAnsi="Times New Roman" w:cs="Times New Roman" w:hint="eastAsia"/>
-          <w:b/>
-          <w:bCs/>
-          <w:lang w:eastAsia="zh-CN"/>
-        </w:rPr>
-        <w:t>最</w:t>
-      </w:r>
-      <w:proofErr w:type="gramEnd"/>
-      <w:r>
-        <w:rPr>
-          <w:rFonts w:ascii="Times New Roman" w:eastAsia="仿宋" w:hAnsi="Times New Roman" w:cs="Times New Roman" w:hint="eastAsia"/>
-          <w:b/>
-          <w:bCs/>
-          <w:lang w:eastAsia="zh-CN"/>
-        </w:rPr>
-        <w:t>关键的</w:t>
-      </w:r>
-      <w:r>
-        <w:rPr>
-          <w:rFonts w:ascii="Times New Roman" w:eastAsia="仿宋" w:hAnsi="Times New Roman" w:cs="Times New Roman" w:hint="eastAsia"/>
-          <w:b/>
-          <w:bCs/>
-          <w:lang w:eastAsia="zh-CN"/>
-        </w:rPr>
-        <w:t>几</w:t>
-      </w:r>
-      <w:r>
-        <w:rPr>
-          <w:rFonts w:ascii="Times New Roman" w:eastAsia="仿宋" w:hAnsi="Times New Roman" w:cs="Times New Roman" w:hint="eastAsia"/>
-          <w:b/>
-          <w:bCs/>
-          <w:lang w:eastAsia="zh-CN"/>
-        </w:rPr>
-        <w:t>个特征，可以</w:t>
-      </w:r>
-      <w:r>
-        <w:rPr>
-          <w:rFonts w:ascii="Times New Roman" w:eastAsia="仿宋" w:hAnsi="Times New Roman" w:cs="Times New Roman" w:hint="eastAsia"/>
-          <w:b/>
-          <w:bCs/>
-          <w:lang w:eastAsia="zh-CN"/>
-        </w:rPr>
-        <w:t>利用内置重要性：训练完成后直接查看</w:t>
-      </w:r>
-      <w:r>
-        <w:rPr>
-          <w:rFonts w:ascii="Times New Roman" w:eastAsia="仿宋" w:hAnsi="Times New Roman" w:cs="Times New Roman" w:hint="eastAsia"/>
-          <w:b/>
-          <w:bCs/>
-          <w:lang w:eastAsia="zh-CN"/>
-        </w:rPr>
-        <w:t xml:space="preserve"> v</w:t>
-      </w:r>
-      <w:proofErr w:type="spellStart"/>
-      <w:r>
-        <w:rPr>
-          <w:rFonts w:ascii="Times New Roman" w:eastAsia="仿宋" w:hAnsi="Times New Roman" w:cs="Times New Roman" w:hint="eastAsia"/>
-          <w:b/>
-          <w:bCs/>
-          <w:lang w:eastAsia="zh-CN"/>
-        </w:rPr>
-        <w:t>arImp</w:t>
-      </w:r>
-      <w:proofErr w:type="spellEnd"/>
-      <w:r>
-        <w:rPr>
-          <w:rFonts w:ascii="Times New Roman" w:eastAsia="仿宋" w:hAnsi="Times New Roman" w:cs="Times New Roman" w:hint="eastAsia"/>
-          <w:b/>
-          <w:bCs/>
-          <w:lang w:eastAsia="zh-CN"/>
-        </w:rPr>
-        <w:t>(model)</w:t>
+        <w:t xml:space="preserve"> varImp(model)</w:t>
       </w:r>
       <w:r>
         <w:rPr>
@@ -5769,7 +4724,7 @@
         <w:pStyle w:val="a0"/>
         <w:jc w:val="both"/>
         <w:rPr>
-          <w:rFonts w:ascii="Times New Roman" w:eastAsia="仿宋" w:hAnsi="Times New Roman" w:cs="Times New Roman" w:hint="eastAsia"/>
+          <w:rFonts w:ascii="Times New Roman" w:eastAsia="仿宋" w:hAnsi="Times New Roman" w:cs="Times New Roman"/>
           <w:lang w:eastAsia="zh-CN"/>
         </w:rPr>
       </w:pPr>
@@ -6511,6 +5466,13 @@
     <w:lsdException w:name="Placeholder Text" w:semiHidden="1"/>
     <w:lsdException w:name="Light Shading"/>
     <w:lsdException w:name="Light List"/>
+    <w:lsdException w:name="Light Grid"/>
+    <w:lsdException w:name="Medium Shading 1"/>
+    <w:lsdException w:name="Medium Shading 2"/>
+    <w:lsdException w:name="Medium List 1"/>
+    <w:lsdException w:name="Medium List 2"/>
+    <w:lsdException w:name="Medium Grid 1"/>
+    <w:lsdException w:name="Medium Grid 2"/>
     <w:lsdException w:name="Medium Grid 3"/>
     <w:lsdException w:name="Dark List"/>
     <w:lsdException w:name="Colorful Shading"/>

--- a/第四次作业 2026_04/Homework_2026_04.docx
+++ b/第四次作业 2026_04/Homework_2026_04.docx
@@ -23,11 +23,19 @@
           <w:lang w:eastAsia="zh-CN"/>
         </w:rPr>
       </w:pPr>
-      <w:r>
-        <w:rPr>
-          <w:lang w:eastAsia="zh-CN"/>
-        </w:rPr>
-        <w:t>ZiPeng Bai</w:t>
+      <w:proofErr w:type="spellStart"/>
+      <w:r>
+        <w:rPr>
+          <w:lang w:eastAsia="zh-CN"/>
+        </w:rPr>
+        <w:t>ZiPeng</w:t>
+      </w:r>
+      <w:proofErr w:type="spellEnd"/>
+      <w:r>
+        <w:rPr>
+          <w:lang w:eastAsia="zh-CN"/>
+        </w:rPr>
+        <w:t xml:space="preserve"> Bai</w:t>
       </w:r>
     </w:p>
     <w:p>
@@ -156,108 +164,89 @@
         <w:pStyle w:val="a0"/>
         <w:jc w:val="both"/>
         <w:rPr>
-          <w:rFonts w:ascii="Times New Roman" w:eastAsia="仿宋" w:hAnsi="Times New Roman" w:cs="Times New Roman"/>
-          <w:lang w:eastAsia="zh-CN"/>
-        </w:rPr>
-      </w:pPr>
-      <w:r>
-        <w:rPr>
-          <w:rFonts w:ascii="Times New Roman" w:eastAsia="仿宋" w:hAnsi="Times New Roman" w:cs="Times New Roman" w:hint="eastAsia"/>
-          <w:b/>
-          <w:bCs/>
-          <w:lang w:eastAsia="zh-CN"/>
-        </w:rPr>
-        <w:t>两者的区别主要体现在下面三个方面</w:t>
-      </w:r>
-      <w:r>
-        <w:rPr>
-          <w:rFonts w:ascii="Times New Roman" w:eastAsia="仿宋" w:hAnsi="Times New Roman" w:cs="Times New Roman" w:hint="eastAsia"/>
-          <w:b/>
-          <w:bCs/>
-          <w:lang w:eastAsia="zh-CN"/>
-        </w:rPr>
-        <w:t>，</w:t>
-      </w:r>
+          <w:rFonts w:ascii="Times New Roman" w:eastAsia="仿宋" w:hAnsi="Times New Roman" w:cs="Times New Roman" w:hint="eastAsia"/>
+          <w:lang w:eastAsia="zh-CN"/>
+        </w:rPr>
+      </w:pPr>
     </w:p>
     <w:p>
       <w:pPr>
         <w:pStyle w:val="a0"/>
         <w:jc w:val="both"/>
         <w:rPr>
-          <w:rFonts w:ascii="Times New Roman" w:eastAsia="仿宋" w:hAnsi="Times New Roman" w:cs="Times New Roman"/>
-          <w:b/>
-          <w:bCs/>
-          <w:lang w:eastAsia="zh-CN"/>
-        </w:rPr>
-      </w:pPr>
-      <w:r>
-        <w:rPr>
-          <w:rFonts w:ascii="Times New Roman" w:eastAsia="仿宋" w:hAnsi="Times New Roman" w:cs="Times New Roman" w:hint="eastAsia"/>
-          <w:b/>
-          <w:bCs/>
-          <w:lang w:eastAsia="zh-CN"/>
-        </w:rPr>
-        <w:t>①</w:t>
-      </w:r>
-      <w:r>
-        <w:rPr>
-          <w:rFonts w:ascii="Times New Roman" w:eastAsia="仿宋" w:hAnsi="Times New Roman" w:cs="Times New Roman" w:hint="eastAsia"/>
-          <w:b/>
-          <w:bCs/>
-          <w:lang w:eastAsia="zh-CN"/>
-        </w:rPr>
-        <w:t xml:space="preserve"> </w:t>
-      </w:r>
-      <w:r>
-        <w:rPr>
-          <w:rFonts w:ascii="Times New Roman" w:eastAsia="仿宋" w:hAnsi="Times New Roman" w:cs="Times New Roman" w:hint="eastAsia"/>
-          <w:b/>
-          <w:bCs/>
-          <w:lang w:eastAsia="zh-CN"/>
-        </w:rPr>
-        <w:t>建模目标：</w:t>
+          <w:rFonts w:ascii="Times New Roman" w:eastAsia="仿宋" w:hAnsi="Times New Roman" w:cs="Times New Roman" w:hint="eastAsia"/>
+          <w:lang w:eastAsia="zh-CN"/>
+        </w:rPr>
+      </w:pPr>
+      <w:r>
+        <w:rPr>
+          <w:rFonts w:ascii="Times New Roman" w:eastAsia="仿宋" w:hAnsi="Times New Roman" w:cs="Times New Roman" w:hint="eastAsia"/>
+          <w:b/>
+          <w:bCs/>
+          <w:lang w:eastAsia="zh-CN"/>
+        </w:rPr>
+        <w:t>核心差异概括为：</w:t>
+      </w:r>
+      <w:r>
+        <w:rPr>
+          <w:rFonts w:ascii="Times New Roman" w:eastAsia="仿宋" w:hAnsi="Times New Roman" w:cs="Times New Roman" w:hint="eastAsia"/>
+          <w:lang w:eastAsia="zh-CN"/>
+        </w:rPr>
+        <w:t>机器学习更偏向数据驱动、模式发现和预测；传统统计建模更偏向假设检验、因果解释和参数推断。</w:t>
       </w:r>
     </w:p>
     <w:p>
       <w:pPr>
         <w:pStyle w:val="a0"/>
-        <w:numPr>
-          <w:ilvl w:val="0"/>
-          <w:numId w:val="2"/>
-        </w:numPr>
         <w:jc w:val="both"/>
         <w:rPr>
-          <w:rFonts w:ascii="Times New Roman" w:eastAsia="仿宋" w:hAnsi="Times New Roman" w:cs="Times New Roman"/>
-          <w:lang w:eastAsia="zh-CN"/>
-        </w:rPr>
-      </w:pPr>
-      <w:r>
-        <w:rPr>
-          <w:rFonts w:ascii="Times New Roman" w:eastAsia="仿宋" w:hAnsi="Times New Roman" w:cs="Times New Roman"/>
-          <w:lang w:eastAsia="zh-CN"/>
-        </w:rPr>
-        <w:t>统计模型：关注变量之间的关系和意义，强调模型的可解释性。主要用于理解哪些变量对结果有显著影响，以及影响的方向与大小。</w:t>
+          <w:rFonts w:ascii="Times New Roman" w:eastAsia="仿宋" w:hAnsi="Times New Roman" w:cs="Times New Roman" w:hint="eastAsia"/>
+          <w:b/>
+          <w:bCs/>
+          <w:lang w:eastAsia="zh-CN"/>
+        </w:rPr>
+      </w:pPr>
+      <w:r>
+        <w:rPr>
+          <w:rFonts w:ascii="Times New Roman" w:eastAsia="仿宋" w:hAnsi="Times New Roman" w:cs="Times New Roman" w:hint="eastAsia"/>
+          <w:b/>
+          <w:bCs/>
+          <w:lang w:eastAsia="zh-CN"/>
+        </w:rPr>
+        <w:t xml:space="preserve">  1. </w:t>
+      </w:r>
+      <w:r>
+        <w:rPr>
+          <w:rFonts w:ascii="Times New Roman" w:eastAsia="仿宋" w:hAnsi="Times New Roman" w:cs="Times New Roman" w:hint="eastAsia"/>
+          <w:b/>
+          <w:bCs/>
+          <w:lang w:eastAsia="zh-CN"/>
+        </w:rPr>
+        <w:t>建模目标不同</w:t>
       </w:r>
     </w:p>
     <w:p>
       <w:pPr>
         <w:pStyle w:val="a0"/>
-        <w:numPr>
-          <w:ilvl w:val="0"/>
-          <w:numId w:val="2"/>
-        </w:numPr>
         <w:jc w:val="both"/>
         <w:rPr>
-          <w:rFonts w:ascii="Times New Roman" w:eastAsia="仿宋" w:hAnsi="Times New Roman" w:cs="Times New Roman"/>
-          <w:lang w:eastAsia="zh-CN"/>
-        </w:rPr>
-      </w:pPr>
-      <w:r>
-        <w:rPr>
-          <w:rFonts w:ascii="Times New Roman" w:eastAsia="仿宋" w:hAnsi="Times New Roman" w:cs="Times New Roman"/>
-          <w:lang w:eastAsia="zh-CN"/>
-        </w:rPr>
-        <w:t>机器学习：强调预测性能，以最小化预测误差为主要目标，不要求模型具有可解释性。即使模型内部机制复杂，预测效果好即可接受。</w:t>
+          <w:rFonts w:ascii="Times New Roman" w:eastAsia="仿宋" w:hAnsi="Times New Roman" w:cs="Times New Roman" w:hint="eastAsia"/>
+          <w:lang w:eastAsia="zh-CN"/>
+        </w:rPr>
+      </w:pPr>
+      <w:r>
+        <w:rPr>
+          <w:rFonts w:ascii="Times New Roman" w:eastAsia="仿宋" w:hAnsi="Times New Roman" w:cs="Times New Roman" w:hint="eastAsia"/>
+          <w:lang w:eastAsia="zh-CN"/>
+        </w:rPr>
+        <w:t xml:space="preserve">    - </w:t>
+      </w:r>
+      <w:r>
+        <w:rPr>
+          <w:rFonts w:ascii="Times New Roman" w:eastAsia="仿宋" w:hAnsi="Times New Roman" w:cs="Times New Roman" w:hint="eastAsia"/>
+          <w:lang w:eastAsia="zh-CN"/>
+        </w:rPr>
+        <w:t>机器学习建模的主要目标是从数据中发现模式、建立预测模型，并尽可能提高模型对未知数据的预测能力。它不一定要求研究者事先完全明确变量之间的关系，而是可以从大量变量中自动筛选重要特征，发现潜在规律。</w:t>
       </w:r>
     </w:p>
     <w:p>
@@ -265,94 +254,77 @@
         <w:pStyle w:val="a0"/>
         <w:jc w:val="both"/>
         <w:rPr>
-          <w:rFonts w:ascii="Times New Roman" w:eastAsia="仿宋" w:hAnsi="Times New Roman" w:cs="Times New Roman"/>
-          <w:b/>
-          <w:bCs/>
-          <w:lang w:eastAsia="zh-CN"/>
-        </w:rPr>
-      </w:pPr>
-      <w:r>
-        <w:rPr>
-          <w:rFonts w:ascii="Times New Roman" w:eastAsia="仿宋" w:hAnsi="Times New Roman" w:cs="Times New Roman" w:hint="eastAsia"/>
-          <w:b/>
-          <w:bCs/>
-          <w:lang w:eastAsia="zh-CN"/>
-        </w:rPr>
-        <w:t>②</w:t>
-      </w:r>
-      <w:r>
-        <w:rPr>
-          <w:rFonts w:ascii="Times New Roman" w:eastAsia="仿宋" w:hAnsi="Times New Roman" w:cs="Times New Roman" w:hint="eastAsia"/>
-          <w:b/>
-          <w:bCs/>
-          <w:lang w:eastAsia="zh-CN"/>
-        </w:rPr>
-        <w:t xml:space="preserve"> </w:t>
-      </w:r>
-      <w:r>
-        <w:rPr>
-          <w:rFonts w:ascii="Times New Roman" w:eastAsia="仿宋" w:hAnsi="Times New Roman" w:cs="Times New Roman" w:hint="eastAsia"/>
-          <w:b/>
-          <w:bCs/>
-          <w:lang w:eastAsia="zh-CN"/>
-        </w:rPr>
-        <w:t>建模算法</w:t>
+          <w:rFonts w:ascii="Times New Roman" w:eastAsia="仿宋" w:hAnsi="Times New Roman" w:cs="Times New Roman" w:hint="eastAsia"/>
+          <w:lang w:eastAsia="zh-CN"/>
+        </w:rPr>
+      </w:pPr>
+      <w:r>
+        <w:rPr>
+          <w:rFonts w:ascii="Times New Roman" w:eastAsia="仿宋" w:hAnsi="Times New Roman" w:cs="Times New Roman" w:hint="eastAsia"/>
+          <w:lang w:eastAsia="zh-CN"/>
+        </w:rPr>
+        <w:t xml:space="preserve">    - </w:t>
+      </w:r>
+      <w:r>
+        <w:rPr>
+          <w:rFonts w:ascii="Times New Roman" w:eastAsia="仿宋" w:hAnsi="Times New Roman" w:cs="Times New Roman" w:hint="eastAsia"/>
+          <w:lang w:eastAsia="zh-CN"/>
+        </w:rPr>
+        <w:t>传统统计建模通常以明确的科学假设为起点，强调对已有理论或假设进行验证。例如先提出“某环境因子是否显著影响某生态响应变量”，再通过统计模型检验这种关系是否成立。</w:t>
       </w:r>
     </w:p>
     <w:p>
       <w:pPr>
         <w:pStyle w:val="a0"/>
-        <w:numPr>
-          <w:ilvl w:val="0"/>
-          <w:numId w:val="3"/>
-        </w:numPr>
         <w:jc w:val="both"/>
         <w:rPr>
-          <w:rFonts w:ascii="Times New Roman" w:eastAsia="仿宋" w:hAnsi="Times New Roman" w:cs="Times New Roman"/>
-          <w:lang w:eastAsia="zh-CN"/>
-        </w:rPr>
-      </w:pPr>
-      <w:r>
-        <w:rPr>
-          <w:rFonts w:ascii="Times New Roman" w:eastAsia="仿宋" w:hAnsi="Times New Roman" w:cs="Times New Roman" w:hint="eastAsia"/>
-          <w:lang w:eastAsia="zh-CN"/>
-        </w:rPr>
-        <w:t>统计模型：从一个预设的模型出发（如线性模型），通过估计参数完成建模，通常不会在多种不同形式的模型间进行选择。</w:t>
+          <w:rFonts w:ascii="Times New Roman" w:eastAsia="仿宋" w:hAnsi="Times New Roman" w:cs="Times New Roman" w:hint="eastAsia"/>
+          <w:b/>
+          <w:bCs/>
+          <w:lang w:eastAsia="zh-CN"/>
+        </w:rPr>
+      </w:pPr>
+      <w:r>
+        <w:rPr>
+          <w:rFonts w:ascii="Times New Roman" w:eastAsia="仿宋" w:hAnsi="Times New Roman" w:cs="Times New Roman" w:hint="eastAsia"/>
+          <w:b/>
+          <w:bCs/>
+          <w:lang w:eastAsia="zh-CN"/>
+        </w:rPr>
+        <w:t xml:space="preserve">  2. </w:t>
+      </w:r>
+      <w:r>
+        <w:rPr>
+          <w:rFonts w:ascii="Times New Roman" w:eastAsia="仿宋" w:hAnsi="Times New Roman" w:cs="Times New Roman" w:hint="eastAsia"/>
+          <w:b/>
+          <w:bCs/>
+          <w:lang w:eastAsia="zh-CN"/>
+        </w:rPr>
+        <w:t>对变量关系的要求不同</w:t>
       </w:r>
     </w:p>
     <w:p>
       <w:pPr>
         <w:pStyle w:val="a0"/>
-        <w:numPr>
-          <w:ilvl w:val="0"/>
-          <w:numId w:val="3"/>
-        </w:numPr>
         <w:jc w:val="both"/>
         <w:rPr>
-          <w:rFonts w:ascii="Times New Roman" w:eastAsia="仿宋" w:hAnsi="Times New Roman" w:cs="Times New Roman"/>
-          <w:lang w:eastAsia="zh-CN"/>
-        </w:rPr>
-      </w:pPr>
-      <w:r>
-        <w:rPr>
-          <w:rFonts w:ascii="Times New Roman" w:eastAsia="仿宋" w:hAnsi="Times New Roman" w:cs="Times New Roman" w:hint="eastAsia"/>
-          <w:lang w:eastAsia="zh-CN"/>
-        </w:rPr>
-        <w:t>机器学习：通常从一个模型集合（如树模型等</w:t>
-      </w:r>
-      <w:r>
-        <w:rPr>
-          <w:rFonts w:ascii="Times New Roman" w:eastAsia="仿宋" w:hAnsi="Times New Roman" w:cs="Times New Roman" w:hint="eastAsia"/>
-          <w:lang w:eastAsia="zh-CN"/>
-        </w:rPr>
-        <w:t>、</w:t>
-      </w:r>
-      <w:r>
-        <w:rPr>
-          <w:rFonts w:ascii="Times New Roman" w:eastAsia="仿宋" w:hAnsi="Times New Roman" w:cs="Times New Roman" w:hint="eastAsia"/>
-          <w:lang w:eastAsia="zh-CN"/>
-        </w:rPr>
-        <w:t>多项式模型、指数模型）出发，通过算法自动从多种模型中选择或组合出最优的那一个。即使最终结果与回归算法一致，其建模路径也是以模型选择为导向的。</w:t>
+          <w:rFonts w:ascii="Times New Roman" w:eastAsia="仿宋" w:hAnsi="Times New Roman" w:cs="Times New Roman" w:hint="eastAsia"/>
+          <w:lang w:eastAsia="zh-CN"/>
+        </w:rPr>
+      </w:pPr>
+      <w:r>
+        <w:rPr>
+          <w:rFonts w:ascii="Times New Roman" w:eastAsia="仿宋" w:hAnsi="Times New Roman" w:cs="Times New Roman" w:hint="eastAsia"/>
+          <w:lang w:eastAsia="zh-CN"/>
+        </w:rPr>
+        <w:t xml:space="preserve">    - </w:t>
+      </w:r>
+      <w:r>
+        <w:rPr>
+          <w:rFonts w:ascii="Times New Roman" w:eastAsia="仿宋" w:hAnsi="Times New Roman" w:cs="Times New Roman" w:hint="eastAsia"/>
+          <w:lang w:eastAsia="zh-CN"/>
+        </w:rPr>
+        <w:t>机器学习可以处理多变量、非线性、交互复杂的数据结构。不一定需要事先确定预测变量和响应变量之间的明确关系，也不完全依赖传统统计模型中的线性、正态性、独立性等假设。</w:t>
       </w:r>
     </w:p>
     <w:p>
@@ -360,566 +332,496 @@
         <w:pStyle w:val="a0"/>
         <w:jc w:val="both"/>
         <w:rPr>
-          <w:rFonts w:ascii="Times New Roman" w:eastAsia="仿宋" w:hAnsi="Times New Roman" w:cs="Times New Roman"/>
-          <w:b/>
-          <w:bCs/>
-          <w:lang w:eastAsia="zh-CN"/>
-        </w:rPr>
-      </w:pPr>
-      <w:r>
-        <w:rPr>
-          <w:rFonts w:ascii="Times New Roman" w:eastAsia="仿宋" w:hAnsi="Times New Roman" w:cs="Times New Roman" w:hint="eastAsia"/>
-          <w:b/>
-          <w:bCs/>
-          <w:lang w:eastAsia="zh-CN"/>
-        </w:rPr>
-        <w:t>③</w:t>
-      </w:r>
-      <w:r>
-        <w:rPr>
-          <w:rFonts w:ascii="Times New Roman" w:eastAsia="仿宋" w:hAnsi="Times New Roman" w:cs="Times New Roman" w:hint="eastAsia"/>
-          <w:b/>
-          <w:bCs/>
-          <w:lang w:eastAsia="zh-CN"/>
-        </w:rPr>
-        <w:t xml:space="preserve"> </w:t>
-      </w:r>
-      <w:r>
-        <w:rPr>
-          <w:rFonts w:ascii="Times New Roman" w:eastAsia="仿宋" w:hAnsi="Times New Roman" w:cs="Times New Roman" w:hint="eastAsia"/>
-          <w:b/>
-          <w:bCs/>
-          <w:lang w:eastAsia="zh-CN"/>
-        </w:rPr>
-        <w:t>评估方式</w:t>
+          <w:rFonts w:ascii="Times New Roman" w:eastAsia="仿宋" w:hAnsi="Times New Roman" w:cs="Times New Roman" w:hint="eastAsia"/>
+          <w:lang w:eastAsia="zh-CN"/>
+        </w:rPr>
+      </w:pPr>
+      <w:r>
+        <w:rPr>
+          <w:rFonts w:ascii="Times New Roman" w:eastAsia="仿宋" w:hAnsi="Times New Roman" w:cs="Times New Roman" w:hint="eastAsia"/>
+          <w:lang w:eastAsia="zh-CN"/>
+        </w:rPr>
+        <w:t xml:space="preserve">    - </w:t>
+      </w:r>
+      <w:r>
+        <w:rPr>
+          <w:rFonts w:ascii="Times New Roman" w:eastAsia="仿宋" w:hAnsi="Times New Roman" w:cs="Times New Roman" w:hint="eastAsia"/>
+          <w:lang w:eastAsia="zh-CN"/>
+        </w:rPr>
+        <w:t>传统统计建模则通常需要研究者预先设定模型结构，例如明确哪个是响应变量、哪个是解释变量，并对变量分布、误差结构、独立性等作出一定假设。</w:t>
       </w:r>
     </w:p>
     <w:p>
       <w:pPr>
         <w:pStyle w:val="a0"/>
-        <w:numPr>
-          <w:ilvl w:val="0"/>
-          <w:numId w:val="4"/>
-        </w:numPr>
         <w:jc w:val="both"/>
         <w:rPr>
-          <w:rFonts w:ascii="Times New Roman" w:eastAsia="仿宋" w:hAnsi="Times New Roman" w:cs="Times New Roman"/>
-          <w:lang w:eastAsia="zh-CN"/>
-        </w:rPr>
-      </w:pPr>
-      <w:r>
-        <w:rPr>
-          <w:rFonts w:ascii="Times New Roman" w:eastAsia="仿宋" w:hAnsi="Times New Roman" w:cs="Times New Roman" w:hint="eastAsia"/>
-          <w:lang w:eastAsia="zh-CN"/>
-        </w:rPr>
-        <w:t>统计模型：通过置信区间、显著性检验等统计推断方法评估模型的合理性，关注参数估计的稳定性和假设检验的结果。</w:t>
+          <w:rFonts w:ascii="Times New Roman" w:eastAsia="仿宋" w:hAnsi="Times New Roman" w:cs="Times New Roman" w:hint="eastAsia"/>
+          <w:b/>
+          <w:bCs/>
+          <w:lang w:eastAsia="zh-CN"/>
+        </w:rPr>
+      </w:pPr>
+      <w:r>
+        <w:rPr>
+          <w:rFonts w:ascii="Times New Roman" w:eastAsia="仿宋" w:hAnsi="Times New Roman" w:cs="Times New Roman" w:hint="eastAsia"/>
+          <w:b/>
+          <w:bCs/>
+          <w:lang w:eastAsia="zh-CN"/>
+        </w:rPr>
+        <w:t xml:space="preserve">  3. </w:t>
+      </w:r>
+      <w:r>
+        <w:rPr>
+          <w:rFonts w:ascii="Times New Roman" w:eastAsia="仿宋" w:hAnsi="Times New Roman" w:cs="Times New Roman" w:hint="eastAsia"/>
+          <w:b/>
+          <w:bCs/>
+          <w:lang w:eastAsia="zh-CN"/>
+        </w:rPr>
+        <w:t>使用算法不同</w:t>
       </w:r>
     </w:p>
     <w:p>
       <w:pPr>
         <w:pStyle w:val="a0"/>
-        <w:numPr>
-          <w:ilvl w:val="0"/>
-          <w:numId w:val="4"/>
-        </w:numPr>
         <w:jc w:val="both"/>
         <w:rPr>
-          <w:rFonts w:ascii="Times New Roman" w:eastAsia="仿宋" w:hAnsi="Times New Roman" w:cs="Times New Roman"/>
-          <w:lang w:eastAsia="zh-CN"/>
-        </w:rPr>
-      </w:pPr>
-      <w:r>
-        <w:rPr>
-          <w:rFonts w:ascii="Times New Roman" w:eastAsia="仿宋" w:hAnsi="Times New Roman" w:cs="Times New Roman" w:hint="eastAsia"/>
-          <w:lang w:eastAsia="zh-CN"/>
-        </w:rPr>
-        <w:t>机器学习：通过训练集与测试集的划分，利用测试集上的泛化误差来评估模型优劣，常用指标包括准确率、均方误差、</w:t>
-      </w:r>
-      <w:r>
-        <w:rPr>
-          <w:rFonts w:ascii="Times New Roman" w:eastAsia="仿宋" w:hAnsi="Times New Roman" w:cs="Times New Roman" w:hint="eastAsia"/>
-          <w:lang w:eastAsia="zh-CN"/>
-        </w:rPr>
-        <w:t>AUC</w:t>
-      </w:r>
-      <w:r>
-        <w:rPr>
-          <w:rFonts w:ascii="Times New Roman" w:eastAsia="仿宋" w:hAnsi="Times New Roman" w:cs="Times New Roman" w:hint="eastAsia"/>
-          <w:lang w:eastAsia="zh-CN"/>
-        </w:rPr>
-        <w:t>等，不依赖对模型参数的统计检验。</w:t>
+          <w:rFonts w:ascii="Times New Roman" w:eastAsia="仿宋" w:hAnsi="Times New Roman" w:cs="Times New Roman" w:hint="eastAsia"/>
+          <w:lang w:eastAsia="zh-CN"/>
+        </w:rPr>
+      </w:pPr>
+      <w:r>
+        <w:rPr>
+          <w:rFonts w:ascii="Times New Roman" w:eastAsia="仿宋" w:hAnsi="Times New Roman" w:cs="Times New Roman" w:hint="eastAsia"/>
+          <w:lang w:eastAsia="zh-CN"/>
+        </w:rPr>
+        <w:lastRenderedPageBreak/>
+        <w:t xml:space="preserve">    - </w:t>
+      </w:r>
+      <w:r>
+        <w:rPr>
+          <w:rFonts w:ascii="Times New Roman" w:eastAsia="仿宋" w:hAnsi="Times New Roman" w:cs="Times New Roman" w:hint="eastAsia"/>
+          <w:lang w:eastAsia="zh-CN"/>
+        </w:rPr>
+        <w:t>机器学习建模主要使用分类、回归、聚类、关联分析、人工神经网络、随机森林、支持向量机等算法。这些算法更强调从数据中学习规则，尤其适合处理大规模、高维度、复杂结构的数据。</w:t>
       </w:r>
     </w:p>
     <w:p>
       <w:pPr>
-        <w:pStyle w:val="1"/>
-        <w:rPr>
-          <w:lang w:eastAsia="zh-CN"/>
-        </w:rPr>
-      </w:pPr>
-      <w:r>
-        <w:rPr>
-          <w:lang w:eastAsia="zh-CN"/>
-        </w:rPr>
-        <w:lastRenderedPageBreak/>
-        <w:t>Exercise 2</w:t>
+        <w:pStyle w:val="a0"/>
+        <w:jc w:val="both"/>
+        <w:rPr>
+          <w:rFonts w:ascii="Times New Roman" w:eastAsia="仿宋" w:hAnsi="Times New Roman" w:cs="Times New Roman" w:hint="eastAsia"/>
+          <w:lang w:eastAsia="zh-CN"/>
+        </w:rPr>
+      </w:pPr>
+      <w:r>
+        <w:rPr>
+          <w:rFonts w:ascii="Times New Roman" w:eastAsia="仿宋" w:hAnsi="Times New Roman" w:cs="Times New Roman" w:hint="eastAsia"/>
+          <w:lang w:eastAsia="zh-CN"/>
+        </w:rPr>
+        <w:t xml:space="preserve">    - </w:t>
+      </w:r>
+      <w:r>
+        <w:rPr>
+          <w:rFonts w:ascii="Times New Roman" w:eastAsia="仿宋" w:hAnsi="Times New Roman" w:cs="Times New Roman" w:hint="eastAsia"/>
+          <w:lang w:eastAsia="zh-CN"/>
+        </w:rPr>
+        <w:t>传统统计建模更多使用线性回归、方差分析、广义线性模型、混合效应模型、显著性检验、置信区间估计等方法。这类方法强调参数估计和统计推断。</w:t>
       </w:r>
     </w:p>
     <w:p>
       <w:pPr>
-        <w:pStyle w:val="FirstParagraph"/>
-        <w:rPr>
-          <w:b/>
-          <w:bCs/>
-          <w:color w:val="156082" w:themeColor="accent1"/>
-          <w:lang w:eastAsia="zh-CN"/>
-        </w:rPr>
-      </w:pPr>
-      <w:r>
-        <w:rPr>
-          <w:rFonts w:hint="eastAsia"/>
-          <w:b/>
-          <w:bCs/>
-          <w:color w:val="156082" w:themeColor="accent1"/>
-          <w:lang w:eastAsia="zh-CN"/>
-        </w:rPr>
-        <w:t>生态学上常用树模型，包括随机森林、提升回归树。建模步骤包括：数据预处理、拆分数据集、选择特征、算法和训练模型、模型评估等。</w:t>
-      </w:r>
-      <w:r>
-        <w:rPr>
-          <w:rFonts w:hint="eastAsia"/>
-          <w:b/>
-          <w:bCs/>
-          <w:color w:val="156082" w:themeColor="accent1"/>
-          <w:lang w:eastAsia="zh-CN"/>
-        </w:rPr>
-        <w:t>caret</w:t>
-      </w:r>
-      <w:r>
-        <w:rPr>
-          <w:rFonts w:hint="eastAsia"/>
-          <w:b/>
-          <w:bCs/>
-          <w:color w:val="156082" w:themeColor="accent1"/>
-          <w:lang w:eastAsia="zh-CN"/>
-        </w:rPr>
-        <w:t>为各种机器学习算法提供了统一模板，加载</w:t>
-      </w:r>
-      <w:r>
-        <w:rPr>
-          <w:rFonts w:hint="eastAsia"/>
-          <w:b/>
-          <w:bCs/>
-          <w:color w:val="156082" w:themeColor="accent1"/>
-          <w:lang w:eastAsia="zh-CN"/>
-        </w:rPr>
-        <w:t>doubs</w:t>
-      </w:r>
-      <w:r>
-        <w:rPr>
-          <w:rFonts w:hint="eastAsia"/>
-          <w:b/>
-          <w:bCs/>
-          <w:color w:val="156082" w:themeColor="accent1"/>
-          <w:lang w:eastAsia="zh-CN"/>
-        </w:rPr>
-        <w:t>数据集，请根据问题填空。</w:t>
+        <w:pStyle w:val="a0"/>
+        <w:jc w:val="both"/>
+        <w:rPr>
+          <w:rFonts w:ascii="Times New Roman" w:eastAsia="仿宋" w:hAnsi="Times New Roman" w:cs="Times New Roman" w:hint="eastAsia"/>
+          <w:b/>
+          <w:bCs/>
+          <w:lang w:eastAsia="zh-CN"/>
+        </w:rPr>
+      </w:pPr>
+      <w:r>
+        <w:rPr>
+          <w:rFonts w:ascii="Times New Roman" w:eastAsia="仿宋" w:hAnsi="Times New Roman" w:cs="Times New Roman" w:hint="eastAsia"/>
+          <w:b/>
+          <w:bCs/>
+          <w:lang w:eastAsia="zh-CN"/>
+        </w:rPr>
+        <w:t xml:space="preserve">  4. </w:t>
+      </w:r>
+      <w:r>
+        <w:rPr>
+          <w:rFonts w:ascii="Times New Roman" w:eastAsia="仿宋" w:hAnsi="Times New Roman" w:cs="Times New Roman" w:hint="eastAsia"/>
+          <w:b/>
+          <w:bCs/>
+          <w:lang w:eastAsia="zh-CN"/>
+        </w:rPr>
+        <w:t>模型评估方式不同</w:t>
       </w:r>
     </w:p>
     <w:p>
       <w:pPr>
         <w:pStyle w:val="a0"/>
-        <w:rPr>
-          <w:b/>
-          <w:bCs/>
-          <w:color w:val="156082" w:themeColor="accent1"/>
-          <w:lang w:eastAsia="zh-CN"/>
-        </w:rPr>
-      </w:pPr>
-      <w:r>
-        <w:rPr>
-          <w:rFonts w:hint="eastAsia"/>
-          <w:b/>
-          <w:bCs/>
-          <w:color w:val="156082" w:themeColor="accent1"/>
-          <w:lang w:eastAsia="zh-CN"/>
-        </w:rPr>
-        <w:t>1</w:t>
-      </w:r>
-      <w:r>
-        <w:rPr>
-          <w:rFonts w:hint="eastAsia"/>
-          <w:b/>
-          <w:bCs/>
-          <w:color w:val="156082" w:themeColor="accent1"/>
-          <w:lang w:eastAsia="zh-CN"/>
-        </w:rPr>
-        <w:t>）对于</w:t>
-      </w:r>
-      <w:r>
-        <w:rPr>
-          <w:rFonts w:hint="eastAsia"/>
-          <w:b/>
-          <w:bCs/>
-          <w:color w:val="156082" w:themeColor="accent1"/>
-          <w:lang w:eastAsia="zh-CN"/>
-        </w:rPr>
-        <w:t>doubs</w:t>
-      </w:r>
-      <w:r>
-        <w:rPr>
-          <w:rFonts w:hint="eastAsia"/>
-          <w:b/>
-          <w:bCs/>
-          <w:color w:val="156082" w:themeColor="accent1"/>
-          <w:lang w:eastAsia="zh-CN"/>
-        </w:rPr>
-        <w:t>中的鱼群数据，按照样地，计算各样地鱼类总丰度，作为新列</w:t>
-      </w:r>
-      <w:r>
-        <w:rPr>
-          <w:rFonts w:hint="eastAsia"/>
-          <w:b/>
-          <w:bCs/>
-          <w:color w:val="156082" w:themeColor="accent1"/>
-          <w:lang w:eastAsia="zh-CN"/>
-        </w:rPr>
-        <w:t>abund</w:t>
-      </w:r>
-      <w:r>
-        <w:rPr>
-          <w:rFonts w:hint="eastAsia"/>
-          <w:b/>
-          <w:bCs/>
-          <w:color w:val="156082" w:themeColor="accent1"/>
-          <w:lang w:eastAsia="zh-CN"/>
-        </w:rPr>
-        <w:t>。</w:t>
+        <w:jc w:val="both"/>
+        <w:rPr>
+          <w:rFonts w:ascii="Times New Roman" w:eastAsia="仿宋" w:hAnsi="Times New Roman" w:cs="Times New Roman" w:hint="eastAsia"/>
+          <w:lang w:eastAsia="zh-CN"/>
+        </w:rPr>
+      </w:pPr>
+      <w:r>
+        <w:rPr>
+          <w:rFonts w:ascii="Times New Roman" w:eastAsia="仿宋" w:hAnsi="Times New Roman" w:cs="Times New Roman" w:hint="eastAsia"/>
+          <w:lang w:eastAsia="zh-CN"/>
+        </w:rPr>
+        <w:t xml:space="preserve">    - </w:t>
+      </w:r>
+      <w:r>
+        <w:rPr>
+          <w:rFonts w:ascii="Times New Roman" w:eastAsia="仿宋" w:hAnsi="Times New Roman" w:cs="Times New Roman" w:hint="eastAsia"/>
+          <w:lang w:eastAsia="zh-CN"/>
+        </w:rPr>
+        <w:t>机器学习模型通常通过训练集、测试集、交叉验证等方式评价模型性能。评价指标也更偏向预测能力，例如分类任务中的混淆矩阵、准确率、</w:t>
+      </w:r>
+      <w:r>
+        <w:rPr>
+          <w:rFonts w:ascii="Times New Roman" w:eastAsia="仿宋" w:hAnsi="Times New Roman" w:cs="Times New Roman" w:hint="eastAsia"/>
+          <w:lang w:eastAsia="zh-CN"/>
+        </w:rPr>
+        <w:t>AUC</w:t>
+      </w:r>
+      <w:r>
+        <w:rPr>
+          <w:rFonts w:ascii="Times New Roman" w:eastAsia="仿宋" w:hAnsi="Times New Roman" w:cs="Times New Roman" w:hint="eastAsia"/>
+          <w:lang w:eastAsia="zh-CN"/>
+        </w:rPr>
+        <w:t>，或回归任务中的均方误差、均方根误差等。</w:t>
       </w:r>
     </w:p>
     <w:p>
       <w:pPr>
-        <w:pStyle w:val="SourceCode"/>
-      </w:pPr>
-      <w:r>
-        <w:rPr>
-          <w:rStyle w:val="CommentTok"/>
-        </w:rPr>
-        <w:t xml:space="preserve"># </w:t>
-      </w:r>
-      <w:r>
-        <w:rPr>
-          <w:rStyle w:val="CommentTok"/>
-        </w:rPr>
-        <w:t>加载所需包</w:t>
-      </w:r>
-      <w:r>
-        <w:br/>
-      </w:r>
-      <w:r>
-        <w:rPr>
-          <w:rStyle w:val="FunctionTok"/>
-        </w:rPr>
-        <w:t>library</w:t>
-      </w:r>
-      <w:r>
-        <w:rPr>
-          <w:rStyle w:val="NormalTok"/>
-        </w:rPr>
-        <w:t xml:space="preserve">(ade4)        </w:t>
-      </w:r>
-      <w:r>
-        <w:rPr>
-          <w:rStyle w:val="CommentTok"/>
-        </w:rPr>
-        <w:t xml:space="preserve"># </w:t>
-      </w:r>
-      <w:r>
-        <w:rPr>
-          <w:rStyle w:val="CommentTok"/>
-        </w:rPr>
-        <w:t>包含</w:t>
-      </w:r>
-      <w:r>
-        <w:rPr>
-          <w:rStyle w:val="CommentTok"/>
-        </w:rPr>
-        <w:t xml:space="preserve"> doubs </w:t>
-      </w:r>
-      <w:r>
-        <w:rPr>
-          <w:rStyle w:val="CommentTok"/>
-        </w:rPr>
-        <w:t>数据集</w:t>
+        <w:pStyle w:val="a0"/>
+        <w:jc w:val="both"/>
+        <w:rPr>
+          <w:rFonts w:ascii="Times New Roman" w:eastAsia="仿宋" w:hAnsi="Times New Roman" w:cs="Times New Roman" w:hint="eastAsia"/>
+          <w:lang w:eastAsia="zh-CN"/>
+        </w:rPr>
+      </w:pPr>
+      <w:r>
+        <w:rPr>
+          <w:rFonts w:ascii="Times New Roman" w:eastAsia="仿宋" w:hAnsi="Times New Roman" w:cs="Times New Roman" w:hint="eastAsia"/>
+          <w:lang w:eastAsia="zh-CN"/>
+        </w:rPr>
+        <w:t xml:space="preserve">    - </w:t>
+      </w:r>
+      <w:r>
+        <w:rPr>
+          <w:rFonts w:ascii="Times New Roman" w:eastAsia="仿宋" w:hAnsi="Times New Roman" w:cs="Times New Roman" w:hint="eastAsia"/>
+          <w:lang w:eastAsia="zh-CN"/>
+        </w:rPr>
+        <w:t>传统统计模型则更常用拟合优度、显著性水平、置信区间、</w:t>
+      </w:r>
+      <w:r>
+        <w:rPr>
+          <w:rFonts w:ascii="Times New Roman" w:eastAsia="仿宋" w:hAnsi="Times New Roman" w:cs="Times New Roman" w:hint="eastAsia"/>
+          <w:lang w:eastAsia="zh-CN"/>
+        </w:rPr>
+        <w:t xml:space="preserve">AIC </w:t>
+      </w:r>
+      <w:r>
+        <w:rPr>
+          <w:rFonts w:ascii="Times New Roman" w:eastAsia="仿宋" w:hAnsi="Times New Roman" w:cs="Times New Roman" w:hint="eastAsia"/>
+          <w:lang w:eastAsia="zh-CN"/>
+        </w:rPr>
+        <w:t>等信息准则来评价模型是否合理，重点是模型是否支持研究假设，以及参数估计是否可靠。</w:t>
       </w:r>
     </w:p>
     <w:p>
       <w:pPr>
-        <w:pStyle w:val="SourceCode"/>
-      </w:pPr>
-      <w:r>
-        <w:rPr>
-          <w:rStyle w:val="VerbatimChar"/>
-        </w:rPr>
-        <w:t>## Warning: package 'ade4' was built under R version 4.5.3</w:t>
+        <w:pStyle w:val="a0"/>
+        <w:jc w:val="both"/>
+        <w:rPr>
+          <w:rFonts w:ascii="Times New Roman" w:eastAsia="仿宋" w:hAnsi="Times New Roman" w:cs="Times New Roman" w:hint="eastAsia"/>
+          <w:b/>
+          <w:bCs/>
+          <w:lang w:eastAsia="zh-CN"/>
+        </w:rPr>
+      </w:pPr>
+      <w:r>
+        <w:rPr>
+          <w:rFonts w:ascii="Times New Roman" w:eastAsia="仿宋" w:hAnsi="Times New Roman" w:cs="Times New Roman" w:hint="eastAsia"/>
+          <w:b/>
+          <w:bCs/>
+          <w:lang w:eastAsia="zh-CN"/>
+        </w:rPr>
+        <w:t xml:space="preserve">  5. </w:t>
+      </w:r>
+      <w:r>
+        <w:rPr>
+          <w:rFonts w:ascii="Times New Roman" w:eastAsia="仿宋" w:hAnsi="Times New Roman" w:cs="Times New Roman" w:hint="eastAsia"/>
+          <w:b/>
+          <w:bCs/>
+          <w:lang w:eastAsia="zh-CN"/>
+        </w:rPr>
+        <w:t>结果解释不同</w:t>
       </w:r>
     </w:p>
     <w:p>
       <w:pPr>
-        <w:pStyle w:val="SourceCode"/>
-      </w:pPr>
-      <w:r>
-        <w:rPr>
-          <w:rStyle w:val="FunctionTok"/>
-        </w:rPr>
-        <w:t>library</w:t>
-      </w:r>
-      <w:r>
-        <w:rPr>
-          <w:rStyle w:val="NormalTok"/>
-        </w:rPr>
-        <w:t xml:space="preserve">(tidyverse)       </w:t>
+        <w:pStyle w:val="a0"/>
+        <w:jc w:val="both"/>
+        <w:rPr>
+          <w:rFonts w:ascii="Times New Roman" w:eastAsia="仿宋" w:hAnsi="Times New Roman" w:cs="Times New Roman" w:hint="eastAsia"/>
+          <w:lang w:eastAsia="zh-CN"/>
+        </w:rPr>
+      </w:pPr>
+      <w:r>
+        <w:rPr>
+          <w:rFonts w:ascii="Times New Roman" w:eastAsia="仿宋" w:hAnsi="Times New Roman" w:cs="Times New Roman" w:hint="eastAsia"/>
+          <w:lang w:eastAsia="zh-CN"/>
+        </w:rPr>
+        <w:t xml:space="preserve">    - </w:t>
+      </w:r>
+      <w:r>
+        <w:rPr>
+          <w:rFonts w:ascii="Times New Roman" w:eastAsia="仿宋" w:hAnsi="Times New Roman" w:cs="Times New Roman" w:hint="eastAsia"/>
+          <w:lang w:eastAsia="zh-CN"/>
+        </w:rPr>
+        <w:t>机器学习模型的优势是预测能力强，但一些模型，尤其是神经网络、集成学习模型，解释性较弱。</w:t>
       </w:r>
     </w:p>
     <w:p>
       <w:pPr>
-        <w:pStyle w:val="SourceCode"/>
-      </w:pPr>
-      <w:r>
-        <w:rPr>
-          <w:rStyle w:val="VerbatimChar"/>
-        </w:rPr>
-        <w:t>## Warning: package 'tidyverse' was built under R version 4.5.2</w:t>
+        <w:pStyle w:val="a0"/>
+        <w:jc w:val="both"/>
+        <w:rPr>
+          <w:rFonts w:ascii="Times New Roman" w:eastAsia="仿宋" w:hAnsi="Times New Roman" w:cs="Times New Roman"/>
+          <w:lang w:eastAsia="zh-CN"/>
+        </w:rPr>
+      </w:pPr>
+      <w:r>
+        <w:rPr>
+          <w:rFonts w:ascii="Times New Roman" w:eastAsia="仿宋" w:hAnsi="Times New Roman" w:cs="Times New Roman" w:hint="eastAsia"/>
+          <w:lang w:eastAsia="zh-CN"/>
+        </w:rPr>
+        <w:t xml:space="preserve">    - </w:t>
+      </w:r>
+      <w:r>
+        <w:rPr>
+          <w:rFonts w:ascii="Times New Roman" w:eastAsia="仿宋" w:hAnsi="Times New Roman" w:cs="Times New Roman" w:hint="eastAsia"/>
+          <w:lang w:eastAsia="zh-CN"/>
+        </w:rPr>
+        <w:t>传统统计模型的预测能力不一定最强，但解释性通常更好。例如回归系数可以直接解释某个变量对响应变量的影响方向和强度</w:t>
       </w:r>
     </w:p>
     <w:p>
       <w:pPr>
-        <w:pStyle w:val="SourceCode"/>
-      </w:pPr>
-      <w:r>
-        <w:rPr>
-          <w:rStyle w:val="VerbatimChar"/>
-        </w:rPr>
-        <w:t>## ── Attaching core tidyverse packages ──────────────────────── tidyverse 2.0.0 ──</w:t>
-      </w:r>
-      <w:r>
-        <w:br/>
-      </w:r>
-      <w:r>
-        <w:rPr>
-          <w:rStyle w:val="VerbatimChar"/>
-        </w:rPr>
-        <w:t>## ✔ dplyr     1.1.4     ✔ readr     2.1.5</w:t>
-      </w:r>
-      <w:r>
-        <w:br/>
-      </w:r>
-      <w:r>
-        <w:rPr>
-          <w:rStyle w:val="VerbatimChar"/>
-        </w:rPr>
-        <w:t>## ✔ forcats   1.0.0     ✔ stringr   1.5.1</w:t>
-      </w:r>
-      <w:r>
-        <w:br/>
-      </w:r>
-      <w:r>
-        <w:rPr>
-          <w:rStyle w:val="VerbatimChar"/>
-        </w:rPr>
-        <w:t>## ✔ ggplot2   3.5.2     ✔ tibble    3.3.0</w:t>
-      </w:r>
-      <w:r>
-        <w:br/>
-      </w:r>
-      <w:r>
-        <w:rPr>
-          <w:rStyle w:val="VerbatimChar"/>
-        </w:rPr>
-        <w:t>## ✔ lubridate 1.9.4     ✔ tidyr     1.3.1</w:t>
-      </w:r>
-      <w:r>
-        <w:br/>
-      </w:r>
-      <w:r>
-        <w:rPr>
-          <w:rStyle w:val="VerbatimChar"/>
-        </w:rPr>
-        <w:t xml:space="preserve">## ✔ purrr     1.1.0     </w:t>
-      </w:r>
-      <w:r>
-        <w:br/>
-      </w:r>
-      <w:r>
-        <w:rPr>
-          <w:rStyle w:val="VerbatimChar"/>
-        </w:rPr>
-        <w:t>## ── Conflicts ────────────────────────────────────────── tidyverse_conflicts() ──</w:t>
-      </w:r>
-      <w:r>
-        <w:br/>
-      </w:r>
-      <w:r>
-        <w:rPr>
-          <w:rStyle w:val="VerbatimChar"/>
-        </w:rPr>
-        <w:t>## ✖ dplyr::filter() masks stats::filter()</w:t>
-      </w:r>
-      <w:r>
-        <w:br/>
-      </w:r>
-      <w:r>
-        <w:rPr>
-          <w:rStyle w:val="VerbatimChar"/>
-        </w:rPr>
-        <w:t>## ✖ dplyr::lag()    masks stats::lag()</w:t>
-      </w:r>
-      <w:r>
-        <w:br/>
-      </w:r>
-      <w:r>
-        <w:rPr>
-          <w:rStyle w:val="VerbatimChar"/>
-        </w:rPr>
-        <w:t>## ℹ Use the conflicted package (&lt;http://conflicted.r-lib.org/&gt;) to force all conflicts to become errors</w:t>
+        <w:pStyle w:val="a0"/>
+        <w:jc w:val="both"/>
+        <w:rPr>
+          <w:rFonts w:ascii="Times New Roman" w:eastAsia="仿宋" w:hAnsi="Times New Roman" w:cs="Times New Roman" w:hint="eastAsia"/>
+          <w:lang w:eastAsia="zh-CN"/>
+        </w:rPr>
+      </w:pPr>
+      <w:r>
+        <w:rPr>
+          <w:rFonts w:ascii="Times New Roman" w:eastAsia="仿宋" w:hAnsi="Times New Roman" w:cs="Times New Roman" w:hint="eastAsia"/>
+          <w:b/>
+          <w:bCs/>
+          <w:lang w:eastAsia="zh-CN"/>
+        </w:rPr>
+        <w:t>总之，</w:t>
+      </w:r>
+      <w:r>
+        <w:rPr>
+          <w:rFonts w:ascii="Times New Roman" w:eastAsia="仿宋" w:hAnsi="Times New Roman" w:cs="Times New Roman" w:hint="eastAsia"/>
+          <w:lang w:eastAsia="zh-CN"/>
+        </w:rPr>
+        <w:t>机器学习建模更适合处理</w:t>
+      </w:r>
+      <w:r>
+        <w:rPr>
+          <w:rFonts w:ascii="Times New Roman" w:eastAsia="仿宋" w:hAnsi="Times New Roman" w:cs="Times New Roman" w:hint="eastAsia"/>
+          <w:b/>
+          <w:bCs/>
+          <w:lang w:eastAsia="zh-CN"/>
+        </w:rPr>
+        <w:t>大数据、高维变量、非线性关系和复杂系统预测</w:t>
+      </w:r>
+      <w:r>
+        <w:rPr>
+          <w:rFonts w:ascii="Times New Roman" w:eastAsia="仿宋" w:hAnsi="Times New Roman" w:cs="Times New Roman" w:hint="eastAsia"/>
+          <w:lang w:eastAsia="zh-CN"/>
+        </w:rPr>
+        <w:t>问题；传统统计建模更适合回答</w:t>
+      </w:r>
+      <w:r>
+        <w:rPr>
+          <w:rFonts w:ascii="Times New Roman" w:eastAsia="仿宋" w:hAnsi="Times New Roman" w:cs="Times New Roman" w:hint="eastAsia"/>
+          <w:b/>
+          <w:bCs/>
+          <w:lang w:eastAsia="zh-CN"/>
+        </w:rPr>
+        <w:t>假设是否成立、变量是否显著、机制关系是否清楚</w:t>
+      </w:r>
+      <w:r>
+        <w:rPr>
+          <w:rFonts w:ascii="Times New Roman" w:eastAsia="仿宋" w:hAnsi="Times New Roman" w:cs="Times New Roman" w:hint="eastAsia"/>
+          <w:lang w:eastAsia="zh-CN"/>
+        </w:rPr>
+        <w:t>等问题。两者并不是互相替代，而是可以互补：机器学习可用于发现模式和提出假说，传统统计建模可用于解释机制和验证假说。</w:t>
       </w:r>
     </w:p>
     <w:p>
       <w:pPr>
-        <w:pStyle w:val="SourceCode"/>
-      </w:pPr>
-      <w:r>
-        <w:rPr>
-          <w:rStyle w:val="FunctionTok"/>
-        </w:rPr>
-        <w:t>library</w:t>
-      </w:r>
-      <w:r>
-        <w:rPr>
-          <w:rStyle w:val="NormalTok"/>
-        </w:rPr>
-        <w:t xml:space="preserve">(randomForest) </w:t>
+        <w:pStyle w:val="1"/>
+        <w:rPr>
+          <w:lang w:eastAsia="zh-CN"/>
+        </w:rPr>
+      </w:pPr>
+      <w:r>
+        <w:rPr>
+          <w:lang w:eastAsia="zh-CN"/>
+        </w:rPr>
+        <w:t>Exercise 2</w:t>
       </w:r>
     </w:p>
     <w:p>
       <w:pPr>
-        <w:pStyle w:val="SourceCode"/>
-      </w:pPr>
-      <w:r>
-        <w:rPr>
-          <w:rStyle w:val="VerbatimChar"/>
-        </w:rPr>
-        <w:t>## Warning: package 'randomForest' was built under R version 4.5.3</w:t>
+        <w:pStyle w:val="FirstParagraph"/>
+        <w:rPr>
+          <w:b/>
+          <w:bCs/>
+          <w:color w:val="156082" w:themeColor="accent1"/>
+          <w:lang w:eastAsia="zh-CN"/>
+        </w:rPr>
+      </w:pPr>
+      <w:r>
+        <w:rPr>
+          <w:rFonts w:hint="eastAsia"/>
+          <w:b/>
+          <w:bCs/>
+          <w:color w:val="156082" w:themeColor="accent1"/>
+          <w:lang w:eastAsia="zh-CN"/>
+        </w:rPr>
+        <w:t>生态学上常用树模型，包括随机森林、提升回归树。建模步骤包括：数据预处理、拆分数据集、选择特征、算法和训练模型、模型评估等。</w:t>
+      </w:r>
+      <w:r>
+        <w:rPr>
+          <w:rFonts w:hint="eastAsia"/>
+          <w:b/>
+          <w:bCs/>
+          <w:color w:val="156082" w:themeColor="accent1"/>
+          <w:lang w:eastAsia="zh-CN"/>
+        </w:rPr>
+        <w:t>caret</w:t>
+      </w:r>
+      <w:r>
+        <w:rPr>
+          <w:rFonts w:hint="eastAsia"/>
+          <w:b/>
+          <w:bCs/>
+          <w:color w:val="156082" w:themeColor="accent1"/>
+          <w:lang w:eastAsia="zh-CN"/>
+        </w:rPr>
+        <w:t>为各种机器学习算法提供了统一模板，加载</w:t>
+      </w:r>
+      <w:proofErr w:type="spellStart"/>
+      <w:r>
+        <w:rPr>
+          <w:rFonts w:hint="eastAsia"/>
+          <w:b/>
+          <w:bCs/>
+          <w:color w:val="156082" w:themeColor="accent1"/>
+          <w:lang w:eastAsia="zh-CN"/>
+        </w:rPr>
+        <w:t>doubs</w:t>
+      </w:r>
+      <w:proofErr w:type="spellEnd"/>
+      <w:r>
+        <w:rPr>
+          <w:rFonts w:hint="eastAsia"/>
+          <w:b/>
+          <w:bCs/>
+          <w:color w:val="156082" w:themeColor="accent1"/>
+          <w:lang w:eastAsia="zh-CN"/>
+        </w:rPr>
+        <w:t>数据集，请根据问题填空。</w:t>
       </w:r>
     </w:p>
     <w:p>
       <w:pPr>
-        <w:pStyle w:val="SourceCode"/>
-      </w:pPr>
-      <w:r>
-        <w:rPr>
-          <w:rStyle w:val="VerbatimChar"/>
-        </w:rPr>
-        <w:t>## randomForest 4.7-1.2</w:t>
-      </w:r>
-      <w:r>
-        <w:br/>
-      </w:r>
-      <w:r>
-        <w:rPr>
-          <w:rStyle w:val="VerbatimChar"/>
-        </w:rPr>
-        <w:t>## Type rfNews() to see new features/changes/bug fixes.</w:t>
-      </w:r>
-      <w:r>
-        <w:br/>
-      </w:r>
-      <w:r>
-        <w:rPr>
-          <w:rStyle w:val="VerbatimChar"/>
-        </w:rPr>
-        <w:t xml:space="preserve">## </w:t>
-      </w:r>
-      <w:r>
-        <w:br/>
-      </w:r>
-      <w:r>
-        <w:rPr>
-          <w:rStyle w:val="VerbatimChar"/>
-        </w:rPr>
-        <w:t>## Attaching package: 'randomForest'</w:t>
-      </w:r>
-      <w:r>
-        <w:br/>
-      </w:r>
-      <w:r>
-        <w:rPr>
-          <w:rStyle w:val="VerbatimChar"/>
-        </w:rPr>
-        <w:t xml:space="preserve">## </w:t>
-      </w:r>
-      <w:r>
-        <w:br/>
-      </w:r>
-      <w:r>
-        <w:rPr>
-          <w:rStyle w:val="VerbatimChar"/>
-        </w:rPr>
-        <w:t>## The following object is masked from 'package:dplyr':</w:t>
-      </w:r>
-      <w:r>
-        <w:br/>
-      </w:r>
-      <w:r>
-        <w:rPr>
-          <w:rStyle w:val="VerbatimChar"/>
-        </w:rPr>
-        <w:t xml:space="preserve">## </w:t>
-      </w:r>
-      <w:r>
-        <w:br/>
-      </w:r>
-      <w:r>
-        <w:rPr>
-          <w:rStyle w:val="VerbatimChar"/>
-        </w:rPr>
-        <w:t>##     combine</w:t>
-      </w:r>
-      <w:r>
-        <w:br/>
-      </w:r>
-      <w:r>
-        <w:rPr>
-          <w:rStyle w:val="VerbatimChar"/>
-        </w:rPr>
-        <w:t xml:space="preserve">## </w:t>
-      </w:r>
-      <w:r>
-        <w:br/>
-      </w:r>
-      <w:r>
-        <w:rPr>
-          <w:rStyle w:val="VerbatimChar"/>
-        </w:rPr>
-        <w:t>## The following object is masked from 'package:ggplot2':</w:t>
-      </w:r>
-      <w:r>
-        <w:br/>
-      </w:r>
-      <w:r>
-        <w:rPr>
-          <w:rStyle w:val="VerbatimChar"/>
-        </w:rPr>
-        <w:t xml:space="preserve">## </w:t>
-      </w:r>
-      <w:r>
-        <w:br/>
-      </w:r>
-      <w:r>
-        <w:rPr>
-          <w:rStyle w:val="VerbatimChar"/>
-        </w:rPr>
-        <w:t>##     margin</w:t>
+        <w:pStyle w:val="a0"/>
+        <w:rPr>
+          <w:b/>
+          <w:bCs/>
+          <w:color w:val="156082" w:themeColor="accent1"/>
+          <w:lang w:eastAsia="zh-CN"/>
+        </w:rPr>
+      </w:pPr>
+      <w:r>
+        <w:rPr>
+          <w:rFonts w:hint="eastAsia"/>
+          <w:b/>
+          <w:bCs/>
+          <w:color w:val="156082" w:themeColor="accent1"/>
+          <w:lang w:eastAsia="zh-CN"/>
+        </w:rPr>
+        <w:t>1</w:t>
+      </w:r>
+      <w:r>
+        <w:rPr>
+          <w:rFonts w:hint="eastAsia"/>
+          <w:b/>
+          <w:bCs/>
+          <w:color w:val="156082" w:themeColor="accent1"/>
+          <w:lang w:eastAsia="zh-CN"/>
+        </w:rPr>
+        <w:t>）对于</w:t>
+      </w:r>
+      <w:proofErr w:type="spellStart"/>
+      <w:r>
+        <w:rPr>
+          <w:rFonts w:hint="eastAsia"/>
+          <w:b/>
+          <w:bCs/>
+          <w:color w:val="156082" w:themeColor="accent1"/>
+          <w:lang w:eastAsia="zh-CN"/>
+        </w:rPr>
+        <w:t>doubs</w:t>
+      </w:r>
+      <w:proofErr w:type="spellEnd"/>
+      <w:r>
+        <w:rPr>
+          <w:rFonts w:hint="eastAsia"/>
+          <w:b/>
+          <w:bCs/>
+          <w:color w:val="156082" w:themeColor="accent1"/>
+          <w:lang w:eastAsia="zh-CN"/>
+        </w:rPr>
+        <w:t>中的鱼群数据，按照样地，计算各样地鱼类总丰度，作为新列</w:t>
+      </w:r>
+      <w:proofErr w:type="spellStart"/>
+      <w:r>
+        <w:rPr>
+          <w:rFonts w:hint="eastAsia"/>
+          <w:b/>
+          <w:bCs/>
+          <w:color w:val="156082" w:themeColor="accent1"/>
+          <w:lang w:eastAsia="zh-CN"/>
+        </w:rPr>
+        <w:t>abund</w:t>
+      </w:r>
+      <w:proofErr w:type="spellEnd"/>
+      <w:r>
+        <w:rPr>
+          <w:rFonts w:hint="eastAsia"/>
+          <w:b/>
+          <w:bCs/>
+          <w:color w:val="156082" w:themeColor="accent1"/>
+          <w:lang w:eastAsia="zh-CN"/>
+        </w:rPr>
+        <w:t>。</w:t>
       </w:r>
     </w:p>
     <w:p>
@@ -928,16 +830,32 @@
       </w:pPr>
       <w:r>
         <w:rPr>
+          <w:rStyle w:val="CommentTok"/>
+        </w:rPr>
+        <w:t xml:space="preserve"># </w:t>
+      </w:r>
+      <w:proofErr w:type="spellStart"/>
+      <w:r>
+        <w:rPr>
+          <w:rStyle w:val="CommentTok"/>
+        </w:rPr>
+        <w:t>加载所需包</w:t>
+      </w:r>
+      <w:proofErr w:type="spellEnd"/>
+      <w:r>
+        <w:br/>
+      </w:r>
+      <w:r>
+        <w:rPr>
           <w:rStyle w:val="FunctionTok"/>
         </w:rPr>
-        <w:lastRenderedPageBreak/>
         <w:t>library</w:t>
       </w:r>
       <w:r>
         <w:rPr>
           <w:rStyle w:val="NormalTok"/>
         </w:rPr>
-        <w:t xml:space="preserve">(caret)  </w:t>
+        <w:t xml:space="preserve">(ade4)        </w:t>
       </w:r>
       <w:r>
         <w:rPr>
@@ -945,12 +863,42 @@
         </w:rPr>
         <w:t xml:space="preserve"># </w:t>
       </w:r>
-      <w:r>
-        <w:rPr>
-          <w:rStyle w:val="CommentTok"/>
-        </w:rPr>
-        <w:t>用于数据拆分</w:t>
-      </w:r>
+      <w:proofErr w:type="spellStart"/>
+      <w:r>
+        <w:rPr>
+          <w:rStyle w:val="CommentTok"/>
+        </w:rPr>
+        <w:t>包含</w:t>
+      </w:r>
+      <w:proofErr w:type="spellEnd"/>
+      <w:r>
+        <w:rPr>
+          <w:rStyle w:val="CommentTok"/>
+        </w:rPr>
+        <w:t xml:space="preserve"> </w:t>
+      </w:r>
+      <w:proofErr w:type="spellStart"/>
+      <w:r>
+        <w:rPr>
+          <w:rStyle w:val="CommentTok"/>
+        </w:rPr>
+        <w:t>doubs</w:t>
+      </w:r>
+      <w:proofErr w:type="spellEnd"/>
+      <w:r>
+        <w:rPr>
+          <w:rStyle w:val="CommentTok"/>
+        </w:rPr>
+        <w:t xml:space="preserve"> </w:t>
+      </w:r>
+      <w:proofErr w:type="spellStart"/>
+      <w:r>
+        <w:rPr>
+          <w:rStyle w:val="CommentTok"/>
+        </w:rPr>
+        <w:t>数据集</w:t>
+      </w:r>
+      <w:proofErr w:type="spellEnd"/>
     </w:p>
     <w:p>
       <w:pPr>
@@ -960,7 +908,7 @@
         <w:rPr>
           <w:rStyle w:val="VerbatimChar"/>
         </w:rPr>
-        <w:t>## Warning: package 'caret' was built under R version 4.5.3</w:t>
+        <w:t>## Warning: package 'ade4' was built under R version 4.5.3</w:t>
       </w:r>
     </w:p>
     <w:p>
@@ -969,63 +917,29 @@
       </w:pPr>
       <w:r>
         <w:rPr>
-          <w:rStyle w:val="VerbatimChar"/>
-        </w:rPr>
-        <w:t>## Loading required package: lattice</w:t>
-      </w:r>
-      <w:r>
-        <w:br/>
-      </w:r>
-      <w:r>
-        <w:rPr>
-          <w:rStyle w:val="VerbatimChar"/>
-        </w:rPr>
-        <w:t xml:space="preserve">## </w:t>
-      </w:r>
-      <w:r>
-        <w:br/>
-      </w:r>
-      <w:r>
-        <w:rPr>
-          <w:rStyle w:val="VerbatimChar"/>
-        </w:rPr>
-        <w:t>## Attaching package: 'caret'</w:t>
-      </w:r>
-      <w:r>
-        <w:br/>
-      </w:r>
-      <w:r>
-        <w:rPr>
-          <w:rStyle w:val="VerbatimChar"/>
-        </w:rPr>
-        <w:t xml:space="preserve">## </w:t>
-      </w:r>
-      <w:r>
-        <w:br/>
-      </w:r>
-      <w:r>
-        <w:rPr>
-          <w:rStyle w:val="VerbatimChar"/>
-        </w:rPr>
-        <w:t>## The following object is masked from 'package:purrr':</w:t>
-      </w:r>
-      <w:r>
-        <w:br/>
-      </w:r>
-      <w:r>
-        <w:rPr>
-          <w:rStyle w:val="VerbatimChar"/>
-        </w:rPr>
-        <w:t xml:space="preserve">## </w:t>
-      </w:r>
-      <w:r>
-        <w:br/>
-      </w:r>
-      <w:r>
-        <w:rPr>
-          <w:rStyle w:val="VerbatimChar"/>
-        </w:rPr>
-        <w:t>##     lift</w:t>
+          <w:rStyle w:val="FunctionTok"/>
+        </w:rPr>
+        <w:t>library</w:t>
+      </w:r>
+      <w:r>
+        <w:rPr>
+          <w:rStyle w:val="NormalTok"/>
+        </w:rPr>
+        <w:t>(</w:t>
+      </w:r>
+      <w:proofErr w:type="spellStart"/>
+      <w:r>
+        <w:rPr>
+          <w:rStyle w:val="NormalTok"/>
+        </w:rPr>
+        <w:t>tidyverse</w:t>
+      </w:r>
+      <w:proofErr w:type="spellEnd"/>
+      <w:r>
+        <w:rPr>
+          <w:rStyle w:val="NormalTok"/>
+        </w:rPr>
+        <w:t xml:space="preserve">)       </w:t>
       </w:r>
     </w:p>
     <w:p>
@@ -1034,174 +948,23 @@
       </w:pPr>
       <w:r>
         <w:rPr>
-          <w:rStyle w:val="CommentTok"/>
-        </w:rPr>
-        <w:t xml:space="preserve"># </w:t>
-      </w:r>
-      <w:r>
-        <w:rPr>
-          <w:rStyle w:val="CommentTok"/>
-        </w:rPr>
-        <w:t>加载</w:t>
-      </w:r>
-      <w:r>
-        <w:rPr>
-          <w:rStyle w:val="CommentTok"/>
-        </w:rPr>
-        <w:t xml:space="preserve"> doubs </w:t>
-      </w:r>
-      <w:r>
-        <w:rPr>
-          <w:rStyle w:val="CommentTok"/>
-        </w:rPr>
-        <w:t>数据集，选取其中的</w:t>
-      </w:r>
-      <w:r>
-        <w:rPr>
-          <w:rStyle w:val="CommentTok"/>
-        </w:rPr>
-        <w:t xml:space="preserve"> fish </w:t>
-      </w:r>
-      <w:r>
-        <w:rPr>
-          <w:rStyle w:val="CommentTok"/>
-        </w:rPr>
-        <w:t>数据计算总丰度，作为新列</w:t>
-      </w:r>
-      <w:r>
-        <w:rPr>
-          <w:rStyle w:val="CommentTok"/>
-        </w:rPr>
-        <w:t xml:space="preserve"> abund</w:t>
-      </w:r>
-      <w:r>
-        <w:br/>
-      </w:r>
-      <w:r>
-        <w:rPr>
-          <w:rStyle w:val="FunctionTok"/>
-        </w:rPr>
-        <w:t>data</w:t>
-      </w:r>
-      <w:r>
-        <w:rPr>
-          <w:rStyle w:val="NormalTok"/>
-        </w:rPr>
-        <w:t>(doubs)</w:t>
-      </w:r>
-      <w:r>
-        <w:br/>
-      </w:r>
-      <w:r>
-        <w:rPr>
-          <w:rStyle w:val="NormalTok"/>
-        </w:rPr>
-        <w:t xml:space="preserve">df </w:t>
-      </w:r>
-      <w:r>
-        <w:rPr>
-          <w:rStyle w:val="OtherTok"/>
-        </w:rPr>
-        <w:t>&lt;-</w:t>
-      </w:r>
-      <w:r>
-        <w:rPr>
-          <w:rStyle w:val="NormalTok"/>
-        </w:rPr>
-        <w:t xml:space="preserve"> doubs</w:t>
-      </w:r>
-      <w:r>
-        <w:rPr>
-          <w:rStyle w:val="SpecialCharTok"/>
-        </w:rPr>
-        <w:t>$</w:t>
-      </w:r>
-      <w:r>
-        <w:rPr>
-          <w:rStyle w:val="NormalTok"/>
-        </w:rPr>
-        <w:t xml:space="preserve">fish </w:t>
-      </w:r>
-      <w:r>
-        <w:rPr>
-          <w:rStyle w:val="SpecialCharTok"/>
-        </w:rPr>
-        <w:t>%&gt;%</w:t>
-      </w:r>
-      <w:r>
-        <w:br/>
-      </w:r>
-      <w:r>
-        <w:rPr>
-          <w:rStyle w:val="NormalTok"/>
-        </w:rPr>
-        <w:t xml:space="preserve">  </w:t>
-      </w:r>
-      <w:r>
-        <w:rPr>
-          <w:rStyle w:val="FunctionTok"/>
-        </w:rPr>
-        <w:t>mutate</w:t>
-      </w:r>
-      <w:r>
-        <w:rPr>
-          <w:rStyle w:val="NormalTok"/>
-        </w:rPr>
-        <w:t>(</w:t>
-      </w:r>
-      <w:r>
-        <w:rPr>
-          <w:rStyle w:val="AttributeTok"/>
-        </w:rPr>
-        <w:t>abund =</w:t>
-      </w:r>
-      <w:r>
-        <w:rPr>
-          <w:rStyle w:val="NormalTok"/>
-        </w:rPr>
-        <w:t xml:space="preserve"> </w:t>
-      </w:r>
-      <w:r>
-        <w:rPr>
-          <w:rStyle w:val="FunctionTok"/>
-        </w:rPr>
-        <w:t>rowSums</w:t>
-      </w:r>
-      <w:r>
-        <w:rPr>
-          <w:rStyle w:val="NormalTok"/>
-        </w:rPr>
-        <w:t>(.))</w:t>
-      </w:r>
-      <w:r>
-        <w:br/>
-      </w:r>
-      <w:r>
-        <w:br/>
-      </w:r>
-      <w:r>
-        <w:rPr>
-          <w:rStyle w:val="FunctionTok"/>
-        </w:rPr>
-        <w:t>str</w:t>
-      </w:r>
-      <w:r>
-        <w:rPr>
-          <w:rStyle w:val="NormalTok"/>
-        </w:rPr>
-        <w:t xml:space="preserve">(df) </w:t>
-      </w:r>
-      <w:r>
-        <w:rPr>
-          <w:rStyle w:val="CommentTok"/>
-        </w:rPr>
-        <w:t xml:space="preserve"># </w:t>
-      </w:r>
-      <w:r>
-        <w:rPr>
-          <w:rStyle w:val="CommentTok"/>
-        </w:rPr>
-        <w:t>查看数据结构</w:t>
+          <w:rStyle w:val="VerbatimChar"/>
+        </w:rPr>
+        <w:t>## Warning: package '</w:t>
+      </w:r>
+      <w:proofErr w:type="spellStart"/>
+      <w:r>
+        <w:rPr>
+          <w:rStyle w:val="VerbatimChar"/>
+        </w:rPr>
+        <w:t>tidyverse</w:t>
+      </w:r>
+      <w:proofErr w:type="spellEnd"/>
+      <w:r>
+        <w:rPr>
+          <w:rStyle w:val="VerbatimChar"/>
+        </w:rPr>
+        <w:t>' was built under R version 4.5.2</w:t>
       </w:r>
     </w:p>
     <w:p>
@@ -1212,268 +975,229 @@
         <w:rPr>
           <w:rStyle w:val="VerbatimChar"/>
         </w:rPr>
-        <w:t>## 'data.frame':    30 obs. of  28 variables:</w:t>
-      </w:r>
-      <w:r>
-        <w:br/>
-      </w:r>
-      <w:r>
-        <w:rPr>
-          <w:rStyle w:val="VerbatimChar"/>
-        </w:rPr>
-        <w:t>##  $ Cogo : num  0 0 0 0 0 0 0 0 0 0 ...</w:t>
-      </w:r>
-      <w:r>
-        <w:br/>
-      </w:r>
-      <w:r>
-        <w:rPr>
-          <w:rStyle w:val="VerbatimChar"/>
-        </w:rPr>
-        <w:t>##  $ Satr : num  3 5 5 4 2 3 5 0 0 1 ...</w:t>
-      </w:r>
-      <w:r>
-        <w:br/>
-      </w:r>
-      <w:r>
-        <w:rPr>
-          <w:rStyle w:val="VerbatimChar"/>
-        </w:rPr>
-        <w:t>##  $ Phph : num  0 4 5 5 3 4 4 0 1 4 ...</w:t>
-      </w:r>
-      <w:r>
-        <w:br/>
-      </w:r>
-      <w:r>
-        <w:rPr>
-          <w:rStyle w:val="VerbatimChar"/>
-        </w:rPr>
-        <w:t>##  $ Neba : num  0 3 5 5 2 5 5 0 3 4 ...</w:t>
-      </w:r>
-      <w:r>
-        <w:br/>
-      </w:r>
-      <w:r>
-        <w:rPr>
-          <w:rStyle w:val="VerbatimChar"/>
-        </w:rPr>
-        <w:t>##  $ Thth : num  0 0 0 0 0 0 0 0 0 0 ...</w:t>
-      </w:r>
-      <w:r>
-        <w:br/>
-      </w:r>
-      <w:r>
-        <w:rPr>
-          <w:rStyle w:val="VerbatimChar"/>
-        </w:rPr>
-        <w:t>##  $ Teso : num  0 0 0 0 0 0 0 0 0 0 ...</w:t>
-      </w:r>
-      <w:r>
-        <w:br/>
-      </w:r>
-      <w:r>
-        <w:rPr>
-          <w:rStyle w:val="VerbatimChar"/>
-        </w:rPr>
-        <w:t>##  $ Chna : num  0 0 0 0 0 0 0 0 0 0 ...</w:t>
-      </w:r>
-      <w:r>
-        <w:br/>
-      </w:r>
-      <w:r>
-        <w:rPr>
-          <w:rStyle w:val="VerbatimChar"/>
-        </w:rPr>
-        <w:t>##  $ Chto : num  0 0 0 0 0 0 0 0 0 0 ...</w:t>
-      </w:r>
-      <w:r>
-        <w:br/>
-      </w:r>
-      <w:r>
-        <w:rPr>
-          <w:rStyle w:val="VerbatimChar"/>
-        </w:rPr>
-        <w:t>##  $ Lele : num  0 0 0 0 5 1 1 0 0 2 ...</w:t>
-      </w:r>
-      <w:r>
-        <w:br/>
-      </w:r>
-      <w:r>
-        <w:rPr>
-          <w:rStyle w:val="VerbatimChar"/>
-        </w:rPr>
-        <w:t>##  $ Lece : num  0 0 0 1 2 2 1 0 5 2 ...</w:t>
-      </w:r>
-      <w:r>
-        <w:br/>
-      </w:r>
-      <w:r>
-        <w:rPr>
-          <w:rStyle w:val="VerbatimChar"/>
-        </w:rPr>
-        <w:t>##  $ Baba : num  0 0 0 0 0 0 0 0 0 0 ...</w:t>
-      </w:r>
-      <w:r>
-        <w:br/>
-      </w:r>
-      <w:r>
-        <w:rPr>
-          <w:rStyle w:val="VerbatimChar"/>
-        </w:rPr>
-        <w:t>##  $ Spbi : num  0 0 0 0 0 0 0 0 0 0 ...</w:t>
-      </w:r>
-      <w:r>
-        <w:br/>
-      </w:r>
-      <w:r>
-        <w:rPr>
-          <w:rStyle w:val="VerbatimChar"/>
-        </w:rPr>
-        <w:t>##  $ Gogo : num  0 0 0 1 2 1 0 0 0 1 ...</w:t>
-      </w:r>
-      <w:r>
-        <w:br/>
-      </w:r>
-      <w:r>
-        <w:rPr>
-          <w:rStyle w:val="VerbatimChar"/>
-        </w:rPr>
-        <w:t>##  $ Eslu : num  0 0 1 2 4 1 0 0 0 0 ...</w:t>
-      </w:r>
-      <w:r>
-        <w:br/>
-      </w:r>
-      <w:r>
-        <w:rPr>
-          <w:rStyle w:val="VerbatimChar"/>
-        </w:rPr>
-        <w:t>##  $ Pefl : num  0 0 0 2 4 1 0 0 0 0 ...</w:t>
-      </w:r>
-      <w:r>
-        <w:br/>
-      </w:r>
-      <w:r>
-        <w:rPr>
-          <w:rStyle w:val="VerbatimChar"/>
-        </w:rPr>
-        <w:t>##  $ Rham : num  0 0 0 0 0 0 0 0 0 0 ...</w:t>
-      </w:r>
-      <w:r>
-        <w:br/>
-      </w:r>
-      <w:r>
-        <w:rPr>
-          <w:rStyle w:val="VerbatimChar"/>
-        </w:rPr>
-        <w:t>##  $ Legi : num  0 0 0 0 0 0 0 0 0 0 ...</w:t>
-      </w:r>
-      <w:r>
-        <w:br/>
-      </w:r>
-      <w:r>
-        <w:rPr>
-          <w:rStyle w:val="VerbatimChar"/>
-        </w:rPr>
-        <w:t>##  $ Scer : num  0 0 0 0 2 0 0 0 0 0 ...</w:t>
-      </w:r>
-      <w:r>
-        <w:br/>
-      </w:r>
-      <w:r>
-        <w:rPr>
-          <w:rStyle w:val="VerbatimChar"/>
-        </w:rPr>
-        <w:t>##  $ Cyca : num  0 0 0 0 0 0 0 0 0 0 ...</w:t>
-      </w:r>
-      <w:r>
-        <w:br/>
-      </w:r>
-      <w:r>
-        <w:rPr>
-          <w:rStyle w:val="VerbatimChar"/>
-        </w:rPr>
-        <w:t>##  $ Titi : num  0 0 0 1 3 2 0 0 1 0 ...</w:t>
-      </w:r>
-      <w:r>
-        <w:br/>
-      </w:r>
-      <w:r>
-        <w:rPr>
-          <w:rStyle w:val="VerbatimChar"/>
-        </w:rPr>
-        <w:t>##  $ Abbr : num  0 0 0 0 0 0 0 0 0 0 ...</w:t>
-      </w:r>
-      <w:r>
-        <w:br/>
-      </w:r>
-      <w:r>
-        <w:rPr>
-          <w:rStyle w:val="VerbatimChar"/>
-        </w:rPr>
-        <w:t>##  $ Icme : num  0 0 0 0 0 0 0 0 0 0 ...</w:t>
-      </w:r>
-      <w:r>
-        <w:br/>
-      </w:r>
-      <w:r>
-        <w:rPr>
-          <w:rStyle w:val="VerbatimChar"/>
-        </w:rPr>
-        <w:t>##  $ Acce : num  0 0 0 0 0 0 0 0 0 0 ...</w:t>
-      </w:r>
-      <w:r>
-        <w:br/>
-      </w:r>
-      <w:r>
-        <w:rPr>
-          <w:rStyle w:val="VerbatimChar"/>
-        </w:rPr>
-        <w:t>##  $ Ruru : num  0 0 0 0 5 1 0 0 4 0 ...</w:t>
-      </w:r>
-      <w:r>
-        <w:br/>
-      </w:r>
-      <w:r>
-        <w:rPr>
-          <w:rStyle w:val="VerbatimChar"/>
-        </w:rPr>
-        <w:t>##  $ Blbj : num  0 0 0 0 0 0 0 0 0 0 ...</w:t>
-      </w:r>
-      <w:r>
-        <w:br/>
-      </w:r>
-      <w:r>
-        <w:rPr>
-          <w:rStyle w:val="VerbatimChar"/>
-        </w:rPr>
-        <w:t>##  $ Alal : num  0 0 0 0 0 0 0 0 0 0 ...</w:t>
-      </w:r>
-      <w:r>
-        <w:br/>
-      </w:r>
-      <w:r>
-        <w:rPr>
-          <w:rStyle w:val="VerbatimChar"/>
-        </w:rPr>
-        <w:t>##  $ Anan : num  0 0 0 0 0 0 0 0 0 0 ...</w:t>
-      </w:r>
-      <w:r>
-        <w:br/>
-      </w:r>
-      <w:r>
-        <w:rPr>
-          <w:rStyle w:val="VerbatimChar"/>
-        </w:rPr>
-        <w:t>##  $ abund: Named num  3 12 16 21 34 21 16 0 14 14 ...</w:t>
-      </w:r>
-      <w:r>
-        <w:br/>
-      </w:r>
-      <w:r>
-        <w:rPr>
-          <w:rStyle w:val="VerbatimChar"/>
-        </w:rPr>
-        <w:t>##   ..- attr(*, "names")= chr [1:30] "1" "2" "3" "4" ...</w:t>
+        <w:lastRenderedPageBreak/>
+        <w:t xml:space="preserve">## ── Attaching core </w:t>
+      </w:r>
+      <w:proofErr w:type="spellStart"/>
+      <w:r>
+        <w:rPr>
+          <w:rStyle w:val="VerbatimChar"/>
+        </w:rPr>
+        <w:t>tidyverse</w:t>
+      </w:r>
+      <w:proofErr w:type="spellEnd"/>
+      <w:r>
+        <w:rPr>
+          <w:rStyle w:val="VerbatimChar"/>
+        </w:rPr>
+        <w:t xml:space="preserve"> packages ──────────────────────── </w:t>
+      </w:r>
+      <w:proofErr w:type="spellStart"/>
+      <w:r>
+        <w:rPr>
+          <w:rStyle w:val="VerbatimChar"/>
+        </w:rPr>
+        <w:t>tidyverse</w:t>
+      </w:r>
+      <w:proofErr w:type="spellEnd"/>
+      <w:r>
+        <w:rPr>
+          <w:rStyle w:val="VerbatimChar"/>
+        </w:rPr>
+        <w:t xml:space="preserve"> 2.0.0 ──</w:t>
+      </w:r>
+      <w:r>
+        <w:br/>
+      </w:r>
+      <w:r>
+        <w:rPr>
+          <w:rStyle w:val="VerbatimChar"/>
+        </w:rPr>
+        <w:t xml:space="preserve">## ✔ dplyr     1.1.4     ✔ </w:t>
+      </w:r>
+      <w:proofErr w:type="spellStart"/>
+      <w:r>
+        <w:rPr>
+          <w:rStyle w:val="VerbatimChar"/>
+        </w:rPr>
+        <w:t>readr</w:t>
+      </w:r>
+      <w:proofErr w:type="spellEnd"/>
+      <w:r>
+        <w:rPr>
+          <w:rStyle w:val="VerbatimChar"/>
+        </w:rPr>
+        <w:t xml:space="preserve">     2.1.5</w:t>
+      </w:r>
+      <w:r>
+        <w:br/>
+      </w:r>
+      <w:r>
+        <w:rPr>
+          <w:rStyle w:val="VerbatimChar"/>
+        </w:rPr>
+        <w:t xml:space="preserve">## ✔ </w:t>
+      </w:r>
+      <w:proofErr w:type="spellStart"/>
+      <w:r>
+        <w:rPr>
+          <w:rStyle w:val="VerbatimChar"/>
+        </w:rPr>
+        <w:t>forcats</w:t>
+      </w:r>
+      <w:proofErr w:type="spellEnd"/>
+      <w:r>
+        <w:rPr>
+          <w:rStyle w:val="VerbatimChar"/>
+        </w:rPr>
+        <w:t xml:space="preserve">   1.0.0     ✔ </w:t>
+      </w:r>
+      <w:proofErr w:type="spellStart"/>
+      <w:r>
+        <w:rPr>
+          <w:rStyle w:val="VerbatimChar"/>
+        </w:rPr>
+        <w:t>stringr</w:t>
+      </w:r>
+      <w:proofErr w:type="spellEnd"/>
+      <w:r>
+        <w:rPr>
+          <w:rStyle w:val="VerbatimChar"/>
+        </w:rPr>
+        <w:t xml:space="preserve">   1.5.1</w:t>
+      </w:r>
+      <w:r>
+        <w:br/>
+      </w:r>
+      <w:r>
+        <w:rPr>
+          <w:rStyle w:val="VerbatimChar"/>
+        </w:rPr>
+        <w:t xml:space="preserve">## ✔ ggplot2   3.5.2     ✔ </w:t>
+      </w:r>
+      <w:proofErr w:type="spellStart"/>
+      <w:r>
+        <w:rPr>
+          <w:rStyle w:val="VerbatimChar"/>
+        </w:rPr>
+        <w:t>tibble</w:t>
+      </w:r>
+      <w:proofErr w:type="spellEnd"/>
+      <w:r>
+        <w:rPr>
+          <w:rStyle w:val="VerbatimChar"/>
+        </w:rPr>
+        <w:t xml:space="preserve">    3.3.0</w:t>
+      </w:r>
+      <w:r>
+        <w:br/>
+      </w:r>
+      <w:r>
+        <w:rPr>
+          <w:rStyle w:val="VerbatimChar"/>
+        </w:rPr>
+        <w:t xml:space="preserve">## ✔ </w:t>
+      </w:r>
+      <w:proofErr w:type="spellStart"/>
+      <w:r>
+        <w:rPr>
+          <w:rStyle w:val="VerbatimChar"/>
+        </w:rPr>
+        <w:t>lubridate</w:t>
+      </w:r>
+      <w:proofErr w:type="spellEnd"/>
+      <w:r>
+        <w:rPr>
+          <w:rStyle w:val="VerbatimChar"/>
+        </w:rPr>
+        <w:t xml:space="preserve"> 1.9.4     ✔ </w:t>
+      </w:r>
+      <w:proofErr w:type="spellStart"/>
+      <w:r>
+        <w:rPr>
+          <w:rStyle w:val="VerbatimChar"/>
+        </w:rPr>
+        <w:t>tidyr</w:t>
+      </w:r>
+      <w:proofErr w:type="spellEnd"/>
+      <w:r>
+        <w:rPr>
+          <w:rStyle w:val="VerbatimChar"/>
+        </w:rPr>
+        <w:t xml:space="preserve">     1.3.1</w:t>
+      </w:r>
+      <w:r>
+        <w:br/>
+      </w:r>
+      <w:r>
+        <w:rPr>
+          <w:rStyle w:val="VerbatimChar"/>
+        </w:rPr>
+        <w:t xml:space="preserve">## ✔ </w:t>
+      </w:r>
+      <w:proofErr w:type="spellStart"/>
+      <w:r>
+        <w:rPr>
+          <w:rStyle w:val="VerbatimChar"/>
+        </w:rPr>
+        <w:t>purrr</w:t>
+      </w:r>
+      <w:proofErr w:type="spellEnd"/>
+      <w:r>
+        <w:rPr>
+          <w:rStyle w:val="VerbatimChar"/>
+        </w:rPr>
+        <w:t xml:space="preserve">     1.1.0     </w:t>
+      </w:r>
+      <w:r>
+        <w:br/>
+      </w:r>
+      <w:r>
+        <w:rPr>
+          <w:rStyle w:val="VerbatimChar"/>
+        </w:rPr>
+        <w:t xml:space="preserve">## ── Conflicts ────────────────────────────────────────── </w:t>
+      </w:r>
+      <w:proofErr w:type="spellStart"/>
+      <w:r>
+        <w:rPr>
+          <w:rStyle w:val="VerbatimChar"/>
+        </w:rPr>
+        <w:t>tidyverse_conflicts</w:t>
+      </w:r>
+      <w:proofErr w:type="spellEnd"/>
+      <w:r>
+        <w:rPr>
+          <w:rStyle w:val="VerbatimChar"/>
+        </w:rPr>
+        <w:t>() ──</w:t>
+      </w:r>
+      <w:r>
+        <w:br/>
+      </w:r>
+      <w:r>
+        <w:rPr>
+          <w:rStyle w:val="VerbatimChar"/>
+        </w:rPr>
+        <w:t>## ✖ dplyr::filter() masks stats::filter()</w:t>
+      </w:r>
+      <w:r>
+        <w:br/>
+      </w:r>
+      <w:r>
+        <w:rPr>
+          <w:rStyle w:val="VerbatimChar"/>
+        </w:rPr>
+        <w:t>## ✖ dplyr::lag()    masks stats::lag()</w:t>
+      </w:r>
+      <w:r>
+        <w:br/>
+      </w:r>
+      <w:r>
+        <w:rPr>
+          <w:rStyle w:val="VerbatimChar"/>
+        </w:rPr>
+        <w:t>## ℹ Use the conflicted package (&lt;http://conflicted.r-lib.org/&gt;) to force all conflicts to become errors</w:t>
       </w:r>
     </w:p>
     <w:p>
@@ -1482,104 +1206,1365 @@
       </w:pPr>
       <w:r>
         <w:rPr>
-          <w:rStyle w:val="NormalTok"/>
-        </w:rPr>
-        <w:lastRenderedPageBreak/>
-        <w:t>df</w:t>
-      </w:r>
-      <w:r>
-        <w:rPr>
-          <w:rStyle w:val="SpecialCharTok"/>
-        </w:rPr>
-        <w:t>$</w:t>
-      </w:r>
-      <w:r>
-        <w:rPr>
-          <w:rStyle w:val="NormalTok"/>
-        </w:rPr>
-        <w:t xml:space="preserve">abund </w:t>
-      </w:r>
-      <w:r>
-        <w:rPr>
-          <w:rStyle w:val="CommentTok"/>
-        </w:rPr>
-        <w:t xml:space="preserve"># </w:t>
-      </w:r>
-      <w:r>
-        <w:rPr>
-          <w:rStyle w:val="CommentTok"/>
-        </w:rPr>
-        <w:t>查看新的</w:t>
-      </w:r>
-      <w:r>
-        <w:rPr>
-          <w:rStyle w:val="CommentTok"/>
-        </w:rPr>
-        <w:t xml:space="preserve"> abund </w:t>
-      </w:r>
-      <w:r>
-        <w:rPr>
-          <w:rStyle w:val="CommentTok"/>
-        </w:rPr>
-        <w:t>列</w:t>
+          <w:rStyle w:val="FunctionTok"/>
+        </w:rPr>
+        <w:t>library</w:t>
+      </w:r>
+      <w:r>
+        <w:rPr>
+          <w:rStyle w:val="NormalTok"/>
+        </w:rPr>
+        <w:t>(</w:t>
+      </w:r>
+      <w:proofErr w:type="spellStart"/>
+      <w:r>
+        <w:rPr>
+          <w:rStyle w:val="NormalTok"/>
+        </w:rPr>
+        <w:t>randomForest</w:t>
+      </w:r>
+      <w:proofErr w:type="spellEnd"/>
+      <w:r>
+        <w:rPr>
+          <w:rStyle w:val="NormalTok"/>
+        </w:rPr>
+        <w:t xml:space="preserve">) </w:t>
       </w:r>
     </w:p>
     <w:p>
       <w:pPr>
         <w:pStyle w:val="SourceCode"/>
-        <w:rPr>
-          <w:lang w:eastAsia="zh-CN"/>
-        </w:rPr>
-      </w:pPr>
-      <w:r>
-        <w:rPr>
-          <w:rStyle w:val="VerbatimChar"/>
-          <w:lang w:eastAsia="zh-CN"/>
-        </w:rPr>
-        <w:t xml:space="preserve">##  1  2  3  4  5  6  7  8  9 10 11 12 13 14 15 16 17 18 19 20 21 22 23 24 25 26 </w:t>
-      </w:r>
-      <w:r>
-        <w:rPr>
-          <w:lang w:eastAsia="zh-CN"/>
-        </w:rPr>
-        <w:br/>
-      </w:r>
-      <w:r>
-        <w:rPr>
-          <w:rStyle w:val="VerbatimChar"/>
-          <w:lang w:eastAsia="zh-CN"/>
-        </w:rPr>
-        <w:t xml:space="preserve">##  3 12 16 21 34 21 16  0 14 14 11 18 19 28 33 40 44 42 46 56 62 72  4 15 11 43 </w:t>
-      </w:r>
-      <w:r>
-        <w:rPr>
-          <w:lang w:eastAsia="zh-CN"/>
-        </w:rPr>
-        <w:br/>
-      </w:r>
-      <w:r>
-        <w:rPr>
-          <w:rStyle w:val="VerbatimChar"/>
-          <w:lang w:eastAsia="zh-CN"/>
-        </w:rPr>
-        <w:t xml:space="preserve">## 27 28 29 30 </w:t>
-      </w:r>
-      <w:r>
-        <w:rPr>
-          <w:lang w:eastAsia="zh-CN"/>
-        </w:rPr>
-        <w:br/>
-      </w:r>
-      <w:r>
-        <w:rPr>
-          <w:rStyle w:val="VerbatimChar"/>
-          <w:lang w:eastAsia="zh-CN"/>
-        </w:rPr>
-        <w:t>## 63 70 87 89</w:t>
+      </w:pPr>
+      <w:r>
+        <w:rPr>
+          <w:rStyle w:val="VerbatimChar"/>
+        </w:rPr>
+        <w:t>## Warning: package '</w:t>
+      </w:r>
+      <w:proofErr w:type="spellStart"/>
+      <w:r>
+        <w:rPr>
+          <w:rStyle w:val="VerbatimChar"/>
+        </w:rPr>
+        <w:t>randomForest</w:t>
+      </w:r>
+      <w:proofErr w:type="spellEnd"/>
+      <w:r>
+        <w:rPr>
+          <w:rStyle w:val="VerbatimChar"/>
+        </w:rPr>
+        <w:t>' was built under R version 4.5.3</w:t>
       </w:r>
     </w:p>
     <w:p>
       <w:pPr>
+        <w:pStyle w:val="SourceCode"/>
+      </w:pPr>
+      <w:r>
+        <w:rPr>
+          <w:rStyle w:val="VerbatimChar"/>
+        </w:rPr>
+        <w:t xml:space="preserve">## </w:t>
+      </w:r>
+      <w:proofErr w:type="spellStart"/>
+      <w:r>
+        <w:rPr>
+          <w:rStyle w:val="VerbatimChar"/>
+        </w:rPr>
+        <w:t>randomForest</w:t>
+      </w:r>
+      <w:proofErr w:type="spellEnd"/>
+      <w:r>
+        <w:rPr>
+          <w:rStyle w:val="VerbatimChar"/>
+        </w:rPr>
+        <w:t xml:space="preserve"> 4.7-1.2</w:t>
+      </w:r>
+      <w:r>
+        <w:br/>
+      </w:r>
+      <w:r>
+        <w:rPr>
+          <w:rStyle w:val="VerbatimChar"/>
+        </w:rPr>
+        <w:t xml:space="preserve">## Type </w:t>
+      </w:r>
+      <w:proofErr w:type="spellStart"/>
+      <w:r>
+        <w:rPr>
+          <w:rStyle w:val="VerbatimChar"/>
+        </w:rPr>
+        <w:t>rfNews</w:t>
+      </w:r>
+      <w:proofErr w:type="spellEnd"/>
+      <w:r>
+        <w:rPr>
+          <w:rStyle w:val="VerbatimChar"/>
+        </w:rPr>
+        <w:t>() to see new features/changes/bug fixes.</w:t>
+      </w:r>
+      <w:r>
+        <w:br/>
+      </w:r>
+      <w:r>
+        <w:rPr>
+          <w:rStyle w:val="VerbatimChar"/>
+        </w:rPr>
+        <w:t xml:space="preserve">## </w:t>
+      </w:r>
+      <w:r>
+        <w:br/>
+      </w:r>
+      <w:r>
+        <w:rPr>
+          <w:rStyle w:val="VerbatimChar"/>
+        </w:rPr>
+        <w:t>## Attaching package: '</w:t>
+      </w:r>
+      <w:proofErr w:type="spellStart"/>
+      <w:r>
+        <w:rPr>
+          <w:rStyle w:val="VerbatimChar"/>
+        </w:rPr>
+        <w:t>randomForest</w:t>
+      </w:r>
+      <w:proofErr w:type="spellEnd"/>
+      <w:r>
+        <w:rPr>
+          <w:rStyle w:val="VerbatimChar"/>
+        </w:rPr>
+        <w:t>'</w:t>
+      </w:r>
+      <w:r>
+        <w:br/>
+      </w:r>
+      <w:r>
+        <w:rPr>
+          <w:rStyle w:val="VerbatimChar"/>
+        </w:rPr>
+        <w:t xml:space="preserve">## </w:t>
+      </w:r>
+      <w:r>
+        <w:br/>
+      </w:r>
+      <w:r>
+        <w:rPr>
+          <w:rStyle w:val="VerbatimChar"/>
+        </w:rPr>
+        <w:t>## The following object is masked from '</w:t>
+      </w:r>
+      <w:proofErr w:type="spellStart"/>
+      <w:r>
+        <w:rPr>
+          <w:rStyle w:val="VerbatimChar"/>
+        </w:rPr>
+        <w:t>package:dplyr</w:t>
+      </w:r>
+      <w:proofErr w:type="spellEnd"/>
+      <w:r>
+        <w:rPr>
+          <w:rStyle w:val="VerbatimChar"/>
+        </w:rPr>
+        <w:t>':</w:t>
+      </w:r>
+      <w:r>
+        <w:br/>
+      </w:r>
+      <w:r>
+        <w:rPr>
+          <w:rStyle w:val="VerbatimChar"/>
+        </w:rPr>
+        <w:t xml:space="preserve">## </w:t>
+      </w:r>
+      <w:r>
+        <w:br/>
+      </w:r>
+      <w:r>
+        <w:rPr>
+          <w:rStyle w:val="VerbatimChar"/>
+        </w:rPr>
+        <w:t>##     combine</w:t>
+      </w:r>
+      <w:r>
+        <w:br/>
+      </w:r>
+      <w:r>
+        <w:rPr>
+          <w:rStyle w:val="VerbatimChar"/>
+        </w:rPr>
+        <w:t xml:space="preserve">## </w:t>
+      </w:r>
+      <w:r>
+        <w:br/>
+      </w:r>
+      <w:r>
+        <w:rPr>
+          <w:rStyle w:val="VerbatimChar"/>
+        </w:rPr>
+        <w:t>## The following object is masked from 'package:ggplot2':</w:t>
+      </w:r>
+      <w:r>
+        <w:br/>
+      </w:r>
+      <w:r>
+        <w:rPr>
+          <w:rStyle w:val="VerbatimChar"/>
+        </w:rPr>
+        <w:t xml:space="preserve">## </w:t>
+      </w:r>
+      <w:r>
+        <w:br/>
+      </w:r>
+      <w:r>
+        <w:rPr>
+          <w:rStyle w:val="VerbatimChar"/>
+        </w:rPr>
+        <w:t>##     margin</w:t>
+      </w:r>
+    </w:p>
+    <w:p>
+      <w:pPr>
+        <w:pStyle w:val="SourceCode"/>
+      </w:pPr>
+      <w:r>
+        <w:rPr>
+          <w:rStyle w:val="FunctionTok"/>
+        </w:rPr>
+        <w:t>library</w:t>
+      </w:r>
+      <w:r>
+        <w:rPr>
+          <w:rStyle w:val="NormalTok"/>
+        </w:rPr>
+        <w:t xml:space="preserve">(caret)  </w:t>
+      </w:r>
+      <w:r>
+        <w:rPr>
+          <w:rStyle w:val="CommentTok"/>
+        </w:rPr>
+        <w:t xml:space="preserve"># </w:t>
+      </w:r>
+      <w:proofErr w:type="spellStart"/>
+      <w:r>
+        <w:rPr>
+          <w:rStyle w:val="CommentTok"/>
+        </w:rPr>
+        <w:t>用于数据拆分</w:t>
+      </w:r>
+      <w:proofErr w:type="spellEnd"/>
+    </w:p>
+    <w:p>
+      <w:pPr>
+        <w:pStyle w:val="SourceCode"/>
+      </w:pPr>
+      <w:r>
+        <w:rPr>
+          <w:rStyle w:val="VerbatimChar"/>
+        </w:rPr>
+        <w:t>## Warning: package 'caret' was built under R version 4.5.3</w:t>
+      </w:r>
+    </w:p>
+    <w:p>
+      <w:pPr>
+        <w:pStyle w:val="SourceCode"/>
+      </w:pPr>
+      <w:r>
+        <w:rPr>
+          <w:rStyle w:val="VerbatimChar"/>
+        </w:rPr>
+        <w:t>## Loading required package: lattice</w:t>
+      </w:r>
+      <w:r>
+        <w:br/>
+      </w:r>
+      <w:r>
+        <w:rPr>
+          <w:rStyle w:val="VerbatimChar"/>
+        </w:rPr>
+        <w:t xml:space="preserve">## </w:t>
+      </w:r>
+      <w:r>
+        <w:br/>
+      </w:r>
+      <w:r>
+        <w:rPr>
+          <w:rStyle w:val="VerbatimChar"/>
+        </w:rPr>
+        <w:t>## Attaching package: 'caret'</w:t>
+      </w:r>
+      <w:r>
+        <w:br/>
+      </w:r>
+      <w:r>
+        <w:rPr>
+          <w:rStyle w:val="VerbatimChar"/>
+        </w:rPr>
+        <w:t xml:space="preserve">## </w:t>
+      </w:r>
+      <w:r>
+        <w:br/>
+      </w:r>
+      <w:r>
+        <w:rPr>
+          <w:rStyle w:val="VerbatimChar"/>
+        </w:rPr>
+        <w:t>## The following object is masked from '</w:t>
+      </w:r>
+      <w:proofErr w:type="spellStart"/>
+      <w:r>
+        <w:rPr>
+          <w:rStyle w:val="VerbatimChar"/>
+        </w:rPr>
+        <w:t>package:purrr</w:t>
+      </w:r>
+      <w:proofErr w:type="spellEnd"/>
+      <w:r>
+        <w:rPr>
+          <w:rStyle w:val="VerbatimChar"/>
+        </w:rPr>
+        <w:t>':</w:t>
+      </w:r>
+      <w:r>
+        <w:br/>
+      </w:r>
+      <w:r>
+        <w:rPr>
+          <w:rStyle w:val="VerbatimChar"/>
+        </w:rPr>
+        <w:t xml:space="preserve">## </w:t>
+      </w:r>
+      <w:r>
+        <w:br/>
+      </w:r>
+      <w:r>
+        <w:rPr>
+          <w:rStyle w:val="VerbatimChar"/>
+        </w:rPr>
+        <w:t>##     lift</w:t>
+      </w:r>
+    </w:p>
+    <w:p>
+      <w:pPr>
+        <w:pStyle w:val="SourceCode"/>
+      </w:pPr>
+      <w:r>
+        <w:rPr>
+          <w:rStyle w:val="CommentTok"/>
+        </w:rPr>
+        <w:t xml:space="preserve"># </w:t>
+      </w:r>
+      <w:proofErr w:type="spellStart"/>
+      <w:r>
+        <w:rPr>
+          <w:rStyle w:val="CommentTok"/>
+        </w:rPr>
+        <w:t>加载</w:t>
+      </w:r>
+      <w:proofErr w:type="spellEnd"/>
+      <w:r>
+        <w:rPr>
+          <w:rStyle w:val="CommentTok"/>
+        </w:rPr>
+        <w:t xml:space="preserve"> </w:t>
+      </w:r>
+      <w:proofErr w:type="spellStart"/>
+      <w:r>
+        <w:rPr>
+          <w:rStyle w:val="CommentTok"/>
+        </w:rPr>
+        <w:t>doubs</w:t>
+      </w:r>
+      <w:proofErr w:type="spellEnd"/>
+      <w:r>
+        <w:rPr>
+          <w:rStyle w:val="CommentTok"/>
+        </w:rPr>
+        <w:t xml:space="preserve"> </w:t>
+      </w:r>
+      <w:proofErr w:type="spellStart"/>
+      <w:r>
+        <w:rPr>
+          <w:rStyle w:val="CommentTok"/>
+        </w:rPr>
+        <w:t>数据集，选取其中的</w:t>
+      </w:r>
+      <w:proofErr w:type="spellEnd"/>
+      <w:r>
+        <w:rPr>
+          <w:rStyle w:val="CommentTok"/>
+        </w:rPr>
+        <w:t xml:space="preserve"> fish </w:t>
+      </w:r>
+      <w:proofErr w:type="spellStart"/>
+      <w:r>
+        <w:rPr>
+          <w:rStyle w:val="CommentTok"/>
+        </w:rPr>
+        <w:t>数据计算总丰度，作为新列</w:t>
+      </w:r>
+      <w:proofErr w:type="spellEnd"/>
+      <w:r>
+        <w:rPr>
+          <w:rStyle w:val="CommentTok"/>
+        </w:rPr>
+        <w:t xml:space="preserve"> </w:t>
+      </w:r>
+      <w:proofErr w:type="spellStart"/>
+      <w:r>
+        <w:rPr>
+          <w:rStyle w:val="CommentTok"/>
+        </w:rPr>
+        <w:t>abund</w:t>
+      </w:r>
+      <w:proofErr w:type="spellEnd"/>
+      <w:r>
+        <w:br/>
+      </w:r>
+      <w:r>
+        <w:rPr>
+          <w:rStyle w:val="FunctionTok"/>
+        </w:rPr>
+        <w:t>data</w:t>
+      </w:r>
+      <w:r>
+        <w:rPr>
+          <w:rStyle w:val="NormalTok"/>
+        </w:rPr>
+        <w:t>(</w:t>
+      </w:r>
+      <w:proofErr w:type="spellStart"/>
+      <w:r>
+        <w:rPr>
+          <w:rStyle w:val="NormalTok"/>
+        </w:rPr>
+        <w:t>doubs</w:t>
+      </w:r>
+      <w:proofErr w:type="spellEnd"/>
+      <w:r>
+        <w:rPr>
+          <w:rStyle w:val="NormalTok"/>
+        </w:rPr>
+        <w:t>)</w:t>
+      </w:r>
+      <w:r>
+        <w:br/>
+      </w:r>
+      <w:r>
+        <w:rPr>
+          <w:rStyle w:val="NormalTok"/>
+        </w:rPr>
+        <w:t xml:space="preserve">df </w:t>
+      </w:r>
+      <w:r>
+        <w:rPr>
+          <w:rStyle w:val="OtherTok"/>
+        </w:rPr>
+        <w:t>&lt;-</w:t>
+      </w:r>
+      <w:r>
+        <w:rPr>
+          <w:rStyle w:val="NormalTok"/>
+        </w:rPr>
+        <w:t xml:space="preserve"> </w:t>
+      </w:r>
+      <w:proofErr w:type="spellStart"/>
+      <w:r>
+        <w:rPr>
+          <w:rStyle w:val="NormalTok"/>
+        </w:rPr>
+        <w:t>doubs</w:t>
+      </w:r>
+      <w:r>
+        <w:rPr>
+          <w:rStyle w:val="SpecialCharTok"/>
+        </w:rPr>
+        <w:t>$</w:t>
+      </w:r>
+      <w:r>
+        <w:rPr>
+          <w:rStyle w:val="NormalTok"/>
+        </w:rPr>
+        <w:t>fish</w:t>
+      </w:r>
+      <w:proofErr w:type="spellEnd"/>
+      <w:r>
+        <w:rPr>
+          <w:rStyle w:val="NormalTok"/>
+        </w:rPr>
+        <w:t xml:space="preserve"> </w:t>
+      </w:r>
+      <w:r>
+        <w:rPr>
+          <w:rStyle w:val="SpecialCharTok"/>
+        </w:rPr>
+        <w:t>%&gt;%</w:t>
+      </w:r>
+      <w:r>
+        <w:br/>
+      </w:r>
+      <w:r>
+        <w:rPr>
+          <w:rStyle w:val="NormalTok"/>
+        </w:rPr>
+        <w:t xml:space="preserve">  </w:t>
+      </w:r>
+      <w:r>
+        <w:rPr>
+          <w:rStyle w:val="FunctionTok"/>
+        </w:rPr>
+        <w:t>mutate</w:t>
+      </w:r>
+      <w:r>
+        <w:rPr>
+          <w:rStyle w:val="NormalTok"/>
+        </w:rPr>
+        <w:t>(</w:t>
+      </w:r>
+      <w:proofErr w:type="spellStart"/>
+      <w:r>
+        <w:rPr>
+          <w:rStyle w:val="AttributeTok"/>
+        </w:rPr>
+        <w:t>abund</w:t>
+      </w:r>
+      <w:proofErr w:type="spellEnd"/>
+      <w:r>
+        <w:rPr>
+          <w:rStyle w:val="AttributeTok"/>
+        </w:rPr>
+        <w:t xml:space="preserve"> =</w:t>
+      </w:r>
+      <w:r>
+        <w:rPr>
+          <w:rStyle w:val="NormalTok"/>
+        </w:rPr>
+        <w:t xml:space="preserve"> </w:t>
+      </w:r>
+      <w:proofErr w:type="spellStart"/>
+      <w:r>
+        <w:rPr>
+          <w:rStyle w:val="FunctionTok"/>
+        </w:rPr>
+        <w:t>rowSums</w:t>
+      </w:r>
+      <w:proofErr w:type="spellEnd"/>
+      <w:r>
+        <w:rPr>
+          <w:rStyle w:val="NormalTok"/>
+        </w:rPr>
+        <w:t>(.))</w:t>
+      </w:r>
+      <w:r>
+        <w:br/>
+      </w:r>
+      <w:r>
+        <w:br/>
+      </w:r>
+      <w:r>
+        <w:rPr>
+          <w:rStyle w:val="FunctionTok"/>
+        </w:rPr>
+        <w:t>str</w:t>
+      </w:r>
+      <w:r>
+        <w:rPr>
+          <w:rStyle w:val="NormalTok"/>
+        </w:rPr>
+        <w:t xml:space="preserve">(df) </w:t>
+      </w:r>
+      <w:r>
+        <w:rPr>
+          <w:rStyle w:val="CommentTok"/>
+        </w:rPr>
+        <w:t xml:space="preserve"># </w:t>
+      </w:r>
+      <w:proofErr w:type="spellStart"/>
+      <w:r>
+        <w:rPr>
+          <w:rStyle w:val="CommentTok"/>
+        </w:rPr>
+        <w:t>查看数据结构</w:t>
+      </w:r>
+      <w:proofErr w:type="spellEnd"/>
+    </w:p>
+    <w:p>
+      <w:pPr>
+        <w:pStyle w:val="SourceCode"/>
+      </w:pPr>
+      <w:r>
+        <w:rPr>
+          <w:rStyle w:val="VerbatimChar"/>
+        </w:rPr>
+        <w:lastRenderedPageBreak/>
+        <w:t>## '</w:t>
+      </w:r>
+      <w:proofErr w:type="spellStart"/>
+      <w:r>
+        <w:rPr>
+          <w:rStyle w:val="VerbatimChar"/>
+        </w:rPr>
+        <w:t>data.frame</w:t>
+      </w:r>
+      <w:proofErr w:type="spellEnd"/>
+      <w:r>
+        <w:rPr>
+          <w:rStyle w:val="VerbatimChar"/>
+        </w:rPr>
+        <w:t>':    30 obs. of  28 variables:</w:t>
+      </w:r>
+      <w:r>
+        <w:br/>
+      </w:r>
+      <w:r>
+        <w:rPr>
+          <w:rStyle w:val="VerbatimChar"/>
+        </w:rPr>
+        <w:t xml:space="preserve">##  $ </w:t>
+      </w:r>
+      <w:proofErr w:type="spellStart"/>
+      <w:r>
+        <w:rPr>
+          <w:rStyle w:val="VerbatimChar"/>
+        </w:rPr>
+        <w:t>Cogo</w:t>
+      </w:r>
+      <w:proofErr w:type="spellEnd"/>
+      <w:r>
+        <w:rPr>
+          <w:rStyle w:val="VerbatimChar"/>
+        </w:rPr>
+        <w:t xml:space="preserve"> : num  0 0 0 0 0 0 0 0 0 0 ...</w:t>
+      </w:r>
+      <w:r>
+        <w:br/>
+      </w:r>
+      <w:r>
+        <w:rPr>
+          <w:rStyle w:val="VerbatimChar"/>
+        </w:rPr>
+        <w:t xml:space="preserve">##  $ </w:t>
+      </w:r>
+      <w:proofErr w:type="spellStart"/>
+      <w:r>
+        <w:rPr>
+          <w:rStyle w:val="VerbatimChar"/>
+        </w:rPr>
+        <w:t>Satr</w:t>
+      </w:r>
+      <w:proofErr w:type="spellEnd"/>
+      <w:r>
+        <w:rPr>
+          <w:rStyle w:val="VerbatimChar"/>
+        </w:rPr>
+        <w:t xml:space="preserve"> : num  3 5 5 4 2 3 5 0 0 1 ...</w:t>
+      </w:r>
+      <w:r>
+        <w:br/>
+      </w:r>
+      <w:r>
+        <w:rPr>
+          <w:rStyle w:val="VerbatimChar"/>
+        </w:rPr>
+        <w:t xml:space="preserve">##  $ </w:t>
+      </w:r>
+      <w:proofErr w:type="spellStart"/>
+      <w:r>
+        <w:rPr>
+          <w:rStyle w:val="VerbatimChar"/>
+        </w:rPr>
+        <w:t>Phph</w:t>
+      </w:r>
+      <w:proofErr w:type="spellEnd"/>
+      <w:r>
+        <w:rPr>
+          <w:rStyle w:val="VerbatimChar"/>
+        </w:rPr>
+        <w:t xml:space="preserve"> : num  0 4 5 5 3 4 4 0 1 4 ...</w:t>
+      </w:r>
+      <w:r>
+        <w:br/>
+      </w:r>
+      <w:r>
+        <w:rPr>
+          <w:rStyle w:val="VerbatimChar"/>
+        </w:rPr>
+        <w:t xml:space="preserve">##  $ </w:t>
+      </w:r>
+      <w:proofErr w:type="spellStart"/>
+      <w:r>
+        <w:rPr>
+          <w:rStyle w:val="VerbatimChar"/>
+        </w:rPr>
+        <w:t>Neba</w:t>
+      </w:r>
+      <w:proofErr w:type="spellEnd"/>
+      <w:r>
+        <w:rPr>
+          <w:rStyle w:val="VerbatimChar"/>
+        </w:rPr>
+        <w:t xml:space="preserve"> : num  0 3 5 5 2 5 5 0 3 4 ...</w:t>
+      </w:r>
+      <w:r>
+        <w:br/>
+      </w:r>
+      <w:r>
+        <w:rPr>
+          <w:rStyle w:val="VerbatimChar"/>
+        </w:rPr>
+        <w:t xml:space="preserve">##  $ </w:t>
+      </w:r>
+      <w:proofErr w:type="spellStart"/>
+      <w:r>
+        <w:rPr>
+          <w:rStyle w:val="VerbatimChar"/>
+        </w:rPr>
+        <w:t>Thth</w:t>
+      </w:r>
+      <w:proofErr w:type="spellEnd"/>
+      <w:r>
+        <w:rPr>
+          <w:rStyle w:val="VerbatimChar"/>
+        </w:rPr>
+        <w:t xml:space="preserve"> : num  0 0 0 0 0 0 0 0 0 0 ...</w:t>
+      </w:r>
+      <w:r>
+        <w:br/>
+      </w:r>
+      <w:r>
+        <w:rPr>
+          <w:rStyle w:val="VerbatimChar"/>
+        </w:rPr>
+        <w:t xml:space="preserve">##  $ </w:t>
+      </w:r>
+      <w:proofErr w:type="spellStart"/>
+      <w:r>
+        <w:rPr>
+          <w:rStyle w:val="VerbatimChar"/>
+        </w:rPr>
+        <w:t>Teso</w:t>
+      </w:r>
+      <w:proofErr w:type="spellEnd"/>
+      <w:r>
+        <w:rPr>
+          <w:rStyle w:val="VerbatimChar"/>
+        </w:rPr>
+        <w:t xml:space="preserve"> : num  0 0 0 0 0 0 0 0 0 0 ...</w:t>
+      </w:r>
+      <w:r>
+        <w:br/>
+      </w:r>
+      <w:r>
+        <w:rPr>
+          <w:rStyle w:val="VerbatimChar"/>
+        </w:rPr>
+        <w:t xml:space="preserve">##  $ </w:t>
+      </w:r>
+      <w:proofErr w:type="spellStart"/>
+      <w:r>
+        <w:rPr>
+          <w:rStyle w:val="VerbatimChar"/>
+        </w:rPr>
+        <w:t>Chna</w:t>
+      </w:r>
+      <w:proofErr w:type="spellEnd"/>
+      <w:r>
+        <w:rPr>
+          <w:rStyle w:val="VerbatimChar"/>
+        </w:rPr>
+        <w:t xml:space="preserve"> : num  0 0 0 0 0 0 0 0 0 0 ...</w:t>
+      </w:r>
+      <w:r>
+        <w:br/>
+      </w:r>
+      <w:r>
+        <w:rPr>
+          <w:rStyle w:val="VerbatimChar"/>
+        </w:rPr>
+        <w:t xml:space="preserve">##  $ </w:t>
+      </w:r>
+      <w:proofErr w:type="spellStart"/>
+      <w:r>
+        <w:rPr>
+          <w:rStyle w:val="VerbatimChar"/>
+        </w:rPr>
+        <w:t>Chto</w:t>
+      </w:r>
+      <w:proofErr w:type="spellEnd"/>
+      <w:r>
+        <w:rPr>
+          <w:rStyle w:val="VerbatimChar"/>
+        </w:rPr>
+        <w:t xml:space="preserve"> : num  0 0 0 0 0 0 0 0 0 0 ...</w:t>
+      </w:r>
+      <w:r>
+        <w:br/>
+      </w:r>
+      <w:r>
+        <w:rPr>
+          <w:rStyle w:val="VerbatimChar"/>
+        </w:rPr>
+        <w:t xml:space="preserve">##  $ </w:t>
+      </w:r>
+      <w:proofErr w:type="spellStart"/>
+      <w:r>
+        <w:rPr>
+          <w:rStyle w:val="VerbatimChar"/>
+        </w:rPr>
+        <w:t>Lele</w:t>
+      </w:r>
+      <w:proofErr w:type="spellEnd"/>
+      <w:r>
+        <w:rPr>
+          <w:rStyle w:val="VerbatimChar"/>
+        </w:rPr>
+        <w:t xml:space="preserve"> : num  0 0 0 0 5 1 1 0 0 2 ...</w:t>
+      </w:r>
+      <w:r>
+        <w:br/>
+      </w:r>
+      <w:r>
+        <w:rPr>
+          <w:rStyle w:val="VerbatimChar"/>
+        </w:rPr>
+        <w:t xml:space="preserve">##  $ </w:t>
+      </w:r>
+      <w:proofErr w:type="spellStart"/>
+      <w:r>
+        <w:rPr>
+          <w:rStyle w:val="VerbatimChar"/>
+        </w:rPr>
+        <w:t>Lece</w:t>
+      </w:r>
+      <w:proofErr w:type="spellEnd"/>
+      <w:r>
+        <w:rPr>
+          <w:rStyle w:val="VerbatimChar"/>
+        </w:rPr>
+        <w:t xml:space="preserve"> : num  0 0 0 1 2 2 1 0 5 2 ...</w:t>
+      </w:r>
+      <w:r>
+        <w:br/>
+      </w:r>
+      <w:r>
+        <w:rPr>
+          <w:rStyle w:val="VerbatimChar"/>
+        </w:rPr>
+        <w:t>##  $ Baba : num  0 0 0 0 0 0 0 0 0 0 ...</w:t>
+      </w:r>
+      <w:r>
+        <w:br/>
+      </w:r>
+      <w:r>
+        <w:rPr>
+          <w:rStyle w:val="VerbatimChar"/>
+        </w:rPr>
+        <w:t xml:space="preserve">##  $ </w:t>
+      </w:r>
+      <w:proofErr w:type="spellStart"/>
+      <w:r>
+        <w:rPr>
+          <w:rStyle w:val="VerbatimChar"/>
+        </w:rPr>
+        <w:t>Spbi</w:t>
+      </w:r>
+      <w:proofErr w:type="spellEnd"/>
+      <w:r>
+        <w:rPr>
+          <w:rStyle w:val="VerbatimChar"/>
+        </w:rPr>
+        <w:t xml:space="preserve"> : num  0 0 0 0 0 0 0 0 0 0 ...</w:t>
+      </w:r>
+      <w:r>
+        <w:br/>
+      </w:r>
+      <w:r>
+        <w:rPr>
+          <w:rStyle w:val="VerbatimChar"/>
+        </w:rPr>
+        <w:t>##  $ Gogo : num  0 0 0 1 2 1 0 0 0 1 ...</w:t>
+      </w:r>
+      <w:r>
+        <w:br/>
+      </w:r>
+      <w:r>
+        <w:rPr>
+          <w:rStyle w:val="VerbatimChar"/>
+        </w:rPr>
+        <w:t xml:space="preserve">##  $ </w:t>
+      </w:r>
+      <w:proofErr w:type="spellStart"/>
+      <w:r>
+        <w:rPr>
+          <w:rStyle w:val="VerbatimChar"/>
+        </w:rPr>
+        <w:t>Eslu</w:t>
+      </w:r>
+      <w:proofErr w:type="spellEnd"/>
+      <w:r>
+        <w:rPr>
+          <w:rStyle w:val="VerbatimChar"/>
+        </w:rPr>
+        <w:t xml:space="preserve"> : num  0 0 1 2 4 1 0 0 0 0 ...</w:t>
+      </w:r>
+      <w:r>
+        <w:br/>
+      </w:r>
+      <w:r>
+        <w:rPr>
+          <w:rStyle w:val="VerbatimChar"/>
+        </w:rPr>
+        <w:t xml:space="preserve">##  $ </w:t>
+      </w:r>
+      <w:proofErr w:type="spellStart"/>
+      <w:r>
+        <w:rPr>
+          <w:rStyle w:val="VerbatimChar"/>
+        </w:rPr>
+        <w:t>Pefl</w:t>
+      </w:r>
+      <w:proofErr w:type="spellEnd"/>
+      <w:r>
+        <w:rPr>
+          <w:rStyle w:val="VerbatimChar"/>
+        </w:rPr>
+        <w:t xml:space="preserve"> : num  0 0 0 2 4 1 0 0 0 0 ...</w:t>
+      </w:r>
+      <w:r>
+        <w:br/>
+      </w:r>
+      <w:r>
+        <w:rPr>
+          <w:rStyle w:val="VerbatimChar"/>
+        </w:rPr>
+        <w:t xml:space="preserve">##  $ </w:t>
+      </w:r>
+      <w:proofErr w:type="spellStart"/>
+      <w:r>
+        <w:rPr>
+          <w:rStyle w:val="VerbatimChar"/>
+        </w:rPr>
+        <w:t>Rham</w:t>
+      </w:r>
+      <w:proofErr w:type="spellEnd"/>
+      <w:r>
+        <w:rPr>
+          <w:rStyle w:val="VerbatimChar"/>
+        </w:rPr>
+        <w:t xml:space="preserve"> : num  0 0 0 0 0 0 0 0 0 0 ...</w:t>
+      </w:r>
+      <w:r>
+        <w:br/>
+      </w:r>
+      <w:r>
+        <w:rPr>
+          <w:rStyle w:val="VerbatimChar"/>
+        </w:rPr>
+        <w:t xml:space="preserve">##  $ </w:t>
+      </w:r>
+      <w:proofErr w:type="spellStart"/>
+      <w:r>
+        <w:rPr>
+          <w:rStyle w:val="VerbatimChar"/>
+        </w:rPr>
+        <w:t>Legi</w:t>
+      </w:r>
+      <w:proofErr w:type="spellEnd"/>
+      <w:r>
+        <w:rPr>
+          <w:rStyle w:val="VerbatimChar"/>
+        </w:rPr>
+        <w:t xml:space="preserve"> : num  0 0 0 0 0 0 0 0 0 0 ...</w:t>
+      </w:r>
+      <w:r>
+        <w:br/>
+      </w:r>
+      <w:r>
+        <w:rPr>
+          <w:rStyle w:val="VerbatimChar"/>
+        </w:rPr>
+        <w:t xml:space="preserve">##  $ </w:t>
+      </w:r>
+      <w:proofErr w:type="spellStart"/>
+      <w:r>
+        <w:rPr>
+          <w:rStyle w:val="VerbatimChar"/>
+        </w:rPr>
+        <w:t>Scer</w:t>
+      </w:r>
+      <w:proofErr w:type="spellEnd"/>
+      <w:r>
+        <w:rPr>
+          <w:rStyle w:val="VerbatimChar"/>
+        </w:rPr>
+        <w:t xml:space="preserve"> : num  0 0 0 0 2 0 0 0 0 0 ...</w:t>
+      </w:r>
+      <w:r>
+        <w:br/>
+      </w:r>
+      <w:r>
+        <w:rPr>
+          <w:rStyle w:val="VerbatimChar"/>
+        </w:rPr>
+        <w:t xml:space="preserve">##  $ </w:t>
+      </w:r>
+      <w:proofErr w:type="spellStart"/>
+      <w:r>
+        <w:rPr>
+          <w:rStyle w:val="VerbatimChar"/>
+        </w:rPr>
+        <w:t>Cyca</w:t>
+      </w:r>
+      <w:proofErr w:type="spellEnd"/>
+      <w:r>
+        <w:rPr>
+          <w:rStyle w:val="VerbatimChar"/>
+        </w:rPr>
+        <w:t xml:space="preserve"> : num  0 0 0 0 0 0 0 0 0 0 ...</w:t>
+      </w:r>
+      <w:r>
+        <w:br/>
+      </w:r>
+      <w:r>
+        <w:rPr>
+          <w:rStyle w:val="VerbatimChar"/>
+        </w:rPr>
+        <w:t>##  $ Titi : num  0 0 0 1 3 2 0 0 1 0 ...</w:t>
+      </w:r>
+      <w:r>
+        <w:br/>
+      </w:r>
+      <w:r>
+        <w:rPr>
+          <w:rStyle w:val="VerbatimChar"/>
+        </w:rPr>
+        <w:t xml:space="preserve">##  $ </w:t>
+      </w:r>
+      <w:proofErr w:type="spellStart"/>
+      <w:r>
+        <w:rPr>
+          <w:rStyle w:val="VerbatimChar"/>
+        </w:rPr>
+        <w:t>Abbr</w:t>
+      </w:r>
+      <w:proofErr w:type="spellEnd"/>
+      <w:r>
+        <w:rPr>
+          <w:rStyle w:val="VerbatimChar"/>
+        </w:rPr>
+        <w:t xml:space="preserve"> : num  0 0 0 0 0 0 0 0 0 0 ...</w:t>
+      </w:r>
+      <w:r>
+        <w:br/>
+      </w:r>
+      <w:r>
+        <w:rPr>
+          <w:rStyle w:val="VerbatimChar"/>
+        </w:rPr>
+        <w:t xml:space="preserve">##  $ </w:t>
+      </w:r>
+      <w:proofErr w:type="spellStart"/>
+      <w:r>
+        <w:rPr>
+          <w:rStyle w:val="VerbatimChar"/>
+        </w:rPr>
+        <w:t>Icme</w:t>
+      </w:r>
+      <w:proofErr w:type="spellEnd"/>
+      <w:r>
+        <w:rPr>
+          <w:rStyle w:val="VerbatimChar"/>
+        </w:rPr>
+        <w:t xml:space="preserve"> : num  0 0 0 0 0 0 0 0 0 0 ...</w:t>
+      </w:r>
+      <w:r>
+        <w:br/>
+      </w:r>
+      <w:r>
+        <w:rPr>
+          <w:rStyle w:val="VerbatimChar"/>
+        </w:rPr>
+        <w:t xml:space="preserve">##  $ </w:t>
+      </w:r>
+      <w:proofErr w:type="spellStart"/>
+      <w:r>
+        <w:rPr>
+          <w:rStyle w:val="VerbatimChar"/>
+        </w:rPr>
+        <w:t>Acce</w:t>
+      </w:r>
+      <w:proofErr w:type="spellEnd"/>
+      <w:r>
+        <w:rPr>
+          <w:rStyle w:val="VerbatimChar"/>
+        </w:rPr>
+        <w:t xml:space="preserve"> : num  0 0 0 0 0 0 0 0 0 0 ...</w:t>
+      </w:r>
+      <w:r>
+        <w:br/>
+      </w:r>
+      <w:r>
+        <w:rPr>
+          <w:rStyle w:val="VerbatimChar"/>
+        </w:rPr>
+        <w:t xml:space="preserve">##  $ </w:t>
+      </w:r>
+      <w:proofErr w:type="spellStart"/>
+      <w:r>
+        <w:rPr>
+          <w:rStyle w:val="VerbatimChar"/>
+        </w:rPr>
+        <w:t>Ruru</w:t>
+      </w:r>
+      <w:proofErr w:type="spellEnd"/>
+      <w:r>
+        <w:rPr>
+          <w:rStyle w:val="VerbatimChar"/>
+        </w:rPr>
+        <w:t xml:space="preserve"> : num  0 0 0 0 5 1 0 0 4 0 ...</w:t>
+      </w:r>
+      <w:r>
+        <w:br/>
+      </w:r>
+      <w:r>
+        <w:rPr>
+          <w:rStyle w:val="VerbatimChar"/>
+        </w:rPr>
+        <w:t xml:space="preserve">##  $ </w:t>
+      </w:r>
+      <w:proofErr w:type="spellStart"/>
+      <w:r>
+        <w:rPr>
+          <w:rStyle w:val="VerbatimChar"/>
+        </w:rPr>
+        <w:t>Blbj</w:t>
+      </w:r>
+      <w:proofErr w:type="spellEnd"/>
+      <w:r>
+        <w:rPr>
+          <w:rStyle w:val="VerbatimChar"/>
+        </w:rPr>
+        <w:t xml:space="preserve"> : num  0 0 0 0 0 0 0 0 0 0 ...</w:t>
+      </w:r>
+      <w:r>
+        <w:br/>
+      </w:r>
+      <w:r>
+        <w:rPr>
+          <w:rStyle w:val="VerbatimChar"/>
+        </w:rPr>
+        <w:t xml:space="preserve">##  $ </w:t>
+      </w:r>
+      <w:proofErr w:type="spellStart"/>
+      <w:r>
+        <w:rPr>
+          <w:rStyle w:val="VerbatimChar"/>
+        </w:rPr>
+        <w:t>Alal</w:t>
+      </w:r>
+      <w:proofErr w:type="spellEnd"/>
+      <w:r>
+        <w:rPr>
+          <w:rStyle w:val="VerbatimChar"/>
+        </w:rPr>
+        <w:t xml:space="preserve"> : num  0 0 0 0 0 0 0 0 0 0 ...</w:t>
+      </w:r>
+      <w:r>
+        <w:br/>
+      </w:r>
+      <w:r>
+        <w:rPr>
+          <w:rStyle w:val="VerbatimChar"/>
+        </w:rPr>
+        <w:t>##  $ Anan : num  0 0 0 0 0 0 0 0 0 0 ...</w:t>
+      </w:r>
+      <w:r>
+        <w:br/>
+      </w:r>
+      <w:r>
+        <w:rPr>
+          <w:rStyle w:val="VerbatimChar"/>
+        </w:rPr>
+        <w:t xml:space="preserve">##  $ </w:t>
+      </w:r>
+      <w:proofErr w:type="spellStart"/>
+      <w:r>
+        <w:rPr>
+          <w:rStyle w:val="VerbatimChar"/>
+        </w:rPr>
+        <w:t>abund</w:t>
+      </w:r>
+      <w:proofErr w:type="spellEnd"/>
+      <w:r>
+        <w:rPr>
+          <w:rStyle w:val="VerbatimChar"/>
+        </w:rPr>
+        <w:t>: Named num  3 12 16 21 34 21 16 0 14 14 ...</w:t>
+      </w:r>
+      <w:r>
+        <w:br/>
+      </w:r>
+      <w:r>
+        <w:rPr>
+          <w:rStyle w:val="VerbatimChar"/>
+        </w:rPr>
+        <w:t xml:space="preserve">##   ..- </w:t>
+      </w:r>
+      <w:proofErr w:type="spellStart"/>
+      <w:r>
+        <w:rPr>
+          <w:rStyle w:val="VerbatimChar"/>
+        </w:rPr>
+        <w:t>attr</w:t>
+      </w:r>
+      <w:proofErr w:type="spellEnd"/>
+      <w:r>
+        <w:rPr>
+          <w:rStyle w:val="VerbatimChar"/>
+        </w:rPr>
+        <w:t xml:space="preserve">(*, "names")= </w:t>
+      </w:r>
+      <w:proofErr w:type="spellStart"/>
+      <w:r>
+        <w:rPr>
+          <w:rStyle w:val="VerbatimChar"/>
+        </w:rPr>
+        <w:t>chr</w:t>
+      </w:r>
+      <w:proofErr w:type="spellEnd"/>
+      <w:r>
+        <w:rPr>
+          <w:rStyle w:val="VerbatimChar"/>
+        </w:rPr>
+        <w:t xml:space="preserve"> [1:30] "1" "2" "3" "4" ...</w:t>
+      </w:r>
+    </w:p>
+    <w:p>
+      <w:pPr>
+        <w:pStyle w:val="SourceCode"/>
+      </w:pPr>
+      <w:proofErr w:type="spellStart"/>
+      <w:r>
+        <w:rPr>
+          <w:rStyle w:val="NormalTok"/>
+        </w:rPr>
+        <w:t>df</w:t>
+      </w:r>
+      <w:r>
+        <w:rPr>
+          <w:rStyle w:val="SpecialCharTok"/>
+        </w:rPr>
+        <w:t>$</w:t>
+      </w:r>
+      <w:r>
+        <w:rPr>
+          <w:rStyle w:val="NormalTok"/>
+        </w:rPr>
+        <w:t>abund</w:t>
+      </w:r>
+      <w:proofErr w:type="spellEnd"/>
+      <w:r>
+        <w:rPr>
+          <w:rStyle w:val="NormalTok"/>
+        </w:rPr>
+        <w:t xml:space="preserve"> </w:t>
+      </w:r>
+      <w:r>
+        <w:rPr>
+          <w:rStyle w:val="CommentTok"/>
+        </w:rPr>
+        <w:t xml:space="preserve"># </w:t>
+      </w:r>
+      <w:proofErr w:type="spellStart"/>
+      <w:r>
+        <w:rPr>
+          <w:rStyle w:val="CommentTok"/>
+        </w:rPr>
+        <w:t>查看新的</w:t>
+      </w:r>
+      <w:proofErr w:type="spellEnd"/>
+      <w:r>
+        <w:rPr>
+          <w:rStyle w:val="CommentTok"/>
+        </w:rPr>
+        <w:t xml:space="preserve"> </w:t>
+      </w:r>
+      <w:proofErr w:type="spellStart"/>
+      <w:r>
+        <w:rPr>
+          <w:rStyle w:val="CommentTok"/>
+        </w:rPr>
+        <w:t>abund</w:t>
+      </w:r>
+      <w:proofErr w:type="spellEnd"/>
+      <w:r>
+        <w:rPr>
+          <w:rStyle w:val="CommentTok"/>
+        </w:rPr>
+        <w:t xml:space="preserve"> </w:t>
+      </w:r>
+      <w:r>
+        <w:rPr>
+          <w:rStyle w:val="CommentTok"/>
+        </w:rPr>
+        <w:t>列</w:t>
+      </w:r>
+    </w:p>
+    <w:p>
+      <w:pPr>
+        <w:pStyle w:val="SourceCode"/>
+        <w:rPr>
+          <w:lang w:eastAsia="zh-CN"/>
+        </w:rPr>
+      </w:pPr>
+      <w:r>
+        <w:rPr>
+          <w:rStyle w:val="VerbatimChar"/>
+          <w:lang w:eastAsia="zh-CN"/>
+        </w:rPr>
+        <w:t xml:space="preserve">##  1  2  3  4  5  6  7  8  9 10 11 12 13 14 15 16 17 18 19 20 21 22 23 24 25 26 </w:t>
+      </w:r>
+      <w:r>
+        <w:rPr>
+          <w:lang w:eastAsia="zh-CN"/>
+        </w:rPr>
+        <w:br/>
+      </w:r>
+      <w:r>
+        <w:rPr>
+          <w:rStyle w:val="VerbatimChar"/>
+          <w:lang w:eastAsia="zh-CN"/>
+        </w:rPr>
+        <w:t xml:space="preserve">##  3 12 16 21 34 21 16  0 14 14 11 18 19 28 33 40 44 42 46 56 62 72  4 15 11 43 </w:t>
+      </w:r>
+      <w:r>
+        <w:rPr>
+          <w:lang w:eastAsia="zh-CN"/>
+        </w:rPr>
+        <w:br/>
+      </w:r>
+      <w:r>
+        <w:rPr>
+          <w:rStyle w:val="VerbatimChar"/>
+          <w:lang w:eastAsia="zh-CN"/>
+        </w:rPr>
+        <w:t xml:space="preserve">## 27 28 29 30 </w:t>
+      </w:r>
+      <w:r>
+        <w:rPr>
+          <w:lang w:eastAsia="zh-CN"/>
+        </w:rPr>
+        <w:br/>
+      </w:r>
+      <w:r>
+        <w:rPr>
+          <w:rStyle w:val="VerbatimChar"/>
+          <w:lang w:eastAsia="zh-CN"/>
+        </w:rPr>
+        <w:t>## 63 70 87 89</w:t>
+      </w:r>
+    </w:p>
+    <w:p>
+      <w:pPr>
         <w:pStyle w:val="FirstParagraph"/>
         <w:rPr>
           <w:color w:val="C00000"/>
@@ -1703,6 +2688,7 @@
         </w:rPr>
         <w:t xml:space="preserve"> </w:t>
       </w:r>
+      <w:proofErr w:type="spellStart"/>
       <w:r>
         <w:rPr>
           <w:rFonts w:hint="eastAsia"/>
@@ -1711,6 +2697,7 @@
         </w:rPr>
         <w:t>abund</w:t>
       </w:r>
+      <w:proofErr w:type="spellEnd"/>
       <w:r>
         <w:rPr>
           <w:rFonts w:hint="eastAsia"/>
@@ -1774,8 +2761,9 @@
           <w:bCs/>
           <w:color w:val="156082" w:themeColor="accent1"/>
         </w:rPr>
-        <w:t>，采用默认</w:t>
-      </w:r>
+        <w:t>，</w:t>
+      </w:r>
+      <w:proofErr w:type="spellStart"/>
       <w:r>
         <w:rPr>
           <w:rFonts w:hint="eastAsia"/>
@@ -1783,6 +2771,15 @@
           <w:bCs/>
           <w:color w:val="156082" w:themeColor="accent1"/>
         </w:rPr>
+        <w:t>采用默认</w:t>
+      </w:r>
+      <w:r>
+        <w:rPr>
+          <w:rFonts w:hint="eastAsia"/>
+          <w:b/>
+          <w:bCs/>
+          <w:color w:val="156082" w:themeColor="accent1"/>
+        </w:rPr>
         <w:t>boostrap</w:t>
       </w:r>
       <w:r>
@@ -1812,13 +2809,68 @@
         </w:rPr>
         <w:t>）模型</w:t>
       </w:r>
-      <w:r>
-        <w:rPr>
-          <w:b/>
-          <w:bCs/>
-          <w:color w:val="156082" w:themeColor="accent1"/>
-        </w:rPr>
-        <w:t xml:space="preserve"> model_rf &lt;- train(abund ~ ., data = training_data, method = “__“)</w:t>
+      <w:proofErr w:type="spellEnd"/>
+      <w:r>
+        <w:rPr>
+          <w:b/>
+          <w:bCs/>
+          <w:color w:val="156082" w:themeColor="accent1"/>
+        </w:rPr>
+        <w:t xml:space="preserve"> </w:t>
+      </w:r>
+      <w:proofErr w:type="spellStart"/>
+      <w:r>
+        <w:rPr>
+          <w:b/>
+          <w:bCs/>
+          <w:color w:val="156082" w:themeColor="accent1"/>
+        </w:rPr>
+        <w:t>model_rf</w:t>
+      </w:r>
+      <w:proofErr w:type="spellEnd"/>
+      <w:r>
+        <w:rPr>
+          <w:b/>
+          <w:bCs/>
+          <w:color w:val="156082" w:themeColor="accent1"/>
+        </w:rPr>
+        <w:t xml:space="preserve"> &lt;- train(</w:t>
+      </w:r>
+      <w:proofErr w:type="spellStart"/>
+      <w:r>
+        <w:rPr>
+          <w:b/>
+          <w:bCs/>
+          <w:color w:val="156082" w:themeColor="accent1"/>
+        </w:rPr>
+        <w:t>abund</w:t>
+      </w:r>
+      <w:proofErr w:type="spellEnd"/>
+      <w:r>
+        <w:rPr>
+          <w:b/>
+          <w:bCs/>
+          <w:color w:val="156082" w:themeColor="accent1"/>
+        </w:rPr>
+        <w:t xml:space="preserve"> ~ ., data = </w:t>
+      </w:r>
+      <w:proofErr w:type="spellStart"/>
+      <w:r>
+        <w:rPr>
+          <w:b/>
+          <w:bCs/>
+          <w:color w:val="156082" w:themeColor="accent1"/>
+        </w:rPr>
+        <w:t>training_data</w:t>
+      </w:r>
+      <w:proofErr w:type="spellEnd"/>
+      <w:r>
+        <w:rPr>
+          <w:b/>
+          <w:bCs/>
+          <w:color w:val="156082" w:themeColor="accent1"/>
+        </w:rPr>
+        <w:t>, method = “__“)</w:t>
       </w:r>
     </w:p>
     <w:p>
@@ -1828,6 +2880,7 @@
           <w:color w:val="C00000"/>
         </w:rPr>
       </w:pPr>
+      <w:proofErr w:type="spellStart"/>
       <w:r>
         <w:rPr>
           <w:rFonts w:hint="eastAsia"/>
@@ -1835,6 +2888,7 @@
         </w:rPr>
         <w:t>填空</w:t>
       </w:r>
+      <w:proofErr w:type="spellEnd"/>
       <w:r>
         <w:rPr>
           <w:color w:val="C00000"/>
@@ -1850,14 +2904,17 @@
         <w:rPr>
           <w:rStyle w:val="CommentTok"/>
         </w:rPr>
+        <w:lastRenderedPageBreak/>
         <w:t xml:space="preserve"># </w:t>
       </w:r>
+      <w:proofErr w:type="spellStart"/>
       <w:r>
         <w:rPr>
           <w:rStyle w:val="CommentTok"/>
         </w:rPr>
         <w:t>拆分数据集（训练集</w:t>
       </w:r>
+      <w:proofErr w:type="spellEnd"/>
       <w:r>
         <w:rPr>
           <w:rStyle w:val="CommentTok"/>
@@ -1868,8 +2925,16 @@
         <w:rPr>
           <w:rStyle w:val="CommentTok"/>
         </w:rPr>
-        <w:t>，测试集</w:t>
-      </w:r>
+        <w:t>，</w:t>
+      </w:r>
+      <w:proofErr w:type="spellStart"/>
+      <w:r>
+        <w:rPr>
+          <w:rStyle w:val="CommentTok"/>
+        </w:rPr>
+        <w:t>测试集</w:t>
+      </w:r>
+      <w:proofErr w:type="spellEnd"/>
       <w:r>
         <w:rPr>
           <w:rStyle w:val="CommentTok"/>
@@ -1885,12 +2950,14 @@
       <w:r>
         <w:br/>
       </w:r>
+      <w:proofErr w:type="spellStart"/>
       <w:r>
         <w:rPr>
           <w:rStyle w:val="FunctionTok"/>
         </w:rPr>
         <w:t>set.seed</w:t>
       </w:r>
+      <w:proofErr w:type="spellEnd"/>
       <w:r>
         <w:rPr>
           <w:rStyle w:val="NormalTok"/>
@@ -1912,11 +2979,19 @@
       <w:r>
         <w:br/>
       </w:r>
-      <w:r>
-        <w:rPr>
-          <w:rStyle w:val="NormalTok"/>
-        </w:rPr>
-        <w:t xml:space="preserve">train_index </w:t>
+      <w:proofErr w:type="spellStart"/>
+      <w:r>
+        <w:rPr>
+          <w:rStyle w:val="NormalTok"/>
+        </w:rPr>
+        <w:t>train_index</w:t>
+      </w:r>
+      <w:proofErr w:type="spellEnd"/>
+      <w:r>
+        <w:rPr>
+          <w:rStyle w:val="NormalTok"/>
+        </w:rPr>
+        <w:t xml:space="preserve"> </w:t>
       </w:r>
       <w:r>
         <w:rPr>
@@ -1930,17 +3005,26 @@
         </w:rPr>
         <w:t xml:space="preserve"> </w:t>
       </w:r>
+      <w:proofErr w:type="spellStart"/>
       <w:r>
         <w:rPr>
           <w:rStyle w:val="FunctionTok"/>
         </w:rPr>
         <w:t>createDataPartition</w:t>
       </w:r>
-      <w:r>
-        <w:rPr>
-          <w:rStyle w:val="NormalTok"/>
-        </w:rPr>
-        <w:t>(df</w:t>
+      <w:proofErr w:type="spellEnd"/>
+      <w:r>
+        <w:rPr>
+          <w:rStyle w:val="NormalTok"/>
+        </w:rPr>
+        <w:t>(</w:t>
+      </w:r>
+      <w:proofErr w:type="spellStart"/>
+      <w:r>
+        <w:rPr>
+          <w:rStyle w:val="NormalTok"/>
+        </w:rPr>
+        <w:t>df</w:t>
       </w:r>
       <w:r>
         <w:rPr>
@@ -1952,7 +3036,14 @@
         <w:rPr>
           <w:rStyle w:val="NormalTok"/>
         </w:rPr>
-        <w:t xml:space="preserve">abund, </w:t>
+        <w:t>abund</w:t>
+      </w:r>
+      <w:proofErr w:type="spellEnd"/>
+      <w:r>
+        <w:rPr>
+          <w:rStyle w:val="NormalTok"/>
+        </w:rPr>
+        <w:t xml:space="preserve">, </w:t>
       </w:r>
       <w:r>
         <w:rPr>
@@ -2005,11 +3096,19 @@
       <w:r>
         <w:br/>
       </w:r>
-      <w:r>
-        <w:rPr>
-          <w:rStyle w:val="NormalTok"/>
-        </w:rPr>
-        <w:t xml:space="preserve">training_data </w:t>
+      <w:proofErr w:type="spellStart"/>
+      <w:r>
+        <w:rPr>
+          <w:rStyle w:val="NormalTok"/>
+        </w:rPr>
+        <w:t>training_data</w:t>
+      </w:r>
+      <w:proofErr w:type="spellEnd"/>
+      <w:r>
+        <w:rPr>
+          <w:rStyle w:val="NormalTok"/>
+        </w:rPr>
+        <w:t xml:space="preserve"> </w:t>
       </w:r>
       <w:r>
         <w:rPr>
@@ -2021,16 +3120,38 @@
         <w:rPr>
           <w:rStyle w:val="NormalTok"/>
         </w:rPr>
-        <w:t xml:space="preserve"> df[train_index, ]</w:t>
-      </w:r>
-      <w:r>
-        <w:br/>
-      </w:r>
-      <w:r>
-        <w:rPr>
-          <w:rStyle w:val="NormalTok"/>
-        </w:rPr>
-        <w:t xml:space="preserve">testing_data  </w:t>
+        <w:t xml:space="preserve"> df[</w:t>
+      </w:r>
+      <w:proofErr w:type="spellStart"/>
+      <w:r>
+        <w:rPr>
+          <w:rStyle w:val="NormalTok"/>
+        </w:rPr>
+        <w:t>train_index</w:t>
+      </w:r>
+      <w:proofErr w:type="spellEnd"/>
+      <w:r>
+        <w:rPr>
+          <w:rStyle w:val="NormalTok"/>
+        </w:rPr>
+        <w:t>, ]</w:t>
+      </w:r>
+      <w:r>
+        <w:br/>
+      </w:r>
+      <w:proofErr w:type="spellStart"/>
+      <w:r>
+        <w:rPr>
+          <w:rStyle w:val="NormalTok"/>
+        </w:rPr>
+        <w:t>testing_data</w:t>
+      </w:r>
+      <w:proofErr w:type="spellEnd"/>
+      <w:r>
+        <w:rPr>
+          <w:rStyle w:val="NormalTok"/>
+        </w:rPr>
+        <w:t xml:space="preserve">  </w:t>
       </w:r>
       <w:r>
         <w:rPr>
@@ -2050,11 +3171,19 @@
         </w:rPr>
         <w:t>-</w:t>
       </w:r>
-      <w:r>
-        <w:rPr>
-          <w:rStyle w:val="NormalTok"/>
-        </w:rPr>
-        <w:t>train_index, ]</w:t>
+      <w:proofErr w:type="spellStart"/>
+      <w:r>
+        <w:rPr>
+          <w:rStyle w:val="NormalTok"/>
+        </w:rPr>
+        <w:t>train_index</w:t>
+      </w:r>
+      <w:proofErr w:type="spellEnd"/>
+      <w:r>
+        <w:rPr>
+          <w:rStyle w:val="NormalTok"/>
+        </w:rPr>
+        <w:t>, ]</w:t>
       </w:r>
       <w:r>
         <w:br/>
@@ -2068,44 +3197,58 @@
         </w:rPr>
         <w:t xml:space="preserve"># </w:t>
       </w:r>
+      <w:proofErr w:type="spellStart"/>
       <w:r>
         <w:rPr>
           <w:rStyle w:val="CommentTok"/>
         </w:rPr>
         <w:t>基础随机森林模型，默认</w:t>
       </w:r>
+      <w:proofErr w:type="spellEnd"/>
       <w:r>
         <w:rPr>
           <w:rStyle w:val="CommentTok"/>
         </w:rPr>
         <w:t xml:space="preserve"> bootstrap </w:t>
       </w:r>
+      <w:proofErr w:type="spellStart"/>
       <w:r>
         <w:rPr>
           <w:rStyle w:val="CommentTok"/>
         </w:rPr>
         <w:t>重采样，填空填</w:t>
       </w:r>
+      <w:proofErr w:type="spellEnd"/>
       <w:r>
         <w:rPr>
           <w:rStyle w:val="CommentTok"/>
         </w:rPr>
         <w:t xml:space="preserve"> rf </w:t>
       </w:r>
+      <w:proofErr w:type="spellStart"/>
       <w:r>
         <w:rPr>
           <w:rStyle w:val="CommentTok"/>
         </w:rPr>
         <w:t>即随机森林方法</w:t>
       </w:r>
-      <w:r>
-        <w:br/>
-      </w:r>
-      <w:r>
-        <w:rPr>
-          <w:rStyle w:val="NormalTok"/>
-        </w:rPr>
-        <w:t xml:space="preserve">model_rf </w:t>
+      <w:proofErr w:type="spellEnd"/>
+      <w:r>
+        <w:br/>
+      </w:r>
+      <w:proofErr w:type="spellStart"/>
+      <w:r>
+        <w:rPr>
+          <w:rStyle w:val="NormalTok"/>
+        </w:rPr>
+        <w:t>model_rf</w:t>
+      </w:r>
+      <w:proofErr w:type="spellEnd"/>
+      <w:r>
+        <w:rPr>
+          <w:rStyle w:val="NormalTok"/>
+        </w:rPr>
+        <w:t xml:space="preserve"> </w:t>
       </w:r>
       <w:r>
         <w:rPr>
@@ -2129,7 +3272,21 @@
         <w:rPr>
           <w:rStyle w:val="NormalTok"/>
         </w:rPr>
-        <w:t xml:space="preserve">(abund </w:t>
+        <w:t>(</w:t>
+      </w:r>
+      <w:proofErr w:type="spellStart"/>
+      <w:r>
+        <w:rPr>
+          <w:rStyle w:val="NormalTok"/>
+        </w:rPr>
+        <w:t>abund</w:t>
+      </w:r>
+      <w:proofErr w:type="spellEnd"/>
+      <w:r>
+        <w:rPr>
+          <w:rStyle w:val="NormalTok"/>
+        </w:rPr>
+        <w:t xml:space="preserve"> </w:t>
       </w:r>
       <w:r>
         <w:rPr>
@@ -2153,7 +3310,21 @@
         <w:rPr>
           <w:rStyle w:val="NormalTok"/>
         </w:rPr>
-        <w:t xml:space="preserve"> training_data, </w:t>
+        <w:t xml:space="preserve"> </w:t>
+      </w:r>
+      <w:proofErr w:type="spellStart"/>
+      <w:r>
+        <w:rPr>
+          <w:rStyle w:val="NormalTok"/>
+        </w:rPr>
+        <w:t>training_data</w:t>
+      </w:r>
+      <w:proofErr w:type="spellEnd"/>
+      <w:r>
+        <w:rPr>
+          <w:rStyle w:val="NormalTok"/>
+        </w:rPr>
+        <w:t xml:space="preserve">, </w:t>
       </w:r>
       <w:r>
         <w:rPr>
@@ -2233,8 +3404,9 @@
           <w:bCs/>
           <w:color w:val="156082" w:themeColor="accent1"/>
         </w:rPr>
-        <w:t>，向</w:t>
-      </w:r>
+        <w:t>，</w:t>
+      </w:r>
+      <w:proofErr w:type="spellStart"/>
       <w:r>
         <w:rPr>
           <w:rFonts w:hint="eastAsia"/>
@@ -2242,7 +3414,7 @@
           <w:bCs/>
           <w:color w:val="156082" w:themeColor="accent1"/>
         </w:rPr>
-        <w:t>train()</w:t>
+        <w:t>向</w:t>
       </w:r>
       <w:r>
         <w:rPr>
@@ -2251,6 +3423,25 @@
           <w:bCs/>
           <w:color w:val="156082" w:themeColor="accent1"/>
         </w:rPr>
+        <w:t>train</w:t>
+      </w:r>
+      <w:proofErr w:type="spellEnd"/>
+      <w:r>
+        <w:rPr>
+          <w:rFonts w:hint="eastAsia"/>
+          <w:b/>
+          <w:bCs/>
+          <w:color w:val="156082" w:themeColor="accent1"/>
+        </w:rPr>
+        <w:t>()</w:t>
+      </w:r>
+      <w:r>
+        <w:rPr>
+          <w:rFonts w:hint="eastAsia"/>
+          <w:b/>
+          <w:bCs/>
+          <w:color w:val="156082" w:themeColor="accent1"/>
+        </w:rPr>
         <w:t>添加</w:t>
       </w:r>
       <w:r>
@@ -2270,6 +3461,7 @@
         </w:rPr>
         <w:t xml:space="preserve"> </w:t>
       </w:r>
+      <w:proofErr w:type="spellStart"/>
       <w:r>
         <w:rPr>
           <w:rFonts w:hint="eastAsia"/>
@@ -2288,13 +3480,50 @@
         </w:rPr>
         <w:t>重采样，以优化参数</w:t>
       </w:r>
-      <w:r>
-        <w:rPr>
-          <w:b/>
-          <w:bCs/>
-          <w:color w:val="156082" w:themeColor="accent1"/>
-        </w:rPr>
-        <w:t xml:space="preserve"> fitControl &lt;- trainControl(method = “_________”, number = 10, repeats = 5)</w:t>
+      <w:proofErr w:type="spellEnd"/>
+      <w:r>
+        <w:rPr>
+          <w:b/>
+          <w:bCs/>
+          <w:color w:val="156082" w:themeColor="accent1"/>
+        </w:rPr>
+        <w:t xml:space="preserve"> </w:t>
+      </w:r>
+      <w:proofErr w:type="spellStart"/>
+      <w:r>
+        <w:rPr>
+          <w:b/>
+          <w:bCs/>
+          <w:color w:val="156082" w:themeColor="accent1"/>
+        </w:rPr>
+        <w:t>fitControl</w:t>
+      </w:r>
+      <w:proofErr w:type="spellEnd"/>
+      <w:r>
+        <w:rPr>
+          <w:b/>
+          <w:bCs/>
+          <w:color w:val="156082" w:themeColor="accent1"/>
+        </w:rPr>
+        <w:t xml:space="preserve"> &lt;- </w:t>
+      </w:r>
+      <w:proofErr w:type="spellStart"/>
+      <w:r>
+        <w:rPr>
+          <w:b/>
+          <w:bCs/>
+          <w:color w:val="156082" w:themeColor="accent1"/>
+        </w:rPr>
+        <w:t>trainControl</w:t>
+      </w:r>
+      <w:proofErr w:type="spellEnd"/>
+      <w:r>
+        <w:rPr>
+          <w:b/>
+          <w:bCs/>
+          <w:color w:val="156082" w:themeColor="accent1"/>
+        </w:rPr>
+        <w:t>(method = “_________”, number = 10, repeats = 5)</w:t>
       </w:r>
     </w:p>
     <w:p>
@@ -2304,6 +3533,7 @@
           <w:color w:val="C00000"/>
         </w:rPr>
       </w:pPr>
+      <w:proofErr w:type="spellStart"/>
       <w:r>
         <w:rPr>
           <w:rFonts w:hint="eastAsia"/>
@@ -2318,11 +3548,26 @@
         </w:rPr>
         <w:t>method</w:t>
       </w:r>
+      <w:proofErr w:type="spellEnd"/>
       <w:r>
         <w:rPr>
           <w:color w:val="C00000"/>
         </w:rPr>
-        <w:t xml:space="preserve"> = “repeatedcv”</w:t>
+        <w:t xml:space="preserve"> = “</w:t>
+      </w:r>
+      <w:proofErr w:type="spellStart"/>
+      <w:r>
+        <w:rPr>
+          <w:color w:val="C00000"/>
+        </w:rPr>
+        <w:t>repeatedcv</w:t>
+      </w:r>
+      <w:proofErr w:type="spellEnd"/>
+      <w:r>
+        <w:rPr>
+          <w:color w:val="C00000"/>
+        </w:rPr>
+        <w:t>”</w:t>
       </w:r>
     </w:p>
     <w:p>
@@ -2379,20 +3624,38 @@
           <w:rStyle w:val="CommentTok"/>
           <w:lang w:eastAsia="zh-CN"/>
         </w:rPr>
-        <w:t xml:space="preserve"> repeatedcv</w:t>
-      </w:r>
-      <w:r>
-        <w:rPr>
-          <w:lang w:eastAsia="zh-CN"/>
-        </w:rPr>
-        <w:br/>
-      </w:r>
-      <w:r>
-        <w:rPr>
-          <w:rStyle w:val="NormalTok"/>
-          <w:lang w:eastAsia="zh-CN"/>
-        </w:rPr>
-        <w:t xml:space="preserve">fitControl </w:t>
+        <w:t xml:space="preserve"> </w:t>
+      </w:r>
+      <w:proofErr w:type="spellStart"/>
+      <w:r>
+        <w:rPr>
+          <w:rStyle w:val="CommentTok"/>
+          <w:lang w:eastAsia="zh-CN"/>
+        </w:rPr>
+        <w:t>repeatedcv</w:t>
+      </w:r>
+      <w:proofErr w:type="spellEnd"/>
+      <w:r>
+        <w:rPr>
+          <w:lang w:eastAsia="zh-CN"/>
+        </w:rPr>
+        <w:br/>
+      </w:r>
+      <w:proofErr w:type="spellStart"/>
+      <w:r>
+        <w:rPr>
+          <w:rStyle w:val="NormalTok"/>
+          <w:lang w:eastAsia="zh-CN"/>
+        </w:rPr>
+        <w:t>fitControl</w:t>
+      </w:r>
+      <w:proofErr w:type="spellEnd"/>
+      <w:r>
+        <w:rPr>
+          <w:rStyle w:val="NormalTok"/>
+          <w:lang w:eastAsia="zh-CN"/>
+        </w:rPr>
+        <w:t xml:space="preserve"> </w:t>
       </w:r>
       <w:r>
         <w:rPr>
@@ -2408,6 +3671,7 @@
         </w:rPr>
         <w:t xml:space="preserve"> </w:t>
       </w:r>
+      <w:proofErr w:type="spellStart"/>
       <w:r>
         <w:rPr>
           <w:rStyle w:val="FunctionTok"/>
@@ -2415,6 +3679,7 @@
         </w:rPr>
         <w:t>trainControl</w:t>
       </w:r>
+      <w:proofErr w:type="spellEnd"/>
       <w:r>
         <w:rPr>
           <w:rStyle w:val="NormalTok"/>
@@ -2441,7 +3706,23 @@
           <w:rStyle w:val="StringTok"/>
           <w:lang w:eastAsia="zh-CN"/>
         </w:rPr>
-        <w:t>"repeatedcv"</w:t>
+        <w:t>"</w:t>
+      </w:r>
+      <w:proofErr w:type="spellStart"/>
+      <w:r>
+        <w:rPr>
+          <w:rStyle w:val="StringTok"/>
+          <w:lang w:eastAsia="zh-CN"/>
+        </w:rPr>
+        <w:t>repeatedcv</w:t>
+      </w:r>
+      <w:proofErr w:type="spellEnd"/>
+      <w:r>
+        <w:rPr>
+          <w:rStyle w:val="StringTok"/>
+          <w:lang w:eastAsia="zh-CN"/>
+        </w:rPr>
+        <w:t>"</w:t>
       </w:r>
       <w:r>
         <w:rPr>
@@ -2512,12 +3793,21 @@
         </w:rPr>
         <w:br/>
       </w:r>
-      <w:r>
-        <w:rPr>
-          <w:rStyle w:val="NormalTok"/>
-          <w:lang w:eastAsia="zh-CN"/>
-        </w:rPr>
-        <w:t xml:space="preserve">model_rf_cv </w:t>
+      <w:proofErr w:type="spellStart"/>
+      <w:r>
+        <w:rPr>
+          <w:rStyle w:val="NormalTok"/>
+          <w:lang w:eastAsia="zh-CN"/>
+        </w:rPr>
+        <w:t>model_rf_cv</w:t>
+      </w:r>
+      <w:proofErr w:type="spellEnd"/>
+      <w:r>
+        <w:rPr>
+          <w:rStyle w:val="NormalTok"/>
+          <w:lang w:eastAsia="zh-CN"/>
+        </w:rPr>
+        <w:t xml:space="preserve"> </w:t>
       </w:r>
       <w:r>
         <w:rPr>
@@ -2545,7 +3835,23 @@
           <w:rStyle w:val="NormalTok"/>
           <w:lang w:eastAsia="zh-CN"/>
         </w:rPr>
-        <w:t xml:space="preserve">(abund </w:t>
+        <w:t>(</w:t>
+      </w:r>
+      <w:proofErr w:type="spellStart"/>
+      <w:r>
+        <w:rPr>
+          <w:rStyle w:val="NormalTok"/>
+          <w:lang w:eastAsia="zh-CN"/>
+        </w:rPr>
+        <w:t>abund</w:t>
+      </w:r>
+      <w:proofErr w:type="spellEnd"/>
+      <w:r>
+        <w:rPr>
+          <w:rStyle w:val="NormalTok"/>
+          <w:lang w:eastAsia="zh-CN"/>
+        </w:rPr>
+        <w:t xml:space="preserve"> </w:t>
       </w:r>
       <w:r>
         <w:rPr>
@@ -2573,7 +3879,23 @@
           <w:rStyle w:val="NormalTok"/>
           <w:lang w:eastAsia="zh-CN"/>
         </w:rPr>
-        <w:t xml:space="preserve"> training_data, </w:t>
+        <w:t xml:space="preserve"> </w:t>
+      </w:r>
+      <w:proofErr w:type="spellStart"/>
+      <w:r>
+        <w:rPr>
+          <w:rStyle w:val="NormalTok"/>
+          <w:lang w:eastAsia="zh-CN"/>
+        </w:rPr>
+        <w:t>training_data</w:t>
+      </w:r>
+      <w:proofErr w:type="spellEnd"/>
+      <w:r>
+        <w:rPr>
+          <w:rStyle w:val="NormalTok"/>
+          <w:lang w:eastAsia="zh-CN"/>
+        </w:rPr>
+        <w:t xml:space="preserve">, </w:t>
       </w:r>
       <w:r>
         <w:rPr>
@@ -2603,19 +3925,44 @@
         </w:rPr>
         <w:t xml:space="preserve">, </w:t>
       </w:r>
+      <w:proofErr w:type="spellStart"/>
       <w:r>
         <w:rPr>
           <w:rStyle w:val="AttributeTok"/>
           <w:lang w:eastAsia="zh-CN"/>
         </w:rPr>
-        <w:t>trControl =</w:t>
-      </w:r>
-      <w:r>
-        <w:rPr>
-          <w:rStyle w:val="NormalTok"/>
-          <w:lang w:eastAsia="zh-CN"/>
-        </w:rPr>
-        <w:t xml:space="preserve"> fitControl) </w:t>
+        <w:t>trControl</w:t>
+      </w:r>
+      <w:proofErr w:type="spellEnd"/>
+      <w:r>
+        <w:rPr>
+          <w:rStyle w:val="AttributeTok"/>
+          <w:lang w:eastAsia="zh-CN"/>
+        </w:rPr>
+        <w:t xml:space="preserve"> =</w:t>
+      </w:r>
+      <w:r>
+        <w:rPr>
+          <w:rStyle w:val="NormalTok"/>
+          <w:lang w:eastAsia="zh-CN"/>
+        </w:rPr>
+        <w:t xml:space="preserve"> </w:t>
+      </w:r>
+      <w:proofErr w:type="spellStart"/>
+      <w:r>
+        <w:rPr>
+          <w:rStyle w:val="NormalTok"/>
+          <w:lang w:eastAsia="zh-CN"/>
+        </w:rPr>
+        <w:t>fitControl</w:t>
+      </w:r>
+      <w:proofErr w:type="spellEnd"/>
+      <w:r>
+        <w:rPr>
+          <w:rStyle w:val="NormalTok"/>
+          <w:lang w:eastAsia="zh-CN"/>
+        </w:rPr>
+        <w:t xml:space="preserve">) </w:t>
       </w:r>
       <w:r>
         <w:rPr>
@@ -2636,7 +3983,23 @@
           <w:rStyle w:val="CommentTok"/>
           <w:lang w:eastAsia="zh-CN"/>
         </w:rPr>
-        <w:t xml:space="preserve"> fitControl </w:t>
+        <w:t xml:space="preserve"> </w:t>
+      </w:r>
+      <w:proofErr w:type="spellStart"/>
+      <w:r>
+        <w:rPr>
+          <w:rStyle w:val="CommentTok"/>
+          <w:lang w:eastAsia="zh-CN"/>
+        </w:rPr>
+        <w:t>fitControl</w:t>
+      </w:r>
+      <w:proofErr w:type="spellEnd"/>
+      <w:r>
+        <w:rPr>
+          <w:rStyle w:val="CommentTok"/>
+          <w:lang w:eastAsia="zh-CN"/>
+        </w:rPr>
+        <w:t xml:space="preserve"> </w:t>
       </w:r>
     </w:p>
     <w:p>
@@ -2647,7 +4010,49 @@
         <w:rPr>
           <w:rStyle w:val="VerbatimChar"/>
         </w:rPr>
-        <w:t>## Warning in nominalTrainWorkflow(x = x, y = y, wts = weights, info = trainInfo,</w:t>
+        <w:t xml:space="preserve">## Warning in </w:t>
+      </w:r>
+      <w:proofErr w:type="spellStart"/>
+      <w:r>
+        <w:rPr>
+          <w:rStyle w:val="VerbatimChar"/>
+        </w:rPr>
+        <w:t>nominalTrainWorkflow</w:t>
+      </w:r>
+      <w:proofErr w:type="spellEnd"/>
+      <w:r>
+        <w:rPr>
+          <w:rStyle w:val="VerbatimChar"/>
+        </w:rPr>
+        <w:t xml:space="preserve">(x = x, y = y, </w:t>
+      </w:r>
+      <w:proofErr w:type="spellStart"/>
+      <w:r>
+        <w:rPr>
+          <w:rStyle w:val="VerbatimChar"/>
+        </w:rPr>
+        <w:t>wts</w:t>
+      </w:r>
+      <w:proofErr w:type="spellEnd"/>
+      <w:r>
+        <w:rPr>
+          <w:rStyle w:val="VerbatimChar"/>
+        </w:rPr>
+        <w:t xml:space="preserve"> = weights, info = </w:t>
+      </w:r>
+      <w:proofErr w:type="spellStart"/>
+      <w:r>
+        <w:rPr>
+          <w:rStyle w:val="VerbatimChar"/>
+        </w:rPr>
+        <w:t>trainInfo</w:t>
+      </w:r>
+      <w:proofErr w:type="spellEnd"/>
+      <w:r>
+        <w:rPr>
+          <w:rStyle w:val="VerbatimChar"/>
+        </w:rPr>
+        <w:t>,</w:t>
       </w:r>
       <w:r>
         <w:br/>
@@ -2704,7 +4109,6 @@
           <w:rStyle w:val="CommentTok"/>
           <w:lang w:eastAsia="zh-CN"/>
         </w:rPr>
-        <w:lastRenderedPageBreak/>
         <w:t xml:space="preserve"># </w:t>
       </w:r>
       <w:r>
@@ -2725,21 +4129,69 @@
           <w:rStyle w:val="CommentTok"/>
           <w:lang w:eastAsia="zh-CN"/>
         </w:rPr>
-        <w:t xml:space="preserve"># fitControl &lt;- trainControl(method = "repeatedcv", number = 3, repeats = 5) </w:t>
-      </w:r>
-      <w:r>
-        <w:rPr>
-          <w:lang w:eastAsia="zh-CN"/>
-        </w:rPr>
-        <w:br/>
-      </w:r>
-      <w:r>
-        <w:rPr>
-          <w:rStyle w:val="CommentTok"/>
-          <w:lang w:eastAsia="zh-CN"/>
-        </w:rPr>
         <w:t xml:space="preserve"># </w:t>
       </w:r>
+      <w:proofErr w:type="spellStart"/>
+      <w:r>
+        <w:rPr>
+          <w:rStyle w:val="CommentTok"/>
+          <w:lang w:eastAsia="zh-CN"/>
+        </w:rPr>
+        <w:t>fitControl</w:t>
+      </w:r>
+      <w:proofErr w:type="spellEnd"/>
+      <w:r>
+        <w:rPr>
+          <w:rStyle w:val="CommentTok"/>
+          <w:lang w:eastAsia="zh-CN"/>
+        </w:rPr>
+        <w:t xml:space="preserve"> &lt;- </w:t>
+      </w:r>
+      <w:proofErr w:type="spellStart"/>
+      <w:r>
+        <w:rPr>
+          <w:rStyle w:val="CommentTok"/>
+          <w:lang w:eastAsia="zh-CN"/>
+        </w:rPr>
+        <w:t>trainControl</w:t>
+      </w:r>
+      <w:proofErr w:type="spellEnd"/>
+      <w:r>
+        <w:rPr>
+          <w:rStyle w:val="CommentTok"/>
+          <w:lang w:eastAsia="zh-CN"/>
+        </w:rPr>
+        <w:t>(method = "</w:t>
+      </w:r>
+      <w:proofErr w:type="spellStart"/>
+      <w:r>
+        <w:rPr>
+          <w:rStyle w:val="CommentTok"/>
+          <w:lang w:eastAsia="zh-CN"/>
+        </w:rPr>
+        <w:t>repeatedcv</w:t>
+      </w:r>
+      <w:proofErr w:type="spellEnd"/>
+      <w:r>
+        <w:rPr>
+          <w:rStyle w:val="CommentTok"/>
+          <w:lang w:eastAsia="zh-CN"/>
+        </w:rPr>
+        <w:t xml:space="preserve">", number = 3, repeats = 5) </w:t>
+      </w:r>
+      <w:r>
+        <w:rPr>
+          <w:lang w:eastAsia="zh-CN"/>
+        </w:rPr>
+        <w:br/>
+      </w:r>
+      <w:r>
+        <w:rPr>
+          <w:rStyle w:val="CommentTok"/>
+          <w:lang w:eastAsia="zh-CN"/>
+        </w:rPr>
+        <w:t xml:space="preserve"># </w:t>
+      </w:r>
       <w:r>
         <w:rPr>
           <w:rStyle w:val="CommentTok"/>
@@ -2765,20 +4217,132 @@
           <w:rStyle w:val="CommentTok"/>
           <w:lang w:eastAsia="zh-CN"/>
         </w:rPr>
-        <w:t># fitControl &lt;- trainControl(method = "LOOCV")</w:t>
-      </w:r>
-      <w:r>
-        <w:rPr>
-          <w:lang w:eastAsia="zh-CN"/>
-        </w:rPr>
-        <w:br/>
-      </w:r>
-      <w:r>
-        <w:rPr>
-          <w:rStyle w:val="CommentTok"/>
-          <w:lang w:eastAsia="zh-CN"/>
-        </w:rPr>
-        <w:t xml:space="preserve"># model_rf_cv &lt;- train(abund ~ ., data = training_data, method = "rf", trControl = fitControl) # </w:t>
+        <w:t xml:space="preserve"># </w:t>
+      </w:r>
+      <w:proofErr w:type="spellStart"/>
+      <w:r>
+        <w:rPr>
+          <w:rStyle w:val="CommentTok"/>
+          <w:lang w:eastAsia="zh-CN"/>
+        </w:rPr>
+        <w:t>fitControl</w:t>
+      </w:r>
+      <w:proofErr w:type="spellEnd"/>
+      <w:r>
+        <w:rPr>
+          <w:rStyle w:val="CommentTok"/>
+          <w:lang w:eastAsia="zh-CN"/>
+        </w:rPr>
+        <w:t xml:space="preserve"> &lt;- </w:t>
+      </w:r>
+      <w:proofErr w:type="spellStart"/>
+      <w:r>
+        <w:rPr>
+          <w:rStyle w:val="CommentTok"/>
+          <w:lang w:eastAsia="zh-CN"/>
+        </w:rPr>
+        <w:t>trainControl</w:t>
+      </w:r>
+      <w:proofErr w:type="spellEnd"/>
+      <w:r>
+        <w:rPr>
+          <w:rStyle w:val="CommentTok"/>
+          <w:lang w:eastAsia="zh-CN"/>
+        </w:rPr>
+        <w:t>(method = "LOOCV")</w:t>
+      </w:r>
+      <w:r>
+        <w:rPr>
+          <w:lang w:eastAsia="zh-CN"/>
+        </w:rPr>
+        <w:br/>
+      </w:r>
+      <w:r>
+        <w:rPr>
+          <w:rStyle w:val="CommentTok"/>
+          <w:lang w:eastAsia="zh-CN"/>
+        </w:rPr>
+        <w:t xml:space="preserve"># </w:t>
+      </w:r>
+      <w:proofErr w:type="spellStart"/>
+      <w:r>
+        <w:rPr>
+          <w:rStyle w:val="CommentTok"/>
+          <w:lang w:eastAsia="zh-CN"/>
+        </w:rPr>
+        <w:t>model_rf_cv</w:t>
+      </w:r>
+      <w:proofErr w:type="spellEnd"/>
+      <w:r>
+        <w:rPr>
+          <w:rStyle w:val="CommentTok"/>
+          <w:lang w:eastAsia="zh-CN"/>
+        </w:rPr>
+        <w:t xml:space="preserve"> &lt;- train(</w:t>
+      </w:r>
+      <w:proofErr w:type="spellStart"/>
+      <w:r>
+        <w:rPr>
+          <w:rStyle w:val="CommentTok"/>
+          <w:lang w:eastAsia="zh-CN"/>
+        </w:rPr>
+        <w:t>abund</w:t>
+      </w:r>
+      <w:proofErr w:type="spellEnd"/>
+      <w:r>
+        <w:rPr>
+          <w:rStyle w:val="CommentTok"/>
+          <w:lang w:eastAsia="zh-CN"/>
+        </w:rPr>
+        <w:t xml:space="preserve"> ~ ., data = </w:t>
+      </w:r>
+      <w:proofErr w:type="spellStart"/>
+      <w:r>
+        <w:rPr>
+          <w:rStyle w:val="CommentTok"/>
+          <w:lang w:eastAsia="zh-CN"/>
+        </w:rPr>
+        <w:t>training_data</w:t>
+      </w:r>
+      <w:proofErr w:type="spellEnd"/>
+      <w:r>
+        <w:rPr>
+          <w:rStyle w:val="CommentTok"/>
+          <w:lang w:eastAsia="zh-CN"/>
+        </w:rPr>
+        <w:t xml:space="preserve">, method = "rf", </w:t>
+      </w:r>
+      <w:proofErr w:type="spellStart"/>
+      <w:r>
+        <w:rPr>
+          <w:rStyle w:val="CommentTok"/>
+          <w:lang w:eastAsia="zh-CN"/>
+        </w:rPr>
+        <w:t>trControl</w:t>
+      </w:r>
+      <w:proofErr w:type="spellEnd"/>
+      <w:r>
+        <w:rPr>
+          <w:rStyle w:val="CommentTok"/>
+          <w:lang w:eastAsia="zh-CN"/>
+        </w:rPr>
+        <w:t xml:space="preserve"> = </w:t>
+      </w:r>
+      <w:proofErr w:type="spellStart"/>
+      <w:r>
+        <w:rPr>
+          <w:rStyle w:val="CommentTok"/>
+          <w:lang w:eastAsia="zh-CN"/>
+        </w:rPr>
+        <w:t>fitControl</w:t>
+      </w:r>
+      <w:proofErr w:type="spellEnd"/>
+      <w:r>
+        <w:rPr>
+          <w:rStyle w:val="CommentTok"/>
+          <w:lang w:eastAsia="zh-CN"/>
+        </w:rPr>
+        <w:t xml:space="preserve">) # </w:t>
       </w:r>
       <w:r>
         <w:rPr>
@@ -2792,12 +4356,31 @@
           <w:rStyle w:val="CommentTok"/>
           <w:lang w:eastAsia="zh-CN"/>
         </w:rPr>
-        <w:t xml:space="preserve"> fitControl </w:t>
+        <w:t xml:space="preserve"> </w:t>
+      </w:r>
+      <w:proofErr w:type="spellStart"/>
+      <w:r>
+        <w:rPr>
+          <w:rStyle w:val="CommentTok"/>
+          <w:lang w:eastAsia="zh-CN"/>
+        </w:rPr>
+        <w:t>fitControl</w:t>
+      </w:r>
+      <w:proofErr w:type="spellEnd"/>
+      <w:r>
+        <w:rPr>
+          <w:rStyle w:val="CommentTok"/>
+          <w:lang w:eastAsia="zh-CN"/>
+        </w:rPr>
+        <w:t xml:space="preserve"> </w:t>
       </w:r>
     </w:p>
     <w:p>
       <w:pPr>
         <w:pStyle w:val="FirstParagraph"/>
+        <w:rPr>
+          <w:lang w:eastAsia="zh-CN"/>
+        </w:rPr>
       </w:pPr>
     </w:p>
     <w:p>
@@ -2836,6 +4419,7 @@
         </w:rPr>
         <w:t>train()</w:t>
       </w:r>
+      <w:proofErr w:type="spellStart"/>
       <w:r>
         <w:rPr>
           <w:rFonts w:hint="eastAsia"/>
@@ -2845,13 +4429,122 @@
         </w:rPr>
         <w:t>中，增加中心化和标准化等数据预处理，提高模型精度</w:t>
       </w:r>
-      <w:r>
-        <w:rPr>
-          <w:b/>
-          <w:bCs/>
-          <w:color w:val="156082" w:themeColor="accent1"/>
-        </w:rPr>
-        <w:t xml:space="preserve"> model_rf &lt;- train(abund ~ ., data = training_data, method = “_________”, preProcess = c(‘scale’, ‘center’), trControl =fitControl)</w:t>
+      <w:proofErr w:type="spellEnd"/>
+      <w:r>
+        <w:rPr>
+          <w:b/>
+          <w:bCs/>
+          <w:color w:val="156082" w:themeColor="accent1"/>
+        </w:rPr>
+        <w:t xml:space="preserve"> </w:t>
+      </w:r>
+      <w:proofErr w:type="spellStart"/>
+      <w:r>
+        <w:rPr>
+          <w:b/>
+          <w:bCs/>
+          <w:color w:val="156082" w:themeColor="accent1"/>
+        </w:rPr>
+        <w:t>model_rf</w:t>
+      </w:r>
+      <w:proofErr w:type="spellEnd"/>
+      <w:r>
+        <w:rPr>
+          <w:b/>
+          <w:bCs/>
+          <w:color w:val="156082" w:themeColor="accent1"/>
+        </w:rPr>
+        <w:t xml:space="preserve"> &lt;- train(</w:t>
+      </w:r>
+      <w:proofErr w:type="spellStart"/>
+      <w:r>
+        <w:rPr>
+          <w:b/>
+          <w:bCs/>
+          <w:color w:val="156082" w:themeColor="accent1"/>
+        </w:rPr>
+        <w:t>abund</w:t>
+      </w:r>
+      <w:proofErr w:type="spellEnd"/>
+      <w:r>
+        <w:rPr>
+          <w:b/>
+          <w:bCs/>
+          <w:color w:val="156082" w:themeColor="accent1"/>
+        </w:rPr>
+        <w:t xml:space="preserve"> ~ ., data = </w:t>
+      </w:r>
+      <w:proofErr w:type="spellStart"/>
+      <w:r>
+        <w:rPr>
+          <w:b/>
+          <w:bCs/>
+          <w:color w:val="156082" w:themeColor="accent1"/>
+        </w:rPr>
+        <w:t>training_data</w:t>
+      </w:r>
+      <w:proofErr w:type="spellEnd"/>
+      <w:r>
+        <w:rPr>
+          <w:b/>
+          <w:bCs/>
+          <w:color w:val="156082" w:themeColor="accent1"/>
+        </w:rPr>
+        <w:t xml:space="preserve">, method = “_________”, </w:t>
+      </w:r>
+      <w:proofErr w:type="spellStart"/>
+      <w:r>
+        <w:rPr>
+          <w:b/>
+          <w:bCs/>
+          <w:color w:val="156082" w:themeColor="accent1"/>
+        </w:rPr>
+        <w:t>preProcess</w:t>
+      </w:r>
+      <w:proofErr w:type="spellEnd"/>
+      <w:r>
+        <w:rPr>
+          <w:b/>
+          <w:bCs/>
+          <w:color w:val="156082" w:themeColor="accent1"/>
+        </w:rPr>
+        <w:t xml:space="preserve"> = c(‘scale’, ‘center’), </w:t>
+      </w:r>
+      <w:proofErr w:type="spellStart"/>
+      <w:r>
+        <w:rPr>
+          <w:b/>
+          <w:bCs/>
+          <w:color w:val="156082" w:themeColor="accent1"/>
+        </w:rPr>
+        <w:t>trControl</w:t>
+      </w:r>
+      <w:proofErr w:type="spellEnd"/>
+      <w:r>
+        <w:rPr>
+          <w:b/>
+          <w:bCs/>
+          <w:color w:val="156082" w:themeColor="accent1"/>
+        </w:rPr>
+        <w:t xml:space="preserve"> =</w:t>
+      </w:r>
+      <w:proofErr w:type="spellStart"/>
+      <w:r>
+        <w:rPr>
+          <w:b/>
+          <w:bCs/>
+          <w:color w:val="156082" w:themeColor="accent1"/>
+        </w:rPr>
+        <w:t>fitControl</w:t>
+      </w:r>
+      <w:proofErr w:type="spellEnd"/>
+      <w:r>
+        <w:rPr>
+          <w:b/>
+          <w:bCs/>
+          <w:color w:val="156082" w:themeColor="accent1"/>
+        </w:rPr>
+        <w:t>)</w:t>
       </w:r>
     </w:p>
     <w:p>
@@ -2861,6 +4554,7 @@
           <w:color w:val="C00000"/>
         </w:rPr>
       </w:pPr>
+      <w:proofErr w:type="spellStart"/>
       <w:r>
         <w:rPr>
           <w:rFonts w:hint="eastAsia"/>
@@ -2868,6 +4562,7 @@
         </w:rPr>
         <w:t>填空</w:t>
       </w:r>
+      <w:proofErr w:type="spellEnd"/>
       <w:r>
         <w:rPr>
           <w:color w:val="C00000"/>
@@ -2885,20 +4580,30 @@
         </w:rPr>
         <w:t xml:space="preserve"># </w:t>
       </w:r>
+      <w:proofErr w:type="spellStart"/>
       <w:r>
         <w:rPr>
           <w:rStyle w:val="CommentTok"/>
         </w:rPr>
         <w:t>增加中心化和标准化等数据预处理</w:t>
       </w:r>
-      <w:r>
-        <w:br/>
-      </w:r>
-      <w:r>
-        <w:rPr>
-          <w:rStyle w:val="NormalTok"/>
-        </w:rPr>
-        <w:t xml:space="preserve">fitControl </w:t>
+      <w:proofErr w:type="spellEnd"/>
+      <w:r>
+        <w:br/>
+      </w:r>
+      <w:proofErr w:type="spellStart"/>
+      <w:r>
+        <w:rPr>
+          <w:rStyle w:val="NormalTok"/>
+        </w:rPr>
+        <w:t>fitControl</w:t>
+      </w:r>
+      <w:proofErr w:type="spellEnd"/>
+      <w:r>
+        <w:rPr>
+          <w:rStyle w:val="NormalTok"/>
+        </w:rPr>
+        <w:t xml:space="preserve"> </w:t>
       </w:r>
       <w:r>
         <w:rPr>
@@ -2912,12 +4617,14 @@
         </w:rPr>
         <w:t xml:space="preserve"> </w:t>
       </w:r>
+      <w:proofErr w:type="spellStart"/>
       <w:r>
         <w:rPr>
           <w:rStyle w:val="FunctionTok"/>
         </w:rPr>
         <w:t>trainControl</w:t>
       </w:r>
+      <w:proofErr w:type="spellEnd"/>
       <w:r>
         <w:rPr>
           <w:rStyle w:val="NormalTok"/>
@@ -2940,7 +4647,21 @@
         <w:rPr>
           <w:rStyle w:val="StringTok"/>
         </w:rPr>
-        <w:t>"repeatedcv"</w:t>
+        <w:t>"</w:t>
+      </w:r>
+      <w:proofErr w:type="spellStart"/>
+      <w:r>
+        <w:rPr>
+          <w:rStyle w:val="StringTok"/>
+        </w:rPr>
+        <w:t>repeatedcv</w:t>
+      </w:r>
+      <w:proofErr w:type="spellEnd"/>
+      <w:r>
+        <w:rPr>
+          <w:rStyle w:val="StringTok"/>
+        </w:rPr>
+        <w:t>"</w:t>
       </w:r>
       <w:r>
         <w:rPr>
@@ -2999,11 +4720,20 @@
       <w:r>
         <w:br/>
       </w:r>
-      <w:r>
-        <w:rPr>
-          <w:rStyle w:val="NormalTok"/>
-        </w:rPr>
-        <w:t xml:space="preserve">model_rf_pre </w:t>
+      <w:proofErr w:type="spellStart"/>
+      <w:r>
+        <w:rPr>
+          <w:rStyle w:val="NormalTok"/>
+        </w:rPr>
+        <w:lastRenderedPageBreak/>
+        <w:t>model_rf_pre</w:t>
+      </w:r>
+      <w:proofErr w:type="spellEnd"/>
+      <w:r>
+        <w:rPr>
+          <w:rStyle w:val="NormalTok"/>
+        </w:rPr>
+        <w:t xml:space="preserve"> </w:t>
       </w:r>
       <w:r>
         <w:rPr>
@@ -3027,7 +4757,21 @@
         <w:rPr>
           <w:rStyle w:val="NormalTok"/>
         </w:rPr>
-        <w:t xml:space="preserve">(abund </w:t>
+        <w:t>(</w:t>
+      </w:r>
+      <w:proofErr w:type="spellStart"/>
+      <w:r>
+        <w:rPr>
+          <w:rStyle w:val="NormalTok"/>
+        </w:rPr>
+        <w:t>abund</w:t>
+      </w:r>
+      <w:proofErr w:type="spellEnd"/>
+      <w:r>
+        <w:rPr>
+          <w:rStyle w:val="NormalTok"/>
+        </w:rPr>
+        <w:t xml:space="preserve"> </w:t>
       </w:r>
       <w:r>
         <w:rPr>
@@ -3051,7 +4795,21 @@
         <w:rPr>
           <w:rStyle w:val="NormalTok"/>
         </w:rPr>
-        <w:t xml:space="preserve"> training_data, </w:t>
+        <w:t xml:space="preserve"> </w:t>
+      </w:r>
+      <w:proofErr w:type="spellStart"/>
+      <w:r>
+        <w:rPr>
+          <w:rStyle w:val="NormalTok"/>
+        </w:rPr>
+        <w:t>training_data</w:t>
+      </w:r>
+      <w:proofErr w:type="spellEnd"/>
+      <w:r>
+        <w:rPr>
+          <w:rStyle w:val="NormalTok"/>
+        </w:rPr>
+        <w:t xml:space="preserve">, </w:t>
       </w:r>
       <w:r>
         <w:rPr>
@@ -3086,11 +4844,19 @@
         </w:rPr>
         <w:t xml:space="preserve">                      </w:t>
       </w:r>
+      <w:proofErr w:type="spellStart"/>
       <w:r>
         <w:rPr>
           <w:rStyle w:val="AttributeTok"/>
         </w:rPr>
-        <w:t>preProcess =</w:t>
+        <w:t>preProcess</w:t>
+      </w:r>
+      <w:proofErr w:type="spellEnd"/>
+      <w:r>
+        <w:rPr>
+          <w:rStyle w:val="AttributeTok"/>
+        </w:rPr>
+        <w:t xml:space="preserve"> =</w:t>
       </w:r>
       <w:r>
         <w:rPr>
@@ -3140,17 +4906,32 @@
         </w:rPr>
         <w:t># "scale"</w:t>
       </w:r>
-      <w:r>
-        <w:rPr>
-          <w:rStyle w:val="CommentTok"/>
-        </w:rPr>
-        <w:t>是标准化，</w:t>
-      </w:r>
-      <w:r>
-        <w:rPr>
-          <w:rStyle w:val="CommentTok"/>
-        </w:rPr>
-        <w:t>"center"</w:t>
+      <w:proofErr w:type="spellStart"/>
+      <w:r>
+        <w:rPr>
+          <w:rStyle w:val="CommentTok"/>
+        </w:rPr>
+        <w:t>是标准化</w:t>
+      </w:r>
+      <w:proofErr w:type="spellEnd"/>
+      <w:r>
+        <w:rPr>
+          <w:rStyle w:val="CommentTok"/>
+        </w:rPr>
+        <w:t>，</w:t>
+      </w:r>
+      <w:r>
+        <w:rPr>
+          <w:rStyle w:val="CommentTok"/>
+        </w:rPr>
+        <w:t>"</w:t>
+      </w:r>
+      <w:proofErr w:type="spellStart"/>
+      <w:r>
+        <w:rPr>
+          <w:rStyle w:val="CommentTok"/>
+        </w:rPr>
+        <w:t>center"</w:t>
       </w:r>
       <w:r>
         <w:rPr>
@@ -3158,6 +4939,7 @@
         </w:rPr>
         <w:t>是中心化</w:t>
       </w:r>
+      <w:proofErr w:type="spellEnd"/>
       <w:r>
         <w:br/>
       </w:r>
@@ -3167,17 +4949,39 @@
         </w:rPr>
         <w:t xml:space="preserve">                      </w:t>
       </w:r>
+      <w:proofErr w:type="spellStart"/>
       <w:r>
         <w:rPr>
           <w:rStyle w:val="AttributeTok"/>
         </w:rPr>
-        <w:t>trControl =</w:t>
-      </w:r>
-      <w:r>
-        <w:rPr>
-          <w:rStyle w:val="NormalTok"/>
-        </w:rPr>
-        <w:t xml:space="preserve"> fitControl)</w:t>
+        <w:t>trControl</w:t>
+      </w:r>
+      <w:proofErr w:type="spellEnd"/>
+      <w:r>
+        <w:rPr>
+          <w:rStyle w:val="AttributeTok"/>
+        </w:rPr>
+        <w:t xml:space="preserve"> =</w:t>
+      </w:r>
+      <w:r>
+        <w:rPr>
+          <w:rStyle w:val="NormalTok"/>
+        </w:rPr>
+        <w:t xml:space="preserve"> </w:t>
+      </w:r>
+      <w:proofErr w:type="spellStart"/>
+      <w:r>
+        <w:rPr>
+          <w:rStyle w:val="NormalTok"/>
+        </w:rPr>
+        <w:t>fitControl</w:t>
+      </w:r>
+      <w:proofErr w:type="spellEnd"/>
+      <w:r>
+        <w:rPr>
+          <w:rStyle w:val="NormalTok"/>
+        </w:rPr>
+        <w:t>)</w:t>
       </w:r>
     </w:p>
     <w:p>
@@ -3188,7 +4992,49 @@
         <w:rPr>
           <w:rStyle w:val="VerbatimChar"/>
         </w:rPr>
-        <w:t>## Warning in nominalTrainWorkflow(x = x, y = y, wts = weights, info = trainInfo,</w:t>
+        <w:t xml:space="preserve">## Warning in </w:t>
+      </w:r>
+      <w:proofErr w:type="spellStart"/>
+      <w:r>
+        <w:rPr>
+          <w:rStyle w:val="VerbatimChar"/>
+        </w:rPr>
+        <w:t>nominalTrainWorkflow</w:t>
+      </w:r>
+      <w:proofErr w:type="spellEnd"/>
+      <w:r>
+        <w:rPr>
+          <w:rStyle w:val="VerbatimChar"/>
+        </w:rPr>
+        <w:t xml:space="preserve">(x = x, y = y, </w:t>
+      </w:r>
+      <w:proofErr w:type="spellStart"/>
+      <w:r>
+        <w:rPr>
+          <w:rStyle w:val="VerbatimChar"/>
+        </w:rPr>
+        <w:t>wts</w:t>
+      </w:r>
+      <w:proofErr w:type="spellEnd"/>
+      <w:r>
+        <w:rPr>
+          <w:rStyle w:val="VerbatimChar"/>
+        </w:rPr>
+        <w:t xml:space="preserve"> = weights, info = </w:t>
+      </w:r>
+      <w:proofErr w:type="spellStart"/>
+      <w:r>
+        <w:rPr>
+          <w:rStyle w:val="VerbatimChar"/>
+        </w:rPr>
+        <w:t>trainInfo</w:t>
+      </w:r>
+      <w:proofErr w:type="spellEnd"/>
+      <w:r>
+        <w:rPr>
+          <w:rStyle w:val="VerbatimChar"/>
+        </w:rPr>
+        <w:t>,</w:t>
       </w:r>
       <w:r>
         <w:br/>
@@ -3300,6 +5146,7 @@
         </w:rPr>
         <w:t>expand.grid()</w:t>
       </w:r>
+      <w:proofErr w:type="spellStart"/>
       <w:r>
         <w:rPr>
           <w:rFonts w:hint="eastAsia"/>
@@ -3316,8 +5163,9 @@
           <w:bCs/>
           <w:color w:val="156082" w:themeColor="accent1"/>
         </w:rPr>
-        <w:t>train()</w:t>
-      </w:r>
+        <w:t>train</w:t>
+      </w:r>
+      <w:proofErr w:type="spellEnd"/>
       <w:r>
         <w:rPr>
           <w:rFonts w:hint="eastAsia"/>
@@ -3325,15 +5173,170 @@
           <w:bCs/>
           <w:color w:val="156082" w:themeColor="accent1"/>
         </w:rPr>
+        <w:t>()</w:t>
+      </w:r>
+      <w:proofErr w:type="spellStart"/>
+      <w:r>
+        <w:rPr>
+          <w:rFonts w:hint="eastAsia"/>
+          <w:b/>
+          <w:bCs/>
+          <w:color w:val="156082" w:themeColor="accent1"/>
+        </w:rPr>
         <w:t>添加</w:t>
       </w:r>
-      <w:r>
-        <w:rPr>
-          <w:b/>
-          <w:bCs/>
-          <w:color w:val="156082" w:themeColor="accent1"/>
-        </w:rPr>
-        <w:t xml:space="preserve"> grid &lt;- expand.grid(.mtry=c(1:10)) model_rf &lt;- train(biodiv ~ ., data = training_data, method = ” “, preProcess = c(‘scale’, ‘center’), trControl =fitControl, _________ = ________)</w:t>
+      <w:proofErr w:type="spellEnd"/>
+      <w:r>
+        <w:rPr>
+          <w:b/>
+          <w:bCs/>
+          <w:color w:val="156082" w:themeColor="accent1"/>
+        </w:rPr>
+        <w:t xml:space="preserve"> grid &lt;- </w:t>
+      </w:r>
+      <w:proofErr w:type="spellStart"/>
+      <w:r>
+        <w:rPr>
+          <w:b/>
+          <w:bCs/>
+          <w:color w:val="156082" w:themeColor="accent1"/>
+        </w:rPr>
+        <w:t>expand.grid</w:t>
+      </w:r>
+      <w:proofErr w:type="spellEnd"/>
+      <w:r>
+        <w:rPr>
+          <w:b/>
+          <w:bCs/>
+          <w:color w:val="156082" w:themeColor="accent1"/>
+        </w:rPr>
+        <w:t>(.</w:t>
+      </w:r>
+      <w:proofErr w:type="spellStart"/>
+      <w:r>
+        <w:rPr>
+          <w:b/>
+          <w:bCs/>
+          <w:color w:val="156082" w:themeColor="accent1"/>
+        </w:rPr>
+        <w:t>mtry</w:t>
+      </w:r>
+      <w:proofErr w:type="spellEnd"/>
+      <w:r>
+        <w:rPr>
+          <w:b/>
+          <w:bCs/>
+          <w:color w:val="156082" w:themeColor="accent1"/>
+        </w:rPr>
+        <w:t xml:space="preserve">=c(1:10)) </w:t>
+      </w:r>
+      <w:proofErr w:type="spellStart"/>
+      <w:r>
+        <w:rPr>
+          <w:b/>
+          <w:bCs/>
+          <w:color w:val="156082" w:themeColor="accent1"/>
+        </w:rPr>
+        <w:t>model_rf</w:t>
+      </w:r>
+      <w:proofErr w:type="spellEnd"/>
+      <w:r>
+        <w:rPr>
+          <w:b/>
+          <w:bCs/>
+          <w:color w:val="156082" w:themeColor="accent1"/>
+        </w:rPr>
+        <w:t xml:space="preserve"> &lt;- train(</w:t>
+      </w:r>
+      <w:proofErr w:type="spellStart"/>
+      <w:r>
+        <w:rPr>
+          <w:b/>
+          <w:bCs/>
+          <w:color w:val="156082" w:themeColor="accent1"/>
+        </w:rPr>
+        <w:t>biodiv</w:t>
+      </w:r>
+      <w:proofErr w:type="spellEnd"/>
+      <w:r>
+        <w:rPr>
+          <w:b/>
+          <w:bCs/>
+          <w:color w:val="156082" w:themeColor="accent1"/>
+        </w:rPr>
+        <w:t xml:space="preserve"> ~ ., data = </w:t>
+      </w:r>
+      <w:proofErr w:type="spellStart"/>
+      <w:r>
+        <w:rPr>
+          <w:b/>
+          <w:bCs/>
+          <w:color w:val="156082" w:themeColor="accent1"/>
+        </w:rPr>
+        <w:t>training_data</w:t>
+      </w:r>
+      <w:proofErr w:type="spellEnd"/>
+      <w:r>
+        <w:rPr>
+          <w:b/>
+          <w:bCs/>
+          <w:color w:val="156082" w:themeColor="accent1"/>
+        </w:rPr>
+        <w:t xml:space="preserve">, method = ” “, </w:t>
+      </w:r>
+      <w:proofErr w:type="spellStart"/>
+      <w:r>
+        <w:rPr>
+          <w:b/>
+          <w:bCs/>
+          <w:color w:val="156082" w:themeColor="accent1"/>
+        </w:rPr>
+        <w:t>preProcess</w:t>
+      </w:r>
+      <w:proofErr w:type="spellEnd"/>
+      <w:r>
+        <w:rPr>
+          <w:b/>
+          <w:bCs/>
+          <w:color w:val="156082" w:themeColor="accent1"/>
+        </w:rPr>
+        <w:t xml:space="preserve"> = c(‘scale’, ‘center’), </w:t>
+      </w:r>
+      <w:proofErr w:type="spellStart"/>
+      <w:r>
+        <w:rPr>
+          <w:b/>
+          <w:bCs/>
+          <w:color w:val="156082" w:themeColor="accent1"/>
+        </w:rPr>
+        <w:t>trControl</w:t>
+      </w:r>
+      <w:proofErr w:type="spellEnd"/>
+      <w:r>
+        <w:rPr>
+          <w:b/>
+          <w:bCs/>
+          <w:color w:val="156082" w:themeColor="accent1"/>
+        </w:rPr>
+        <w:t xml:space="preserve"> =</w:t>
+      </w:r>
+      <w:proofErr w:type="spellStart"/>
+      <w:r>
+        <w:rPr>
+          <w:b/>
+          <w:bCs/>
+          <w:color w:val="156082" w:themeColor="accent1"/>
+        </w:rPr>
+        <w:t>fitControl</w:t>
+      </w:r>
+      <w:proofErr w:type="spellEnd"/>
+      <w:r>
+        <w:rPr>
+          <w:b/>
+          <w:bCs/>
+          <w:color w:val="156082" w:themeColor="accent1"/>
+        </w:rPr>
+        <w:t>, _________ = ________)</w:t>
       </w:r>
     </w:p>
     <w:p>
@@ -3403,11 +5406,19 @@
         </w:rPr>
         <w:t xml:space="preserve"> </w:t>
       </w:r>
+      <w:proofErr w:type="spellStart"/>
       <w:r>
         <w:rPr>
           <w:color w:val="C00000"/>
         </w:rPr>
-        <w:t>tuneGrid = grid</w:t>
+        <w:t>tuneGrid</w:t>
+      </w:r>
+      <w:proofErr w:type="spellEnd"/>
+      <w:r>
+        <w:rPr>
+          <w:color w:val="C00000"/>
+        </w:rPr>
+        <w:t xml:space="preserve"> = grid</w:t>
       </w:r>
     </w:p>
     <w:p>
@@ -3419,8 +5430,17 @@
           <w:rStyle w:val="CommentTok"/>
           <w:lang w:eastAsia="zh-CN"/>
         </w:rPr>
-        <w:t># mtry</w:t>
-      </w:r>
+        <w:t xml:space="preserve"># </w:t>
+      </w:r>
+      <w:proofErr w:type="spellStart"/>
+      <w:r>
+        <w:rPr>
+          <w:rStyle w:val="CommentTok"/>
+          <w:lang w:eastAsia="zh-CN"/>
+        </w:rPr>
+        <w:t>mtry</w:t>
+      </w:r>
+      <w:proofErr w:type="spellEnd"/>
       <w:r>
         <w:rPr>
           <w:rStyle w:val="CommentTok"/>
@@ -3439,7 +5459,23 @@
           <w:rStyle w:val="CommentTok"/>
           <w:lang w:eastAsia="zh-CN"/>
         </w:rPr>
-        <w:t xml:space="preserve"># mtry </w:t>
+        <w:t xml:space="preserve"># </w:t>
+      </w:r>
+      <w:proofErr w:type="spellStart"/>
+      <w:r>
+        <w:rPr>
+          <w:rStyle w:val="CommentTok"/>
+          <w:lang w:eastAsia="zh-CN"/>
+        </w:rPr>
+        <w:t>mtry</w:t>
+      </w:r>
+      <w:proofErr w:type="spellEnd"/>
+      <w:r>
+        <w:rPr>
+          <w:rStyle w:val="CommentTok"/>
+          <w:lang w:eastAsia="zh-CN"/>
+        </w:rPr>
+        <w:t xml:space="preserve"> </w:t>
       </w:r>
       <w:r>
         <w:rPr>
@@ -3459,7 +5495,23 @@
           <w:rStyle w:val="CommentTok"/>
           <w:lang w:eastAsia="zh-CN"/>
         </w:rPr>
-        <w:t xml:space="preserve"># mtry </w:t>
+        <w:t xml:space="preserve"># </w:t>
+      </w:r>
+      <w:proofErr w:type="spellStart"/>
+      <w:r>
+        <w:rPr>
+          <w:rStyle w:val="CommentTok"/>
+          <w:lang w:eastAsia="zh-CN"/>
+        </w:rPr>
+        <w:t>mtry</w:t>
+      </w:r>
+      <w:proofErr w:type="spellEnd"/>
+      <w:r>
+        <w:rPr>
+          <w:rStyle w:val="CommentTok"/>
+          <w:lang w:eastAsia="zh-CN"/>
+        </w:rPr>
+        <w:t xml:space="preserve"> </w:t>
       </w:r>
       <w:r>
         <w:rPr>
@@ -3498,12 +5550,14 @@
         </w:rPr>
         <w:t xml:space="preserve"> </w:t>
       </w:r>
+      <w:proofErr w:type="spellStart"/>
       <w:r>
         <w:rPr>
           <w:rStyle w:val="FunctionTok"/>
         </w:rPr>
         <w:t>expand.grid</w:t>
       </w:r>
+      <w:proofErr w:type="spellEnd"/>
       <w:r>
         <w:rPr>
           <w:rStyle w:val="NormalTok"/>
@@ -3514,7 +5568,21 @@
         <w:rPr>
           <w:rStyle w:val="AttributeTok"/>
         </w:rPr>
-        <w:t>.mtry =</w:t>
+        <w:t>.</w:t>
+      </w:r>
+      <w:proofErr w:type="spellStart"/>
+      <w:r>
+        <w:rPr>
+          <w:rStyle w:val="AttributeTok"/>
+        </w:rPr>
+        <w:t>mtry</w:t>
+      </w:r>
+      <w:proofErr w:type="spellEnd"/>
+      <w:r>
+        <w:rPr>
+          <w:rStyle w:val="AttributeTok"/>
+        </w:rPr>
+        <w:t xml:space="preserve"> =</w:t>
       </w:r>
       <w:r>
         <w:rPr>
@@ -3576,26 +5644,44 @@
         </w:rPr>
         <w:t xml:space="preserve"> caret </w:t>
       </w:r>
+      <w:proofErr w:type="spellStart"/>
       <w:r>
         <w:rPr>
           <w:rStyle w:val="CommentTok"/>
         </w:rPr>
         <w:t>里的可调参数表里只有</w:t>
       </w:r>
-      <w:r>
-        <w:rPr>
-          <w:rStyle w:val="CommentTok"/>
-        </w:rPr>
-        <w:t xml:space="preserve"> mtry</w:t>
-      </w:r>
-      <w:r>
-        <w:br/>
-      </w:r>
-      <w:r>
-        <w:rPr>
-          <w:rStyle w:val="NormalTok"/>
-        </w:rPr>
-        <w:t xml:space="preserve">model_rf_tune </w:t>
+      <w:proofErr w:type="spellEnd"/>
+      <w:r>
+        <w:rPr>
+          <w:rStyle w:val="CommentTok"/>
+        </w:rPr>
+        <w:t xml:space="preserve"> </w:t>
+      </w:r>
+      <w:proofErr w:type="spellStart"/>
+      <w:r>
+        <w:rPr>
+          <w:rStyle w:val="CommentTok"/>
+        </w:rPr>
+        <w:t>mtry</w:t>
+      </w:r>
+      <w:proofErr w:type="spellEnd"/>
+      <w:r>
+        <w:br/>
+      </w:r>
+      <w:proofErr w:type="spellStart"/>
+      <w:r>
+        <w:rPr>
+          <w:rStyle w:val="NormalTok"/>
+        </w:rPr>
+        <w:t>model_rf_tune</w:t>
+      </w:r>
+      <w:proofErr w:type="spellEnd"/>
+      <w:r>
+        <w:rPr>
+          <w:rStyle w:val="NormalTok"/>
+        </w:rPr>
+        <w:t xml:space="preserve"> </w:t>
       </w:r>
       <w:r>
         <w:rPr>
@@ -3619,7 +5705,21 @@
         <w:rPr>
           <w:rStyle w:val="NormalTok"/>
         </w:rPr>
-        <w:t xml:space="preserve">(abund </w:t>
+        <w:t>(</w:t>
+      </w:r>
+      <w:proofErr w:type="spellStart"/>
+      <w:r>
+        <w:rPr>
+          <w:rStyle w:val="NormalTok"/>
+        </w:rPr>
+        <w:t>abund</w:t>
+      </w:r>
+      <w:proofErr w:type="spellEnd"/>
+      <w:r>
+        <w:rPr>
+          <w:rStyle w:val="NormalTok"/>
+        </w:rPr>
+        <w:t xml:space="preserve"> </w:t>
       </w:r>
       <w:r>
         <w:rPr>
@@ -3643,7 +5743,21 @@
         <w:rPr>
           <w:rStyle w:val="NormalTok"/>
         </w:rPr>
-        <w:t xml:space="preserve"> training_data, </w:t>
+        <w:t xml:space="preserve"> </w:t>
+      </w:r>
+      <w:proofErr w:type="spellStart"/>
+      <w:r>
+        <w:rPr>
+          <w:rStyle w:val="NormalTok"/>
+        </w:rPr>
+        <w:t>training_data</w:t>
+      </w:r>
+      <w:proofErr w:type="spellEnd"/>
+      <w:r>
+        <w:rPr>
+          <w:rStyle w:val="NormalTok"/>
+        </w:rPr>
+        <w:t xml:space="preserve">, </w:t>
       </w:r>
       <w:r>
         <w:rPr>
@@ -3678,11 +5792,19 @@
         </w:rPr>
         <w:t xml:space="preserve">                       </w:t>
       </w:r>
+      <w:proofErr w:type="spellStart"/>
       <w:r>
         <w:rPr>
           <w:rStyle w:val="AttributeTok"/>
         </w:rPr>
-        <w:t>preProcess =</w:t>
+        <w:t>preProcess</w:t>
+      </w:r>
+      <w:proofErr w:type="spellEnd"/>
+      <w:r>
+        <w:rPr>
+          <w:rStyle w:val="AttributeTok"/>
+        </w:rPr>
+        <w:t xml:space="preserve"> =</w:t>
       </w:r>
       <w:r>
         <w:rPr>
@@ -3733,20 +5855,41 @@
         <w:rPr>
           <w:rStyle w:val="NormalTok"/>
         </w:rPr>
-        <w:lastRenderedPageBreak/>
         <w:t xml:space="preserve">                       </w:t>
       </w:r>
+      <w:proofErr w:type="spellStart"/>
       <w:r>
         <w:rPr>
           <w:rStyle w:val="AttributeTok"/>
         </w:rPr>
-        <w:t>trControl =</w:t>
-      </w:r>
-      <w:r>
-        <w:rPr>
-          <w:rStyle w:val="NormalTok"/>
-        </w:rPr>
-        <w:t xml:space="preserve"> fitControl,</w:t>
+        <w:t>trControl</w:t>
+      </w:r>
+      <w:proofErr w:type="spellEnd"/>
+      <w:r>
+        <w:rPr>
+          <w:rStyle w:val="AttributeTok"/>
+        </w:rPr>
+        <w:t xml:space="preserve"> =</w:t>
+      </w:r>
+      <w:r>
+        <w:rPr>
+          <w:rStyle w:val="NormalTok"/>
+        </w:rPr>
+        <w:t xml:space="preserve"> </w:t>
+      </w:r>
+      <w:proofErr w:type="spellStart"/>
+      <w:r>
+        <w:rPr>
+          <w:rStyle w:val="NormalTok"/>
+        </w:rPr>
+        <w:t>fitControl</w:t>
+      </w:r>
+      <w:proofErr w:type="spellEnd"/>
+      <w:r>
+        <w:rPr>
+          <w:rStyle w:val="NormalTok"/>
+        </w:rPr>
+        <w:t>,</w:t>
       </w:r>
       <w:r>
         <w:br/>
@@ -3757,11 +5900,19 @@
         </w:rPr>
         <w:t xml:space="preserve">                       </w:t>
       </w:r>
+      <w:proofErr w:type="spellStart"/>
       <w:r>
         <w:rPr>
           <w:rStyle w:val="AttributeTok"/>
         </w:rPr>
-        <w:t>tuneGrid =</w:t>
+        <w:t>tuneGrid</w:t>
+      </w:r>
+      <w:proofErr w:type="spellEnd"/>
+      <w:r>
+        <w:rPr>
+          <w:rStyle w:val="AttributeTok"/>
+        </w:rPr>
+        <w:t xml:space="preserve"> =</w:t>
       </w:r>
       <w:r>
         <w:rPr>
@@ -3778,11 +5929,19 @@
         </w:rPr>
         <w:t xml:space="preserve">                       </w:t>
       </w:r>
+      <w:proofErr w:type="spellStart"/>
       <w:r>
         <w:rPr>
           <w:rStyle w:val="AttributeTok"/>
         </w:rPr>
-        <w:t>ntree =</w:t>
+        <w:t>ntree</w:t>
+      </w:r>
+      <w:proofErr w:type="spellEnd"/>
+      <w:r>
+        <w:rPr>
+          <w:rStyle w:val="AttributeTok"/>
+        </w:rPr>
+        <w:t xml:space="preserve"> =</w:t>
       </w:r>
       <w:r>
         <w:rPr>
@@ -3808,12 +5967,14 @@
         </w:rPr>
         <w:t xml:space="preserve"># </w:t>
       </w:r>
+      <w:proofErr w:type="spellStart"/>
       <w:r>
         <w:rPr>
           <w:rStyle w:val="CommentTok"/>
         </w:rPr>
         <w:t>树的数量</w:t>
       </w:r>
+      <w:proofErr w:type="spellEnd"/>
       <w:r>
         <w:br/>
       </w:r>
@@ -3830,7 +5991,21 @@
         <w:rPr>
           <w:rStyle w:val="NormalTok"/>
         </w:rPr>
-        <w:t>(model_rf_tune)</w:t>
+        <w:t>(</w:t>
+      </w:r>
+      <w:proofErr w:type="spellStart"/>
+      <w:r>
+        <w:rPr>
+          <w:rStyle w:val="NormalTok"/>
+        </w:rPr>
+        <w:t>model_rf_tune</w:t>
+      </w:r>
+      <w:proofErr w:type="spellEnd"/>
+      <w:r>
+        <w:rPr>
+          <w:rStyle w:val="NormalTok"/>
+        </w:rPr>
+        <w:t>)</w:t>
       </w:r>
     </w:p>
     <w:p>
@@ -3931,7 +6106,35 @@
         <w:rPr>
           <w:rStyle w:val="VerbatimChar"/>
         </w:rPr>
-        <w:t xml:space="preserve">##   mtry  RMSE      Rsquared   MAE     </w:t>
+        <w:t xml:space="preserve">##   </w:t>
+      </w:r>
+      <w:proofErr w:type="spellStart"/>
+      <w:r>
+        <w:rPr>
+          <w:rStyle w:val="VerbatimChar"/>
+        </w:rPr>
+        <w:t>mtry</w:t>
+      </w:r>
+      <w:proofErr w:type="spellEnd"/>
+      <w:r>
+        <w:rPr>
+          <w:rStyle w:val="VerbatimChar"/>
+        </w:rPr>
+        <w:t xml:space="preserve">  RMSE      </w:t>
+      </w:r>
+      <w:proofErr w:type="spellStart"/>
+      <w:r>
+        <w:rPr>
+          <w:rStyle w:val="VerbatimChar"/>
+        </w:rPr>
+        <w:t>Rsquared</w:t>
+      </w:r>
+      <w:proofErr w:type="spellEnd"/>
+      <w:r>
+        <w:rPr>
+          <w:rStyle w:val="VerbatimChar"/>
+        </w:rPr>
+        <w:t xml:space="preserve">   MAE     </w:t>
       </w:r>
       <w:r>
         <w:br/>
@@ -3967,6 +6170,7 @@
         <w:rPr>
           <w:rStyle w:val="VerbatimChar"/>
         </w:rPr>
+        <w:lastRenderedPageBreak/>
         <w:t>##    4    7.060101  0.9616650  5.994667</w:t>
       </w:r>
       <w:r>
@@ -4048,7 +6252,21 @@
         <w:rPr>
           <w:rStyle w:val="VerbatimChar"/>
         </w:rPr>
-        <w:t>## The final value used for the model was mtry = 5.</w:t>
+        <w:t xml:space="preserve">## The final value used for the model was </w:t>
+      </w:r>
+      <w:proofErr w:type="spellStart"/>
+      <w:r>
+        <w:rPr>
+          <w:rStyle w:val="VerbatimChar"/>
+        </w:rPr>
+        <w:t>mtry</w:t>
+      </w:r>
+      <w:proofErr w:type="spellEnd"/>
+      <w:r>
+        <w:rPr>
+          <w:rStyle w:val="VerbatimChar"/>
+        </w:rPr>
+        <w:t xml:space="preserve"> = 5.</w:t>
       </w:r>
     </w:p>
     <w:p>
@@ -4056,18 +6274,21 @@
         <w:pStyle w:val="FirstParagraph"/>
         <w:rPr>
           <w:color w:val="C00000"/>
+          <w:lang w:eastAsia="zh-CN"/>
         </w:rPr>
       </w:pPr>
       <w:r>
         <w:rPr>
           <w:rFonts w:hint="eastAsia"/>
           <w:color w:val="C00000"/>
+          <w:lang w:eastAsia="zh-CN"/>
         </w:rPr>
         <w:t>说明：</w:t>
       </w:r>
       <w:r>
         <w:rPr>
           <w:color w:val="C00000"/>
+          <w:lang w:eastAsia="zh-CN"/>
         </w:rPr>
         <w:t xml:space="preserve"> 1. </w:t>
       </w:r>
@@ -4075,27 +6296,63 @@
         <w:rPr>
           <w:rFonts w:hint="eastAsia"/>
           <w:color w:val="C00000"/>
+          <w:lang w:eastAsia="zh-CN"/>
         </w:rPr>
         <w:t>题目以</w:t>
       </w:r>
       <w:r>
         <w:rPr>
           <w:color w:val="C00000"/>
-        </w:rPr>
-        <w:t xml:space="preserve"> biodiv </w:t>
+          <w:lang w:eastAsia="zh-CN"/>
+        </w:rPr>
+        <w:t xml:space="preserve"> </w:t>
+      </w:r>
+      <w:proofErr w:type="spellStart"/>
+      <w:r>
+        <w:rPr>
+          <w:color w:val="C00000"/>
+          <w:lang w:eastAsia="zh-CN"/>
+        </w:rPr>
+        <w:t>biodiv</w:t>
+      </w:r>
+      <w:proofErr w:type="spellEnd"/>
+      <w:r>
+        <w:rPr>
+          <w:color w:val="C00000"/>
+          <w:lang w:eastAsia="zh-CN"/>
+        </w:rPr>
+        <w:t xml:space="preserve"> </w:t>
       </w:r>
       <w:r>
         <w:rPr>
           <w:rFonts w:hint="eastAsia"/>
           <w:color w:val="C00000"/>
+          <w:lang w:eastAsia="zh-CN"/>
         </w:rPr>
         <w:t>为因变量可能是写错了，因变量应该是</w:t>
       </w:r>
       <w:r>
         <w:rPr>
           <w:color w:val="C00000"/>
-        </w:rPr>
-        <w:t xml:space="preserve"> abund </w:t>
+          <w:lang w:eastAsia="zh-CN"/>
+        </w:rPr>
+        <w:t xml:space="preserve"> </w:t>
+      </w:r>
+      <w:proofErr w:type="spellStart"/>
+      <w:r>
+        <w:rPr>
+          <w:color w:val="C00000"/>
+          <w:lang w:eastAsia="zh-CN"/>
+        </w:rPr>
+        <w:t>abund</w:t>
+      </w:r>
+      <w:proofErr w:type="spellEnd"/>
+      <w:r>
+        <w:rPr>
+          <w:color w:val="C00000"/>
+          <w:lang w:eastAsia="zh-CN"/>
+        </w:rPr>
+        <w:t xml:space="preserve"> </w:t>
       </w:r>
     </w:p>
     <w:p>
@@ -4125,6 +6382,7 @@
         </w:rPr>
         <w:t xml:space="preserve"> caret </w:t>
       </w:r>
+      <w:proofErr w:type="spellStart"/>
       <w:r>
         <w:rPr>
           <w:rFonts w:hint="eastAsia"/>
@@ -4132,12 +6390,14 @@
         </w:rPr>
         <w:t>里的可调参数表里只有</w:t>
       </w:r>
+      <w:proofErr w:type="spellEnd"/>
       <w:r>
         <w:rPr>
           <w:color w:val="C00000"/>
         </w:rPr>
         <w:t xml:space="preserve"> </w:t>
       </w:r>
+      <w:proofErr w:type="spellStart"/>
       <w:r>
         <w:rPr>
           <w:rFonts w:hint="eastAsia"/>
@@ -4145,6 +6405,7 @@
         </w:rPr>
         <w:t>mtry</w:t>
       </w:r>
+      <w:proofErr w:type="spellEnd"/>
       <w:r>
         <w:rPr>
           <w:rFonts w:hint="eastAsia"/>
@@ -4182,6 +6443,7 @@
         </w:rPr>
         <w:t xml:space="preserve"> </w:t>
       </w:r>
+      <w:proofErr w:type="spellStart"/>
       <w:r>
         <w:rPr>
           <w:rFonts w:hint="eastAsia"/>
@@ -4190,6 +6452,7 @@
         </w:rPr>
         <w:t>ntree</w:t>
       </w:r>
+      <w:proofErr w:type="spellEnd"/>
       <w:r>
         <w:rPr>
           <w:rFonts w:hint="eastAsia"/>
@@ -4250,7 +6513,6 @@
         <w:rPr>
           <w:lang w:eastAsia="zh-CN"/>
         </w:rPr>
-        <w:lastRenderedPageBreak/>
         <w:t>Exercise 3</w:t>
       </w:r>
     </w:p>
@@ -4389,7 +6651,23 @@
           <w:rFonts w:ascii="Times New Roman" w:eastAsia="仿宋" w:hAnsi="Times New Roman" w:cs="Times New Roman" w:hint="eastAsia"/>
           <w:lang w:eastAsia="zh-CN"/>
         </w:rPr>
-        <w:t xml:space="preserve"> feature_importances_ </w:t>
+        <w:t xml:space="preserve"> </w:t>
+      </w:r>
+      <w:proofErr w:type="spellStart"/>
+      <w:r>
+        <w:rPr>
+          <w:rFonts w:ascii="Times New Roman" w:eastAsia="仿宋" w:hAnsi="Times New Roman" w:cs="Times New Roman" w:hint="eastAsia"/>
+          <w:lang w:eastAsia="zh-CN"/>
+        </w:rPr>
+        <w:t>feature_importances</w:t>
+      </w:r>
+      <w:proofErr w:type="spellEnd"/>
+      <w:r>
+        <w:rPr>
+          <w:rFonts w:ascii="Times New Roman" w:eastAsia="仿宋" w:hAnsi="Times New Roman" w:cs="Times New Roman" w:hint="eastAsia"/>
+          <w:lang w:eastAsia="zh-CN"/>
+        </w:rPr>
+        <w:t xml:space="preserve">_ </w:t>
       </w:r>
       <w:r>
         <w:rPr>
@@ -4525,6 +6803,7 @@
           <w:rFonts w:ascii="Times New Roman" w:eastAsia="仿宋" w:hAnsi="Times New Roman" w:cs="Times New Roman" w:hint="eastAsia"/>
           <w:lang w:eastAsia="zh-CN"/>
         </w:rPr>
+        <w:lastRenderedPageBreak/>
         <w:t>传统模型如逻辑回归，依赖显式的特征选择步骤剔除冗余，否则受多重共线性影响较大</w:t>
       </w:r>
       <w:r>
@@ -4587,6 +6866,7 @@
         </w:rPr>
         <w:t>天生带有特征选择机制。每次分裂节点时只随机抽取部分特征（</w:t>
       </w:r>
+      <w:proofErr w:type="spellStart"/>
       <w:r>
         <w:rPr>
           <w:rFonts w:ascii="Times New Roman" w:eastAsia="仿宋" w:hAnsi="Times New Roman" w:cs="Times New Roman" w:hint="eastAsia"/>
@@ -4594,6 +6874,7 @@
         </w:rPr>
         <w:t>mtry</w:t>
       </w:r>
+      <w:proofErr w:type="spellEnd"/>
       <w:r>
         <w:rPr>
           <w:rFonts w:ascii="Times New Roman" w:eastAsia="仿宋" w:hAnsi="Times New Roman" w:cs="Times New Roman" w:hint="eastAsia"/>
@@ -4615,12 +6896,21 @@
         </w:rPr>
         <w:t>直接输出</w:t>
       </w:r>
-      <w:r>
-        <w:rPr>
-          <w:rFonts w:ascii="Times New Roman" w:eastAsia="仿宋" w:hAnsi="Times New Roman" w:cs="Times New Roman" w:hint="eastAsia"/>
-          <w:lang w:eastAsia="zh-CN"/>
-        </w:rPr>
-        <w:t xml:space="preserve">feature_importances_ </w:t>
+      <w:proofErr w:type="spellStart"/>
+      <w:r>
+        <w:rPr>
+          <w:rFonts w:ascii="Times New Roman" w:eastAsia="仿宋" w:hAnsi="Times New Roman" w:cs="Times New Roman" w:hint="eastAsia"/>
+          <w:lang w:eastAsia="zh-CN"/>
+        </w:rPr>
+        <w:t>feature_importances</w:t>
+      </w:r>
+      <w:proofErr w:type="spellEnd"/>
+      <w:r>
+        <w:rPr>
+          <w:rFonts w:ascii="Times New Roman" w:eastAsia="仿宋" w:hAnsi="Times New Roman" w:cs="Times New Roman" w:hint="eastAsia"/>
+          <w:lang w:eastAsia="zh-CN"/>
+        </w:rPr>
+        <w:t xml:space="preserve">_ </w:t>
       </w:r>
       <w:r>
         <w:rPr>
@@ -4697,7 +6987,27 @@
           <w:bCs/>
           <w:lang w:eastAsia="zh-CN"/>
         </w:rPr>
-        <w:t xml:space="preserve"> varImp(model)</w:t>
+        <w:t xml:space="preserve"> </w:t>
+      </w:r>
+      <w:proofErr w:type="spellStart"/>
+      <w:r>
+        <w:rPr>
+          <w:rFonts w:ascii="Times New Roman" w:eastAsia="仿宋" w:hAnsi="Times New Roman" w:cs="Times New Roman" w:hint="eastAsia"/>
+          <w:b/>
+          <w:bCs/>
+          <w:lang w:eastAsia="zh-CN"/>
+        </w:rPr>
+        <w:t>varImp</w:t>
+      </w:r>
+      <w:proofErr w:type="spellEnd"/>
+      <w:r>
+        <w:rPr>
+          <w:rFonts w:ascii="Times New Roman" w:eastAsia="仿宋" w:hAnsi="Times New Roman" w:cs="Times New Roman" w:hint="eastAsia"/>
+          <w:b/>
+          <w:bCs/>
+          <w:lang w:eastAsia="zh-CN"/>
+        </w:rPr>
+        <w:t>(model)</w:t>
       </w:r>
       <w:r>
         <w:rPr>
